--- a/documents/Benutzerhandbuch_Developer_de.docx
+++ b/documents/Benutzerhandbuch_Developer_de.docx
@@ -4,7 +4,7 @@
   <w:body>
     <w:p>
       <w:pPr>
-        <w:pStyle w:val="Titel"/>
+        <w:pStyle w:val="Titre"/>
       </w:pPr>
       <w:r>
         <w:t xml:space="preserve">Benutzerhandbuch: </w:t>
@@ -42,12 +42,44 @@
         <w:t>ÖREB-Weisungen</w:t>
       </w:r>
       <w:r>
-        <w:t>. Es führt automatisierte Prüfungen für verschiedene Service-Operationen wie GetVersions, GetCapabilities, GetEGRID und GetExtractById durch.</w:t>
+        <w:t xml:space="preserve">. Es führt automatisierte Prüfungen für verschiedene Service-Operationen wie </w:t>
+      </w:r>
+      <w:proofErr w:type="spellStart"/>
+      <w:r>
+        <w:t>GetVersions</w:t>
+      </w:r>
+      <w:proofErr w:type="spellEnd"/>
+      <w:r>
+        <w:t xml:space="preserve">, </w:t>
+      </w:r>
+      <w:proofErr w:type="spellStart"/>
+      <w:r>
+        <w:t>GetCapabilities</w:t>
+      </w:r>
+      <w:proofErr w:type="spellEnd"/>
+      <w:r>
+        <w:t xml:space="preserve">, </w:t>
+      </w:r>
+      <w:proofErr w:type="spellStart"/>
+      <w:r>
+        <w:t>GetEGRID</w:t>
+      </w:r>
+      <w:proofErr w:type="spellEnd"/>
+      <w:r>
+        <w:t xml:space="preserve"> und </w:t>
+      </w:r>
+      <w:proofErr w:type="spellStart"/>
+      <w:r>
+        <w:t>GetExtractById</w:t>
+      </w:r>
+      <w:proofErr w:type="spellEnd"/>
+      <w:r>
+        <w:t xml:space="preserve"> durch.</w:t>
       </w:r>
     </w:p>
     <w:p>
       <w:pPr>
-        <w:pStyle w:val="berschrift1"/>
+        <w:pStyle w:val="Titre1"/>
       </w:pPr>
       <w:r>
         <w:t>Voraussetzungen</w:t>
@@ -55,19 +87,27 @@
     </w:p>
     <w:p>
       <w:pPr>
-        <w:pStyle w:val="Listenabsatz"/>
+        <w:pStyle w:val="Paragraphedeliste"/>
         <w:numPr>
           <w:ilvl w:val="0"/>
           <w:numId w:val="20"/>
         </w:numPr>
       </w:pPr>
       <w:r>
-        <w:t>Java Runtime Environment (JRE): Version 21 oder höher.</w:t>
+        <w:t xml:space="preserve">Java </w:t>
+      </w:r>
+      <w:proofErr w:type="spellStart"/>
+      <w:r>
+        <w:t>Runtime</w:t>
+      </w:r>
+      <w:proofErr w:type="spellEnd"/>
+      <w:r>
+        <w:t xml:space="preserve"> Environment (JRE): Version 21 oder höher.</w:t>
       </w:r>
     </w:p>
     <w:p>
       <w:pPr>
-        <w:pStyle w:val="Listenabsatz"/>
+        <w:pStyle w:val="Paragraphedeliste"/>
         <w:numPr>
           <w:ilvl w:val="0"/>
           <w:numId w:val="20"/>
@@ -79,11 +119,16 @@
     </w:p>
     <w:p>
       <w:pPr>
-        <w:pStyle w:val="berschrift1"/>
-      </w:pPr>
-      <w:r>
-        <w:t>Installation &amp; Build</w:t>
-      </w:r>
+        <w:pStyle w:val="Titre1"/>
+      </w:pPr>
+      <w:r>
+        <w:t xml:space="preserve">Installation &amp; </w:t>
+      </w:r>
+      <w:proofErr w:type="spellStart"/>
+      <w:r>
+        <w:t>Build</w:t>
+      </w:r>
+      <w:proofErr w:type="spellEnd"/>
     </w:p>
     <w:p>
       <w:r>
@@ -92,7 +137,7 @@
     </w:p>
     <w:p>
       <w:pPr>
-        <w:pStyle w:val="Listenabsatz"/>
+        <w:pStyle w:val="Paragraphedeliste"/>
         <w:numPr>
           <w:ilvl w:val="0"/>
           <w:numId w:val="19"/>
@@ -110,7 +155,7 @@
     </w:p>
     <w:p>
       <w:pPr>
-        <w:pStyle w:val="Listenabsatz"/>
+        <w:pStyle w:val="Paragraphedeliste"/>
         <w:numPr>
           <w:ilvl w:val="0"/>
           <w:numId w:val="19"/>
@@ -128,7 +173,7 @@
     </w:p>
     <w:p>
       <w:pPr>
-        <w:pStyle w:val="Listenabsatz"/>
+        <w:pStyle w:val="Paragraphedeliste"/>
         <w:numPr>
           <w:ilvl w:val="0"/>
           <w:numId w:val="19"/>
@@ -140,7 +185,7 @@
     </w:p>
     <w:tbl>
       <w:tblPr>
-        <w:tblStyle w:val="Tabellenraster"/>
+        <w:tblStyle w:val="Grilledutableau"/>
         <w:tblW w:w="0" w:type="auto"/>
         <w:tblInd w:w="720" w:type="dxa"/>
         <w:tblCellMar>
@@ -160,43 +205,112 @@
           </w:tcPr>
           <w:p>
             <w:pPr>
-              <w:pStyle w:val="Listenabsatz"/>
+              <w:pStyle w:val="Paragraphedeliste"/>
               <w:ind w:left="0"/>
-            </w:pPr>
-            <w:r>
-              <w:rPr>
-                <w:rStyle w:val="IntensiveHervorhebung"/>
-                <w:rFonts w:ascii="Bahnschrift Light SemiCondensed" w:hAnsi="Bahnschrift Light SemiCondensed"/>
+              <w:rPr>
+                <w:rFonts w:ascii="Courier New" w:hAnsi="Courier New" w:cs="Courier New"/>
+                <w:sz w:val="14"/>
+                <w:szCs w:val="14"/>
+              </w:rPr>
+            </w:pPr>
+            <w:proofErr w:type="spellStart"/>
+            <w:r>
+              <w:rPr>
+                <w:rStyle w:val="Accentuationintense"/>
+                <w:rFonts w:ascii="Courier New" w:hAnsi="Courier New" w:cs="Courier New"/>
                 <w:i w:val="0"/>
                 <w:iCs w:val="0"/>
                 <w:color w:val="196B24" w:themeColor="accent3"/>
-              </w:rPr>
-              <w:t>mvn clean package -DskipTests</w:t>
-            </w:r>
+                <w:sz w:val="14"/>
+                <w:szCs w:val="14"/>
+              </w:rPr>
+              <w:t>mvn</w:t>
+            </w:r>
+            <w:proofErr w:type="spellEnd"/>
+            <w:r>
+              <w:rPr>
+                <w:rStyle w:val="Accentuationintense"/>
+                <w:rFonts w:ascii="Courier New" w:hAnsi="Courier New" w:cs="Courier New"/>
+                <w:i w:val="0"/>
+                <w:iCs w:val="0"/>
+                <w:color w:val="196B24" w:themeColor="accent3"/>
+                <w:sz w:val="14"/>
+                <w:szCs w:val="14"/>
+              </w:rPr>
+              <w:t xml:space="preserve"> clean </w:t>
+            </w:r>
+            <w:proofErr w:type="spellStart"/>
+            <w:r>
+              <w:rPr>
+                <w:rStyle w:val="Accentuationintense"/>
+                <w:rFonts w:ascii="Courier New" w:hAnsi="Courier New" w:cs="Courier New"/>
+                <w:i w:val="0"/>
+                <w:iCs w:val="0"/>
+                <w:color w:val="196B24" w:themeColor="accent3"/>
+                <w:sz w:val="14"/>
+                <w:szCs w:val="14"/>
+              </w:rPr>
+              <w:t>package</w:t>
+            </w:r>
+            <w:proofErr w:type="spellEnd"/>
+            <w:r>
+              <w:rPr>
+                <w:rStyle w:val="Accentuationintense"/>
+                <w:rFonts w:ascii="Courier New" w:hAnsi="Courier New" w:cs="Courier New"/>
+                <w:i w:val="0"/>
+                <w:iCs w:val="0"/>
+                <w:color w:val="196B24" w:themeColor="accent3"/>
+                <w:sz w:val="14"/>
+                <w:szCs w:val="14"/>
+              </w:rPr>
+              <w:t xml:space="preserve"> -</w:t>
+            </w:r>
+            <w:proofErr w:type="spellStart"/>
+            <w:r>
+              <w:rPr>
+                <w:rStyle w:val="Accentuationintense"/>
+                <w:rFonts w:ascii="Courier New" w:hAnsi="Courier New" w:cs="Courier New"/>
+                <w:i w:val="0"/>
+                <w:iCs w:val="0"/>
+                <w:color w:val="196B24" w:themeColor="accent3"/>
+                <w:sz w:val="14"/>
+                <w:szCs w:val="14"/>
+              </w:rPr>
+              <w:t>DskipTests</w:t>
+            </w:r>
+            <w:proofErr w:type="spellEnd"/>
           </w:p>
         </w:tc>
       </w:tr>
     </w:tbl>
     <w:p>
       <w:pPr>
-        <w:pStyle w:val="Listenabsatz"/>
+        <w:pStyle w:val="Paragraphedeliste"/>
       </w:pPr>
     </w:p>
     <w:p>
       <w:pPr>
-        <w:pStyle w:val="Listenabsatz"/>
+        <w:pStyle w:val="Paragraphedeliste"/>
         <w:numPr>
           <w:ilvl w:val="0"/>
           <w:numId w:val="19"/>
         </w:numPr>
       </w:pPr>
       <w:r>
-        <w:t>Die fertige Datei (oereb-checker-1.0-jar-with-dependencies.jar) finden Sie danach im Unterordner target/.</w:t>
+        <w:t xml:space="preserve">Die fertige Datei (oereb-checker-1.0-jar-with-dependencies.jar) finden Sie danach im Unterordner </w:t>
+      </w:r>
+      <w:proofErr w:type="spellStart"/>
+      <w:r>
+        <w:t>target</w:t>
+      </w:r>
+      <w:proofErr w:type="spellEnd"/>
+      <w:r>
+        <w:t>/.</w:t>
       </w:r>
     </w:p>
     <w:p>
       <w:pPr>
-        <w:pStyle w:val="berschrift1"/>
+        <w:pStyle w:val="Titre1"/>
       </w:pPr>
       <w:r>
         <w:t>Ausführung der Anwendung</w:t>
@@ -209,7 +323,7 @@
     </w:p>
     <w:p>
       <w:pPr>
-        <w:pStyle w:val="berschrift2"/>
+        <w:pStyle w:val="Titre2"/>
       </w:pPr>
       <w:r>
         <w:t>Konfigurations-Modus</w:t>
@@ -222,7 +336,7 @@
     </w:p>
     <w:tbl>
       <w:tblPr>
-        <w:tblStyle w:val="Tabellenraster"/>
+        <w:tblStyle w:val="Grilledutableau"/>
         <w:tblW w:w="0" w:type="auto"/>
         <w:tblCellMar>
           <w:top w:w="108" w:type="dxa"/>
@@ -241,35 +355,70 @@
           </w:tcPr>
           <w:p>
             <w:pPr>
-              <w:pStyle w:val="KeinLeerraum"/>
-              <w:rPr>
-                <w:rFonts w:ascii="Bahnschrift Light SemiCondensed" w:hAnsi="Bahnschrift Light SemiCondensed"/>
+              <w:pStyle w:val="Sansinterligne"/>
+              <w:rPr>
                 <w:i/>
                 <w:iCs/>
                 <w:color w:val="0F4761" w:themeColor="accent1" w:themeShade="BF"/>
-                <w:szCs w:val="18"/>
-                <w:lang w:val="en-US"/>
-              </w:rPr>
-            </w:pPr>
-            <w:r>
-              <w:rPr>
-                <w:rStyle w:val="IntensiveHervorhebung"/>
-                <w:rFonts w:ascii="Bahnschrift Light SemiCondensed" w:hAnsi="Bahnschrift Light SemiCondensed"/>
+                <w:sz w:val="14"/>
+                <w:szCs w:val="14"/>
+              </w:rPr>
+            </w:pPr>
+            <w:r>
+              <w:rPr>
+                <w:rStyle w:val="Accentuationintense"/>
                 <w:i w:val="0"/>
                 <w:iCs w:val="0"/>
                 <w:color w:val="196B24" w:themeColor="accent3"/>
-                <w:szCs w:val="18"/>
-                <w:lang w:val="en-US"/>
-              </w:rPr>
-              <w:t>java -jar oereb-checker.jar -cFP ./configs/be/meine_konfiguration.json</w:t>
-            </w:r>
+                <w:sz w:val="14"/>
+                <w:szCs w:val="14"/>
+              </w:rPr>
+              <w:t>java -jar oereb-checker.jar -</w:t>
+            </w:r>
+            <w:proofErr w:type="spellStart"/>
+            <w:r>
+              <w:rPr>
+                <w:rStyle w:val="Accentuationintense"/>
+                <w:i w:val="0"/>
+                <w:iCs w:val="0"/>
+                <w:color w:val="196B24" w:themeColor="accent3"/>
+                <w:sz w:val="14"/>
+                <w:szCs w:val="14"/>
+              </w:rPr>
+              <w:t>cFP</w:t>
+            </w:r>
+            <w:proofErr w:type="spellEnd"/>
+            <w:r>
+              <w:rPr>
+                <w:rStyle w:val="Accentuationintense"/>
+                <w:i w:val="0"/>
+                <w:iCs w:val="0"/>
+                <w:color w:val="196B24" w:themeColor="accent3"/>
+                <w:sz w:val="14"/>
+                <w:szCs w:val="14"/>
+              </w:rPr>
+              <w:t xml:space="preserve"> ./configs/be/</w:t>
+            </w:r>
+            <w:proofErr w:type="spellStart"/>
+            <w:r>
+              <w:rPr>
+                <w:rStyle w:val="Accentuationintense"/>
+                <w:i w:val="0"/>
+                <w:iCs w:val="0"/>
+                <w:color w:val="196B24" w:themeColor="accent3"/>
+                <w:sz w:val="14"/>
+                <w:szCs w:val="14"/>
+              </w:rPr>
+              <w:t>meine_konfiguration.json</w:t>
+            </w:r>
+            <w:proofErr w:type="spellEnd"/>
           </w:p>
         </w:tc>
       </w:tr>
     </w:tbl>
     <w:p>
       <w:pPr>
-        <w:pStyle w:val="berschrift2"/>
+        <w:pStyle w:val="Titre2"/>
       </w:pPr>
       <w:r>
         <w:t>Direkt-Modus</w:t>
@@ -288,7 +437,7 @@
     </w:p>
     <w:tbl>
       <w:tblPr>
-        <w:tblStyle w:val="Tabellenraster"/>
+        <w:tblStyle w:val="Grilledutableau"/>
         <w:tblW w:w="0" w:type="auto"/>
         <w:tblCellMar>
           <w:top w:w="108" w:type="dxa"/>
@@ -307,19 +456,50 @@
           </w:tcPr>
           <w:p>
             <w:pPr>
-              <w:pStyle w:val="KeinLeerraum"/>
-              <w:rPr>
-                <w:rFonts w:ascii="Bahnschrift Light SemiCondensed" w:hAnsi="Bahnschrift Light SemiCondensed"/>
-                <w:lang w:val="fr-CH"/>
-              </w:rPr>
-            </w:pPr>
-            <w:r>
-              <w:rPr>
-                <w:rFonts w:ascii="Bahnschrift Light SemiCondensed" w:hAnsi="Bahnschrift Light SemiCondensed"/>
-                <w:color w:val="196B24" w:themeColor="accent3"/>
-                <w:lang w:val="fr-CH"/>
-              </w:rPr>
-              <w:t>java -jar oereb-checker.jar -canton BE -baseurl https://www.oereb2.apps.be.ch -type GetCapabilities -format xml</w:t>
+              <w:pStyle w:val="Sansinterligne"/>
+              <w:rPr>
+                <w:sz w:val="13"/>
+                <w:szCs w:val="13"/>
+              </w:rPr>
+            </w:pPr>
+            <w:r>
+              <w:rPr>
+                <w:sz w:val="13"/>
+                <w:szCs w:val="13"/>
+              </w:rPr>
+              <w:t>java -jar oereb-checker.jar -canton BE -</w:t>
+            </w:r>
+            <w:proofErr w:type="spellStart"/>
+            <w:r>
+              <w:rPr>
+                <w:sz w:val="13"/>
+                <w:szCs w:val="13"/>
+              </w:rPr>
+              <w:t>baseurl</w:t>
+            </w:r>
+            <w:proofErr w:type="spellEnd"/>
+            <w:r>
+              <w:rPr>
+                <w:sz w:val="13"/>
+                <w:szCs w:val="13"/>
+              </w:rPr>
+              <w:t xml:space="preserve"> https://www.oereb2.apps.be.ch -type </w:t>
+            </w:r>
+            <w:proofErr w:type="spellStart"/>
+            <w:r>
+              <w:rPr>
+                <w:sz w:val="13"/>
+                <w:szCs w:val="13"/>
+              </w:rPr>
+              <w:t>GetCapabilities</w:t>
+            </w:r>
+            <w:proofErr w:type="spellEnd"/>
+            <w:r>
+              <w:rPr>
+                <w:sz w:val="13"/>
+                <w:szCs w:val="13"/>
+              </w:rPr>
+              <w:t xml:space="preserve"> -format xml</w:t>
             </w:r>
           </w:p>
         </w:tc>
@@ -327,7 +507,7 @@
     </w:tbl>
     <w:p>
       <w:pPr>
-        <w:pStyle w:val="berschrift1"/>
+        <w:pStyle w:val="Titre1"/>
       </w:pPr>
       <w:r>
         <w:t>Kommandozeilenparameter</w:t>
@@ -335,7 +515,7 @@
     </w:p>
     <w:p>
       <w:pPr>
-        <w:pStyle w:val="berschrift2"/>
+        <w:pStyle w:val="Titre2"/>
       </w:pPr>
       <w:r>
         <w:t>Allgemeine Optionen</w:t>
@@ -343,13 +523,13 @@
     </w:p>
     <w:tbl>
       <w:tblPr>
-        <w:tblStyle w:val="Gitternetztabelle1hellAkzent1"/>
+        <w:tblStyle w:val="TableauGrille1Clair-Accentuation1"/>
         <w:tblW w:w="0" w:type="auto"/>
         <w:tblLook w:val="04A0" w:firstRow="1" w:lastRow="0" w:firstColumn="1" w:lastColumn="0" w:noHBand="0" w:noVBand="1"/>
       </w:tblPr>
       <w:tblGrid>
         <w:gridCol w:w="1381"/>
-        <w:gridCol w:w="4287"/>
+        <w:gridCol w:w="4290"/>
       </w:tblGrid>
       <w:tr>
         <w:trPr>
@@ -391,7 +571,23 @@
           </w:tcPr>
           <w:p>
             <w:r>
-              <w:t>-cFP [pfad]</w:t>
+              <w:t>-</w:t>
+            </w:r>
+            <w:proofErr w:type="spellStart"/>
+            <w:r>
+              <w:t>cFP</w:t>
+            </w:r>
+            <w:proofErr w:type="spellEnd"/>
+            <w:r>
+              <w:t xml:space="preserve"> [</w:t>
+            </w:r>
+            <w:proofErr w:type="spellStart"/>
+            <w:r>
+              <w:t>pfad</w:t>
+            </w:r>
+            <w:proofErr w:type="spellEnd"/>
+            <w:r>
+              <w:t>]</w:t>
             </w:r>
           </w:p>
         </w:tc>
@@ -419,7 +615,23 @@
           </w:tcPr>
           <w:p>
             <w:r>
-              <w:t>-oDP [pfad]</w:t>
+              <w:t>-</w:t>
+            </w:r>
+            <w:proofErr w:type="spellStart"/>
+            <w:r>
+              <w:t>oDP</w:t>
+            </w:r>
+            <w:proofErr w:type="spellEnd"/>
+            <w:r>
+              <w:t xml:space="preserve"> [</w:t>
+            </w:r>
+            <w:proofErr w:type="spellStart"/>
+            <w:r>
+              <w:t>pfad</w:t>
+            </w:r>
+            <w:proofErr w:type="spellEnd"/>
+            <w:r>
+              <w:t>]</w:t>
             </w:r>
           </w:p>
         </w:tc>
@@ -447,8 +659,13 @@
           </w:tcPr>
           <w:p>
             <w:r>
-              <w:t>-help</w:t>
-            </w:r>
+              <w:t>-</w:t>
+            </w:r>
+            <w:proofErr w:type="spellStart"/>
+            <w:r>
+              <w:t>help</w:t>
+            </w:r>
+            <w:proofErr w:type="spellEnd"/>
           </w:p>
         </w:tc>
         <w:tc>
@@ -469,15 +686,16 @@
     </w:tbl>
     <w:p>
       <w:pPr>
-        <w:pStyle w:val="berschrift2"/>
-      </w:pPr>
-      <w:r>
+        <w:pStyle w:val="Titre2"/>
+      </w:pPr>
+      <w:r>
+        <w:lastRenderedPageBreak/>
         <w:t>Parameter für Direkt-Prüfungen</w:t>
       </w:r>
     </w:p>
     <w:tbl>
       <w:tblPr>
-        <w:tblStyle w:val="Gitternetztabelle1hellAkzent1"/>
+        <w:tblStyle w:val="TableauGrille1Clair-Accentuation1"/>
         <w:tblW w:w="0" w:type="auto"/>
         <w:tblLook w:val="04A0" w:firstRow="1" w:lastRow="0" w:firstColumn="1" w:lastColumn="0" w:noHBand="0" w:noVBand="1"/>
       </w:tblPr>
@@ -525,7 +743,15 @@
           </w:tcPr>
           <w:p>
             <w:r>
-              <w:t>-canton [XX]</w:t>
+              <w:t>-</w:t>
+            </w:r>
+            <w:proofErr w:type="spellStart"/>
+            <w:r>
+              <w:t>canton</w:t>
+            </w:r>
+            <w:proofErr w:type="spellEnd"/>
+            <w:r>
+              <w:t xml:space="preserve"> [XX]</w:t>
             </w:r>
           </w:p>
         </w:tc>
@@ -542,8 +768,13 @@
               <w:t>Kantonskürzel (z.B. ZH, BE, AG</w:t>
             </w:r>
             <w:r>
-              <w:t>, etc</w:t>
-            </w:r>
+              <w:t xml:space="preserve">, </w:t>
+            </w:r>
+            <w:proofErr w:type="spellStart"/>
+            <w:r>
+              <w:t>etc</w:t>
+            </w:r>
+            <w:proofErr w:type="spellEnd"/>
             <w:r>
               <w:t>)</w:t>
             </w:r>
@@ -559,7 +790,23 @@
           </w:tcPr>
           <w:p>
             <w:r>
-              <w:t>-baseurl [url]</w:t>
+              <w:t>-</w:t>
+            </w:r>
+            <w:proofErr w:type="spellStart"/>
+            <w:r>
+              <w:t>baseurl</w:t>
+            </w:r>
+            <w:proofErr w:type="spellEnd"/>
+            <w:r>
+              <w:t xml:space="preserve"> [</w:t>
+            </w:r>
+            <w:proofErr w:type="spellStart"/>
+            <w:r>
+              <w:t>url</w:t>
+            </w:r>
+            <w:proofErr w:type="spellEnd"/>
+            <w:r>
+              <w:t>]</w:t>
             </w:r>
           </w:p>
         </w:tc>
@@ -607,7 +854,63 @@
               <w:rPr>
                 <w:lang w:val="en-US"/>
               </w:rPr>
-              <w:t>Operation (GetVersions, GetCapabilities, GetEGRID, GetExtractById)</w:t>
+              <w:t>Operation (</w:t>
+            </w:r>
+            <w:proofErr w:type="spellStart"/>
+            <w:r>
+              <w:rPr>
+                <w:lang w:val="en-US"/>
+              </w:rPr>
+              <w:t>GetVersions</w:t>
+            </w:r>
+            <w:proofErr w:type="spellEnd"/>
+            <w:r>
+              <w:rPr>
+                <w:lang w:val="en-US"/>
+              </w:rPr>
+              <w:t xml:space="preserve">, </w:t>
+            </w:r>
+            <w:proofErr w:type="spellStart"/>
+            <w:r>
+              <w:rPr>
+                <w:lang w:val="en-US"/>
+              </w:rPr>
+              <w:t>GetCapabilities</w:t>
+            </w:r>
+            <w:proofErr w:type="spellEnd"/>
+            <w:r>
+              <w:rPr>
+                <w:lang w:val="en-US"/>
+              </w:rPr>
+              <w:t xml:space="preserve">, </w:t>
+            </w:r>
+            <w:proofErr w:type="spellStart"/>
+            <w:r>
+              <w:rPr>
+                <w:lang w:val="en-US"/>
+              </w:rPr>
+              <w:t>GetEGRID</w:t>
+            </w:r>
+            <w:proofErr w:type="spellEnd"/>
+            <w:r>
+              <w:rPr>
+                <w:lang w:val="en-US"/>
+              </w:rPr>
+              <w:t xml:space="preserve">, </w:t>
+            </w:r>
+            <w:proofErr w:type="spellStart"/>
+            <w:r>
+              <w:rPr>
+                <w:lang w:val="en-US"/>
+              </w:rPr>
+              <w:t>GetExtractById</w:t>
+            </w:r>
+            <w:proofErr w:type="spellEnd"/>
+            <w:r>
+              <w:rPr>
+                <w:lang w:val="en-US"/>
+              </w:rPr>
+              <w:t>)</w:t>
             </w:r>
           </w:p>
         </w:tc>
@@ -621,8 +924,15 @@
           </w:tcPr>
           <w:p>
             <w:r>
-              <w:lastRenderedPageBreak/>
-              <w:t>-format [fmt]</w:t>
+              <w:t>-format [</w:t>
+            </w:r>
+            <w:proofErr w:type="spellStart"/>
+            <w:r>
+              <w:t>fmt</w:t>
+            </w:r>
+            <w:proofErr w:type="spellEnd"/>
+            <w:r>
+              <w:t>]</w:t>
             </w:r>
           </w:p>
         </w:tc>
@@ -636,7 +946,31 @@
               <w:cnfStyle w:val="000000000000" w:firstRow="0" w:lastRow="0" w:firstColumn="0" w:lastColumn="0" w:oddVBand="0" w:evenVBand="0" w:oddHBand="0" w:evenHBand="0" w:firstRowFirstColumn="0" w:firstRowLastColumn="0" w:lastRowFirstColumn="0" w:lastRowLastColumn="0"/>
             </w:pPr>
             <w:r>
-              <w:t>Antwortformat (xml, json, pdf)</w:t>
+              <w:t>Antwortformat (</w:t>
+            </w:r>
+            <w:proofErr w:type="spellStart"/>
+            <w:r>
+              <w:t>xml</w:t>
+            </w:r>
+            <w:proofErr w:type="spellEnd"/>
+            <w:r>
+              <w:t xml:space="preserve">, </w:t>
+            </w:r>
+            <w:proofErr w:type="spellStart"/>
+            <w:r>
+              <w:t>json</w:t>
+            </w:r>
+            <w:proofErr w:type="spellEnd"/>
+            <w:r>
+              <w:t xml:space="preserve">, </w:t>
+            </w:r>
+            <w:proofErr w:type="spellStart"/>
+            <w:r>
+              <w:t>pdf</w:t>
+            </w:r>
+            <w:proofErr w:type="spellEnd"/>
+            <w:r>
+              <w:t>)</w:t>
             </w:r>
           </w:p>
         </w:tc>
@@ -650,7 +984,15 @@
           </w:tcPr>
           <w:p>
             <w:r>
-              <w:t>-eSC [code]</w:t>
+              <w:t>-</w:t>
+            </w:r>
+            <w:proofErr w:type="spellStart"/>
+            <w:r>
+              <w:t>eSC</w:t>
+            </w:r>
+            <w:proofErr w:type="spellEnd"/>
+            <w:r>
+              <w:t xml:space="preserve"> [code]</w:t>
             </w:r>
           </w:p>
         </w:tc>
@@ -680,7 +1022,15 @@
               <w:t>-provoke500</w:t>
             </w:r>
             <w:r>
-              <w:t>[bool]</w:t>
+              <w:t>[</w:t>
+            </w:r>
+            <w:proofErr w:type="spellStart"/>
+            <w:r>
+              <w:t>bool</w:t>
+            </w:r>
+            <w:proofErr w:type="spellEnd"/>
+            <w:r>
+              <w:t>]</w:t>
             </w:r>
           </w:p>
         </w:tc>
@@ -701,7 +1051,7 @@
     </w:tbl>
     <w:p>
       <w:pPr>
-        <w:pStyle w:val="berschrift2"/>
+        <w:pStyle w:val="Titre2"/>
       </w:pPr>
       <w:r>
         <w:t>Spezifische Abfrage-Parameter</w:t>
@@ -709,14 +1059,19 @@
     </w:p>
     <w:p>
       <w:pPr>
-        <w:pStyle w:val="Listenabsatz"/>
+        <w:pStyle w:val="Paragraphedeliste"/>
         <w:numPr>
           <w:ilvl w:val="0"/>
           <w:numId w:val="18"/>
         </w:numPr>
       </w:pPr>
-      <w:r>
-        <w:t xml:space="preserve">GetEGRID </w:t>
+      <w:proofErr w:type="spellStart"/>
+      <w:r>
+        <w:t>GetEGRID</w:t>
+      </w:r>
+      <w:proofErr w:type="spellEnd"/>
+      <w:r>
+        <w:t xml:space="preserve"> </w:t>
       </w:r>
       <w:r>
         <w:t>b</w:t>
@@ -736,11 +1091,19 @@
       <w:r>
         <w:t xml:space="preserve"> </w:t>
       </w:r>
+      <w:proofErr w:type="spellStart"/>
       <w:r>
         <w:rPr>
           <w:rFonts w:cs="Arial"/>
         </w:rPr>
-        <w:t xml:space="preserve">NBIdent </w:t>
+        <w:t>NBIdent</w:t>
+      </w:r>
+      <w:proofErr w:type="spellEnd"/>
+      <w:r>
+        <w:rPr>
+          <w:rFonts w:cs="Arial"/>
+        </w:rPr>
+        <w:t xml:space="preserve"> </w:t>
       </w:r>
       <w:r>
         <w:t xml:space="preserve">&amp; </w:t>
@@ -769,18 +1132,18 @@
     </w:p>
     <w:p>
       <w:pPr>
-        <w:pStyle w:val="Listenabsatz"/>
+        <w:pStyle w:val="Paragraphedeliste"/>
         <w:numPr>
           <w:ilvl w:val="1"/>
           <w:numId w:val="18"/>
         </w:numPr>
         <w:rPr>
-          <w:rStyle w:val="IntensiveHervorhebung"/>
+          <w:rStyle w:val="Accentuationintense"/>
         </w:rPr>
       </w:pPr>
       <w:r>
         <w:rPr>
-          <w:rStyle w:val="IntensiveHervorhebung"/>
+          <w:rStyle w:val="Accentuationintense"/>
           <w:lang w:val="fr-CH"/>
         </w:rPr>
         <w:t xml:space="preserve">-EN </w:t>
@@ -788,18 +1151,18 @@
     </w:p>
     <w:p>
       <w:pPr>
-        <w:pStyle w:val="Listenabsatz"/>
+        <w:pStyle w:val="Paragraphedeliste"/>
         <w:numPr>
           <w:ilvl w:val="1"/>
           <w:numId w:val="18"/>
         </w:numPr>
         <w:rPr>
-          <w:rStyle w:val="IntensiveHervorhebung"/>
+          <w:rStyle w:val="Accentuationintense"/>
         </w:rPr>
       </w:pPr>
       <w:r>
         <w:rPr>
-          <w:rStyle w:val="IntensiveHervorhebung"/>
+          <w:rStyle w:val="Accentuationintense"/>
           <w:lang w:val="fr-CH"/>
         </w:rPr>
         <w:t xml:space="preserve">-IDENTDN -NUMBER </w:t>
@@ -807,19 +1170,19 @@
     </w:p>
     <w:p>
       <w:pPr>
-        <w:pStyle w:val="Listenabsatz"/>
+        <w:pStyle w:val="Paragraphedeliste"/>
         <w:numPr>
           <w:ilvl w:val="1"/>
           <w:numId w:val="18"/>
         </w:numPr>
         <w:rPr>
-          <w:rStyle w:val="IntensiveHervorhebung"/>
+          <w:rStyle w:val="Accentuationintense"/>
           <w:lang w:val="fr-CH"/>
         </w:rPr>
       </w:pPr>
       <w:r>
         <w:rPr>
-          <w:rStyle w:val="IntensiveHervorhebung"/>
+          <w:rStyle w:val="Accentuationintense"/>
           <w:lang w:val="fr-CH"/>
         </w:rPr>
         <w:t>-POSTALCODE -LOCALISATION -NUMBER</w:t>
@@ -827,14 +1190,19 @@
     </w:p>
     <w:p>
       <w:pPr>
-        <w:pStyle w:val="Listenabsatz"/>
+        <w:pStyle w:val="Paragraphedeliste"/>
         <w:numPr>
           <w:ilvl w:val="0"/>
           <w:numId w:val="18"/>
         </w:numPr>
       </w:pPr>
-      <w:r>
-        <w:t xml:space="preserve">GetExtractById </w:t>
+      <w:proofErr w:type="spellStart"/>
+      <w:r>
+        <w:t>GetExtractById</w:t>
+      </w:r>
+      <w:proofErr w:type="spellEnd"/>
+      <w:r>
+        <w:t xml:space="preserve"> </w:t>
       </w:r>
       <w:r>
         <w:t>b</w:t>
@@ -854,11 +1222,19 @@
       <w:r>
         <w:t xml:space="preserve"> </w:t>
       </w:r>
+      <w:proofErr w:type="spellStart"/>
       <w:r>
         <w:rPr>
           <w:rFonts w:cs="Arial"/>
         </w:rPr>
-        <w:t xml:space="preserve">NBIdent </w:t>
+        <w:t>NBIdent</w:t>
+      </w:r>
+      <w:proofErr w:type="spellEnd"/>
+      <w:r>
+        <w:rPr>
+          <w:rFonts w:cs="Arial"/>
+        </w:rPr>
+        <w:t xml:space="preserve"> </w:t>
       </w:r>
       <w:r>
         <w:t>&amp;</w:t>
@@ -875,48 +1251,49 @@
     </w:p>
     <w:p>
       <w:pPr>
-        <w:pStyle w:val="Listenabsatz"/>
+        <w:pStyle w:val="Paragraphedeliste"/>
         <w:numPr>
           <w:ilvl w:val="1"/>
           <w:numId w:val="18"/>
         </w:numPr>
         <w:rPr>
-          <w:rStyle w:val="IntensiveHervorhebung"/>
+          <w:rStyle w:val="Accentuationintense"/>
         </w:rPr>
       </w:pPr>
       <w:r>
         <w:rPr>
-          <w:rStyle w:val="IntensiveHervorhebung"/>
+          <w:rStyle w:val="Accentuationintense"/>
         </w:rPr>
         <w:t xml:space="preserve">-EGRID </w:t>
       </w:r>
     </w:p>
     <w:p>
       <w:pPr>
-        <w:pStyle w:val="Listenabsatz"/>
+        <w:pStyle w:val="Paragraphedeliste"/>
         <w:numPr>
           <w:ilvl w:val="1"/>
           <w:numId w:val="18"/>
         </w:numPr>
         <w:rPr>
-          <w:rStyle w:val="IntensiveHervorhebung"/>
+          <w:rStyle w:val="Accentuationintense"/>
         </w:rPr>
       </w:pPr>
       <w:r>
         <w:rPr>
-          <w:rStyle w:val="IntensiveHervorhebung"/>
+          <w:rStyle w:val="Accentuationintense"/>
         </w:rPr>
         <w:t>-IDENTDN -NUMBER</w:t>
       </w:r>
     </w:p>
     <w:p>
       <w:pPr>
-        <w:pStyle w:val="berschrift2"/>
+        <w:pStyle w:val="Titre2"/>
         <w:rPr>
           <w:rFonts w:cs="Arial"/>
           <w:lang w:val="fr-CH"/>
         </w:rPr>
       </w:pPr>
+      <w:proofErr w:type="spellStart"/>
       <w:r>
         <w:rPr>
           <w:rFonts w:cs="Arial"/>
@@ -924,10 +1301,29 @@
         </w:rPr>
         <w:t>Konfigurationsdatei</w:t>
       </w:r>
+      <w:proofErr w:type="spellEnd"/>
     </w:p>
     <w:p>
       <w:r>
-        <w:t>Sowohl «config.json» als auch «config.xml» unterstützen dieselben Einstellungen und Checks. Die Datei enthält globale Parameter (Endpoint, Output, Proxy) sowie Listen von Checks, die ausgeführt werden. Ist eine Check-Liste leer oder fehlt sie, wird dieser Check nicht ausgeführt</w:t>
+        <w:t>Sowohl «</w:t>
+      </w:r>
+      <w:proofErr w:type="spellStart"/>
+      <w:proofErr w:type="gramStart"/>
+      <w:r>
+        <w:t>config.json</w:t>
+      </w:r>
+      <w:proofErr w:type="spellEnd"/>
+      <w:proofErr w:type="gramEnd"/>
+      <w:r>
+        <w:t>» als auch «config.xml» unterstützen dieselben Einstellungen und Checks. Die Datei enthält globale Parameter (</w:t>
+      </w:r>
+      <w:proofErr w:type="spellStart"/>
+      <w:r>
+        <w:t>Endpoint</w:t>
+      </w:r>
+      <w:proofErr w:type="spellEnd"/>
+      <w:r>
+        <w:t>, Output, Proxy) sowie Listen von Checks, die ausgeführt werden. Ist eine Check-Liste leer oder fehlt sie, wird dieser Check nicht ausgeführt</w:t>
       </w:r>
       <w:r>
         <w:t>.</w:t>
@@ -935,7 +1331,7 @@
     </w:p>
     <w:p>
       <w:pPr>
-        <w:pStyle w:val="berschrift3"/>
+        <w:pStyle w:val="Titre3"/>
         <w:rPr>
           <w:rFonts w:cs="Arial"/>
         </w:rPr>
@@ -949,7 +1345,7 @@
     </w:p>
     <w:tbl>
       <w:tblPr>
-        <w:tblStyle w:val="Gitternetztabelle1hellAkzent1"/>
+        <w:tblStyle w:val="TableauGrille1Clair-Accentuation1"/>
         <w:tblW w:w="0" w:type="auto"/>
         <w:tblLook w:val="04A0" w:firstRow="1" w:lastRow="0" w:firstColumn="1" w:lastColumn="0" w:noHBand="0" w:noVBand="1"/>
       </w:tblPr>
@@ -971,7 +1367,6 @@
           </w:tcPr>
           <w:p>
             <w:pPr>
-              <w:pStyle w:val="KeinLeerraum"/>
               <w:rPr>
                 <w:rFonts w:cs="Arial"/>
               </w:rPr>
@@ -991,7 +1386,6 @@
           </w:tcPr>
           <w:p>
             <w:pPr>
-              <w:pStyle w:val="KeinLeerraum"/>
               <w:cnfStyle w:val="100000000000" w:firstRow="1" w:lastRow="0" w:firstColumn="0" w:lastColumn="0" w:oddVBand="0" w:evenVBand="0" w:oddHBand="0" w:evenHBand="0" w:firstRowFirstColumn="0" w:firstRowLastColumn="0" w:lastRowFirstColumn="0" w:lastRowLastColumn="0"/>
               <w:rPr>
                 <w:rFonts w:cs="Arial"/>
@@ -1011,7 +1405,6 @@
           </w:tcPr>
           <w:p>
             <w:pPr>
-              <w:pStyle w:val="KeinLeerraum"/>
               <w:cnfStyle w:val="100000000000" w:firstRow="1" w:lastRow="0" w:firstColumn="0" w:lastColumn="0" w:oddVBand="0" w:evenVBand="0" w:oddHBand="0" w:evenHBand="0" w:firstRowFirstColumn="0" w:firstRowLastColumn="0" w:lastRowFirstColumn="0" w:lastRowLastColumn="0"/>
               <w:rPr>
                 <w:rFonts w:cs="Arial"/>
@@ -1032,7 +1425,6 @@
           </w:tcPr>
           <w:p>
             <w:pPr>
-              <w:pStyle w:val="KeinLeerraum"/>
               <w:cnfStyle w:val="100000000000" w:firstRow="1" w:lastRow="0" w:firstColumn="0" w:lastColumn="0" w:oddVBand="0" w:evenVBand="0" w:oddHBand="0" w:evenHBand="0" w:firstRowFirstColumn="0" w:firstRowLastColumn="0" w:lastRowFirstColumn="0" w:lastRowLastColumn="0"/>
               <w:rPr>
                 <w:rFonts w:cs="Arial"/>
@@ -1056,17 +1448,18 @@
           </w:tcPr>
           <w:p>
             <w:pPr>
-              <w:pStyle w:val="KeinLeerraum"/>
-              <w:rPr>
-                <w:rFonts w:cs="Arial"/>
-              </w:rPr>
-            </w:pPr>
+              <w:rPr>
+                <w:rFonts w:cs="Arial"/>
+              </w:rPr>
+            </w:pPr>
+            <w:proofErr w:type="spellStart"/>
             <w:r>
               <w:rPr>
                 <w:rFonts w:cs="Arial"/>
               </w:rPr>
               <w:t>ProxyHostname</w:t>
             </w:r>
+            <w:proofErr w:type="spellEnd"/>
           </w:p>
         </w:tc>
         <w:tc>
@@ -1076,7 +1469,6 @@
           </w:tcPr>
           <w:p>
             <w:pPr>
-              <w:pStyle w:val="KeinLeerraum"/>
               <w:cnfStyle w:val="000000000000" w:firstRow="0" w:lastRow="0" w:firstColumn="0" w:lastColumn="0" w:oddVBand="0" w:evenVBand="0" w:oddHBand="0" w:evenHBand="0" w:firstRowFirstColumn="0" w:firstRowLastColumn="0" w:lastRowFirstColumn="0" w:lastRowLastColumn="0"/>
               <w:rPr>
                 <w:rFonts w:cs="Arial"/>
@@ -1096,7 +1488,6 @@
           </w:tcPr>
           <w:p>
             <w:pPr>
-              <w:pStyle w:val="KeinLeerraum"/>
               <w:cnfStyle w:val="000000000000" w:firstRow="0" w:lastRow="0" w:firstColumn="0" w:lastColumn="0" w:oddVBand="0" w:evenVBand="0" w:oddHBand="0" w:evenHBand="0" w:firstRowFirstColumn="0" w:firstRowLastColumn="0" w:lastRowFirstColumn="0" w:lastRowLastColumn="0"/>
               <w:rPr>
                 <w:rFonts w:cs="Arial"/>
@@ -1117,7 +1508,6 @@
           </w:tcPr>
           <w:p>
             <w:pPr>
-              <w:pStyle w:val="KeinLeerraum"/>
               <w:cnfStyle w:val="000000000000" w:firstRow="0" w:lastRow="0" w:firstColumn="0" w:lastColumn="0" w:oddVBand="0" w:evenVBand="0" w:oddHBand="0" w:evenHBand="0" w:firstRowFirstColumn="0" w:firstRowLastColumn="0" w:lastRowFirstColumn="0" w:lastRowLastColumn="0"/>
               <w:rPr>
                 <w:rFonts w:cs="Arial"/>
@@ -1141,17 +1531,18 @@
           </w:tcPr>
           <w:p>
             <w:pPr>
-              <w:pStyle w:val="KeinLeerraum"/>
-              <w:rPr>
-                <w:rFonts w:cs="Arial"/>
-              </w:rPr>
-            </w:pPr>
+              <w:rPr>
+                <w:rFonts w:cs="Arial"/>
+              </w:rPr>
+            </w:pPr>
+            <w:proofErr w:type="spellStart"/>
             <w:r>
               <w:rPr>
                 <w:rFonts w:cs="Arial"/>
               </w:rPr>
               <w:t>ProxyPort</w:t>
             </w:r>
+            <w:proofErr w:type="spellEnd"/>
           </w:p>
         </w:tc>
         <w:tc>
@@ -1161,7 +1552,6 @@
           </w:tcPr>
           <w:p>
             <w:pPr>
-              <w:pStyle w:val="KeinLeerraum"/>
               <w:cnfStyle w:val="000000000000" w:firstRow="0" w:lastRow="0" w:firstColumn="0" w:lastColumn="0" w:oddVBand="0" w:evenVBand="0" w:oddHBand="0" w:evenHBand="0" w:firstRowFirstColumn="0" w:firstRowLastColumn="0" w:lastRowFirstColumn="0" w:lastRowLastColumn="0"/>
               <w:rPr>
                 <w:rFonts w:cs="Arial"/>
@@ -1181,7 +1571,6 @@
           </w:tcPr>
           <w:p>
             <w:pPr>
-              <w:pStyle w:val="KeinLeerraum"/>
               <w:cnfStyle w:val="000000000000" w:firstRow="0" w:lastRow="0" w:firstColumn="0" w:lastColumn="0" w:oddVBand="0" w:evenVBand="0" w:oddHBand="0" w:evenHBand="0" w:firstRowFirstColumn="0" w:firstRowLastColumn="0" w:lastRowFirstColumn="0" w:lastRowLastColumn="0"/>
               <w:rPr>
                 <w:rFonts w:cs="Arial"/>
@@ -1202,7 +1591,6 @@
           </w:tcPr>
           <w:p>
             <w:pPr>
-              <w:pStyle w:val="KeinLeerraum"/>
               <w:cnfStyle w:val="000000000000" w:firstRow="0" w:lastRow="0" w:firstColumn="0" w:lastColumn="0" w:oddVBand="0" w:evenVBand="0" w:oddHBand="0" w:evenHBand="0" w:firstRowFirstColumn="0" w:firstRowLastColumn="0" w:lastRowFirstColumn="0" w:lastRowLastColumn="0"/>
               <w:rPr>
                 <w:rFonts w:cs="Arial"/>
@@ -1226,17 +1614,18 @@
           </w:tcPr>
           <w:p>
             <w:pPr>
-              <w:pStyle w:val="KeinLeerraum"/>
-              <w:rPr>
-                <w:rFonts w:cs="Arial"/>
-              </w:rPr>
-            </w:pPr>
+              <w:rPr>
+                <w:rFonts w:cs="Arial"/>
+              </w:rPr>
+            </w:pPr>
+            <w:proofErr w:type="spellStart"/>
             <w:r>
               <w:rPr>
                 <w:rFonts w:cs="Arial"/>
               </w:rPr>
               <w:t>ProxyUser</w:t>
             </w:r>
+            <w:proofErr w:type="spellEnd"/>
           </w:p>
         </w:tc>
         <w:tc>
@@ -1246,7 +1635,6 @@
           </w:tcPr>
           <w:p>
             <w:pPr>
-              <w:pStyle w:val="KeinLeerraum"/>
               <w:cnfStyle w:val="000000000000" w:firstRow="0" w:lastRow="0" w:firstColumn="0" w:lastColumn="0" w:oddVBand="0" w:evenVBand="0" w:oddHBand="0" w:evenHBand="0" w:firstRowFirstColumn="0" w:firstRowLastColumn="0" w:lastRowFirstColumn="0" w:lastRowLastColumn="0"/>
               <w:rPr>
                 <w:rFonts w:cs="Arial"/>
@@ -1266,7 +1654,6 @@
           </w:tcPr>
           <w:p>
             <w:pPr>
-              <w:pStyle w:val="KeinLeerraum"/>
               <w:cnfStyle w:val="000000000000" w:firstRow="0" w:lastRow="0" w:firstColumn="0" w:lastColumn="0" w:oddVBand="0" w:evenVBand="0" w:oddHBand="0" w:evenHBand="0" w:firstRowFirstColumn="0" w:firstRowLastColumn="0" w:lastRowFirstColumn="0" w:lastRowLastColumn="0"/>
               <w:rPr>
                 <w:rFonts w:cs="Arial"/>
@@ -1287,7 +1674,6 @@
           </w:tcPr>
           <w:p>
             <w:pPr>
-              <w:pStyle w:val="KeinLeerraum"/>
               <w:cnfStyle w:val="000000000000" w:firstRow="0" w:lastRow="0" w:firstColumn="0" w:lastColumn="0" w:oddVBand="0" w:evenVBand="0" w:oddHBand="0" w:evenHBand="0" w:firstRowFirstColumn="0" w:firstRowLastColumn="0" w:lastRowFirstColumn="0" w:lastRowLastColumn="0"/>
               <w:rPr>
                 <w:rFonts w:cs="Arial"/>
@@ -1311,17 +1697,18 @@
           </w:tcPr>
           <w:p>
             <w:pPr>
-              <w:pStyle w:val="KeinLeerraum"/>
-              <w:rPr>
-                <w:rFonts w:cs="Arial"/>
-              </w:rPr>
-            </w:pPr>
+              <w:rPr>
+                <w:rFonts w:cs="Arial"/>
+              </w:rPr>
+            </w:pPr>
+            <w:proofErr w:type="spellStart"/>
             <w:r>
               <w:rPr>
                 <w:rFonts w:cs="Arial"/>
               </w:rPr>
               <w:t>ProxyPassword</w:t>
             </w:r>
+            <w:proofErr w:type="spellEnd"/>
           </w:p>
         </w:tc>
         <w:tc>
@@ -1331,7 +1718,6 @@
           </w:tcPr>
           <w:p>
             <w:pPr>
-              <w:pStyle w:val="KeinLeerraum"/>
               <w:cnfStyle w:val="000000000000" w:firstRow="0" w:lastRow="0" w:firstColumn="0" w:lastColumn="0" w:oddVBand="0" w:evenVBand="0" w:oddHBand="0" w:evenHBand="0" w:firstRowFirstColumn="0" w:firstRowLastColumn="0" w:lastRowFirstColumn="0" w:lastRowLastColumn="0"/>
               <w:rPr>
                 <w:rFonts w:cs="Arial"/>
@@ -1351,7 +1737,6 @@
           </w:tcPr>
           <w:p>
             <w:pPr>
-              <w:pStyle w:val="KeinLeerraum"/>
               <w:cnfStyle w:val="000000000000" w:firstRow="0" w:lastRow="0" w:firstColumn="0" w:lastColumn="0" w:oddVBand="0" w:evenVBand="0" w:oddHBand="0" w:evenHBand="0" w:firstRowFirstColumn="0" w:firstRowLastColumn="0" w:lastRowFirstColumn="0" w:lastRowLastColumn="0"/>
               <w:rPr>
                 <w:rFonts w:cs="Arial"/>
@@ -1372,7 +1757,6 @@
           </w:tcPr>
           <w:p>
             <w:pPr>
-              <w:pStyle w:val="KeinLeerraum"/>
               <w:cnfStyle w:val="000000000000" w:firstRow="0" w:lastRow="0" w:firstColumn="0" w:lastColumn="0" w:oddVBand="0" w:evenVBand="0" w:oddHBand="0" w:evenHBand="0" w:firstRowFirstColumn="0" w:firstRowLastColumn="0" w:lastRowFirstColumn="0" w:lastRowLastColumn="0"/>
               <w:rPr>
                 <w:rFonts w:cs="Arial"/>
@@ -1396,17 +1780,18 @@
           </w:tcPr>
           <w:p>
             <w:pPr>
-              <w:pStyle w:val="KeinLeerraum"/>
-              <w:rPr>
-                <w:rFonts w:cs="Arial"/>
-              </w:rPr>
-            </w:pPr>
+              <w:rPr>
+                <w:rFonts w:cs="Arial"/>
+              </w:rPr>
+            </w:pPr>
+            <w:proofErr w:type="spellStart"/>
             <w:r>
               <w:rPr>
                 <w:rFonts w:cs="Arial"/>
               </w:rPr>
               <w:t>Canton</w:t>
             </w:r>
+            <w:proofErr w:type="spellEnd"/>
           </w:p>
         </w:tc>
         <w:tc>
@@ -1416,7 +1801,6 @@
           </w:tcPr>
           <w:p>
             <w:pPr>
-              <w:pStyle w:val="KeinLeerraum"/>
               <w:cnfStyle w:val="000000000000" w:firstRow="0" w:lastRow="0" w:firstColumn="0" w:lastColumn="0" w:oddVBand="0" w:evenVBand="0" w:oddHBand="0" w:evenHBand="0" w:firstRowFirstColumn="0" w:firstRowLastColumn="0" w:lastRowFirstColumn="0" w:lastRowLastColumn="0"/>
               <w:rPr>
                 <w:rFonts w:cs="Arial"/>
@@ -1436,7 +1820,6 @@
           </w:tcPr>
           <w:p>
             <w:pPr>
-              <w:pStyle w:val="KeinLeerraum"/>
               <w:cnfStyle w:val="000000000000" w:firstRow="0" w:lastRow="0" w:firstColumn="0" w:lastColumn="0" w:oddVBand="0" w:evenVBand="0" w:oddHBand="0" w:evenHBand="0" w:firstRowFirstColumn="0" w:firstRowLastColumn="0" w:lastRowFirstColumn="0" w:lastRowLastColumn="0"/>
               <w:rPr>
                 <w:rFonts w:cs="Arial"/>
@@ -1457,7 +1840,6 @@
           </w:tcPr>
           <w:p>
             <w:pPr>
-              <w:pStyle w:val="KeinLeerraum"/>
               <w:cnfStyle w:val="000000000000" w:firstRow="0" w:lastRow="0" w:firstColumn="0" w:lastColumn="0" w:oddVBand="0" w:evenVBand="0" w:oddHBand="0" w:evenHBand="0" w:firstRowFirstColumn="0" w:firstRowLastColumn="0" w:lastRowFirstColumn="0" w:lastRowLastColumn="0"/>
               <w:rPr>
                 <w:rFonts w:cs="Arial"/>
@@ -1481,17 +1863,18 @@
           </w:tcPr>
           <w:p>
             <w:pPr>
-              <w:pStyle w:val="KeinLeerraum"/>
-              <w:rPr>
-                <w:rFonts w:cs="Arial"/>
-              </w:rPr>
-            </w:pPr>
+              <w:rPr>
+                <w:rFonts w:cs="Arial"/>
+              </w:rPr>
+            </w:pPr>
+            <w:proofErr w:type="spellStart"/>
             <w:r>
               <w:rPr>
                 <w:rFonts w:cs="Arial"/>
               </w:rPr>
               <w:t>BasicUrl</w:t>
             </w:r>
+            <w:proofErr w:type="spellEnd"/>
           </w:p>
         </w:tc>
         <w:tc>
@@ -1501,7 +1884,6 @@
           </w:tcPr>
           <w:p>
             <w:pPr>
-              <w:pStyle w:val="KeinLeerraum"/>
               <w:cnfStyle w:val="000000000000" w:firstRow="0" w:lastRow="0" w:firstColumn="0" w:lastColumn="0" w:oddVBand="0" w:evenVBand="0" w:oddHBand="0" w:evenHBand="0" w:firstRowFirstColumn="0" w:firstRowLastColumn="0" w:lastRowFirstColumn="0" w:lastRowLastColumn="0"/>
               <w:rPr>
                 <w:rFonts w:cs="Arial"/>
@@ -1521,7 +1903,6 @@
           </w:tcPr>
           <w:p>
             <w:pPr>
-              <w:pStyle w:val="KeinLeerraum"/>
               <w:cnfStyle w:val="000000000000" w:firstRow="0" w:lastRow="0" w:firstColumn="0" w:lastColumn="0" w:oddVBand="0" w:evenVBand="0" w:oddHBand="0" w:evenHBand="0" w:firstRowFirstColumn="0" w:firstRowLastColumn="0" w:lastRowFirstColumn="0" w:lastRowLastColumn="0"/>
               <w:rPr>
                 <w:rFonts w:cs="Arial"/>
@@ -1542,7 +1923,6 @@
           </w:tcPr>
           <w:p>
             <w:pPr>
-              <w:pStyle w:val="KeinLeerraum"/>
               <w:cnfStyle w:val="000000000000" w:firstRow="0" w:lastRow="0" w:firstColumn="0" w:lastColumn="0" w:oddVBand="0" w:evenVBand="0" w:oddHBand="0" w:evenHBand="0" w:firstRowFirstColumn="0" w:firstRowLastColumn="0" w:lastRowFirstColumn="0" w:lastRowLastColumn="0"/>
               <w:rPr>
                 <w:rFonts w:cs="Arial"/>
@@ -1566,7 +1946,6 @@
           </w:tcPr>
           <w:p>
             <w:pPr>
-              <w:pStyle w:val="KeinLeerraum"/>
               <w:rPr>
                 <w:rFonts w:cs="Arial"/>
               </w:rPr>
@@ -1586,7 +1965,6 @@
           </w:tcPr>
           <w:p>
             <w:pPr>
-              <w:pStyle w:val="KeinLeerraum"/>
               <w:cnfStyle w:val="000000000000" w:firstRow="0" w:lastRow="0" w:firstColumn="0" w:lastColumn="0" w:oddVBand="0" w:evenVBand="0" w:oddHBand="0" w:evenHBand="0" w:firstRowFirstColumn="0" w:firstRowLastColumn="0" w:lastRowFirstColumn="0" w:lastRowLastColumn="0"/>
               <w:rPr>
                 <w:rFonts w:cs="Arial"/>
@@ -1606,7 +1984,6 @@
           </w:tcPr>
           <w:p>
             <w:pPr>
-              <w:pStyle w:val="KeinLeerraum"/>
               <w:cnfStyle w:val="000000000000" w:firstRow="0" w:lastRow="0" w:firstColumn="0" w:lastColumn="0" w:oddVBand="0" w:evenVBand="0" w:oddHBand="0" w:evenHBand="0" w:firstRowFirstColumn="0" w:firstRowLastColumn="0" w:lastRowFirstColumn="0" w:lastRowLastColumn="0"/>
               <w:rPr>
                 <w:rFonts w:cs="Arial"/>
@@ -1627,7 +2004,6 @@
           </w:tcPr>
           <w:p>
             <w:pPr>
-              <w:pStyle w:val="KeinLeerraum"/>
               <w:cnfStyle w:val="000000000000" w:firstRow="0" w:lastRow="0" w:firstColumn="0" w:lastColumn="0" w:oddVBand="0" w:evenVBand="0" w:oddHBand="0" w:evenHBand="0" w:firstRowFirstColumn="0" w:firstRowLastColumn="0" w:lastRowFirstColumn="0" w:lastRowLastColumn="0"/>
               <w:rPr>
                 <w:rFonts w:cs="Arial"/>
@@ -1651,17 +2027,18 @@
           </w:tcPr>
           <w:p>
             <w:pPr>
-              <w:pStyle w:val="KeinLeerraum"/>
-              <w:rPr>
-                <w:rFonts w:cs="Arial"/>
-              </w:rPr>
-            </w:pPr>
+              <w:rPr>
+                <w:rFonts w:cs="Arial"/>
+              </w:rPr>
+            </w:pPr>
+            <w:proofErr w:type="spellStart"/>
             <w:r>
               <w:rPr>
                 <w:rFonts w:cs="Arial"/>
               </w:rPr>
               <w:t>OutputDirectoryPath</w:t>
             </w:r>
+            <w:proofErr w:type="spellEnd"/>
           </w:p>
         </w:tc>
         <w:tc>
@@ -1671,7 +2048,6 @@
           </w:tcPr>
           <w:p>
             <w:pPr>
-              <w:pStyle w:val="KeinLeerraum"/>
               <w:cnfStyle w:val="000000000000" w:firstRow="0" w:lastRow="0" w:firstColumn="0" w:lastColumn="0" w:oddVBand="0" w:evenVBand="0" w:oddHBand="0" w:evenHBand="0" w:firstRowFirstColumn="0" w:firstRowLastColumn="0" w:lastRowFirstColumn="0" w:lastRowLastColumn="0"/>
               <w:rPr>
                 <w:rFonts w:cs="Arial"/>
@@ -1691,7 +2067,6 @@
           </w:tcPr>
           <w:p>
             <w:pPr>
-              <w:pStyle w:val="KeinLeerraum"/>
               <w:cnfStyle w:val="000000000000" w:firstRow="0" w:lastRow="0" w:firstColumn="0" w:lastColumn="0" w:oddVBand="0" w:evenVBand="0" w:oddHBand="0" w:evenHBand="0" w:firstRowFirstColumn="0" w:firstRowLastColumn="0" w:lastRowFirstColumn="0" w:lastRowLastColumn="0"/>
               <w:rPr>
                 <w:rFonts w:cs="Arial"/>
@@ -1712,7 +2087,6 @@
           </w:tcPr>
           <w:p>
             <w:pPr>
-              <w:pStyle w:val="KeinLeerraum"/>
               <w:cnfStyle w:val="000000000000" w:firstRow="0" w:lastRow="0" w:firstColumn="0" w:lastColumn="0" w:oddVBand="0" w:evenVBand="0" w:oddHBand="0" w:evenHBand="0" w:firstRowFirstColumn="0" w:firstRowLastColumn="0" w:lastRowFirstColumn="0" w:lastRowLastColumn="0"/>
               <w:rPr>
                 <w:rFonts w:cs="Arial"/>
@@ -1736,17 +2110,18 @@
           </w:tcPr>
           <w:p>
             <w:pPr>
-              <w:pStyle w:val="KeinLeerraum"/>
-              <w:rPr>
-                <w:rFonts w:cs="Arial"/>
-              </w:rPr>
-            </w:pPr>
+              <w:rPr>
+                <w:rFonts w:cs="Arial"/>
+              </w:rPr>
+            </w:pPr>
+            <w:proofErr w:type="spellStart"/>
             <w:r>
               <w:rPr>
                 <w:rFonts w:cs="Arial"/>
               </w:rPr>
               <w:t>GetVersions</w:t>
             </w:r>
+            <w:proofErr w:type="spellEnd"/>
           </w:p>
         </w:tc>
         <w:tc>
@@ -1756,7 +2131,6 @@
           </w:tcPr>
           <w:p>
             <w:pPr>
-              <w:pStyle w:val="KeinLeerraum"/>
               <w:cnfStyle w:val="000000000000" w:firstRow="0" w:lastRow="0" w:firstColumn="0" w:lastColumn="0" w:oddVBand="0" w:evenVBand="0" w:oddHBand="0" w:evenHBand="0" w:firstRowFirstColumn="0" w:firstRowLastColumn="0" w:lastRowFirstColumn="0" w:lastRowLastColumn="0"/>
               <w:rPr>
                 <w:rFonts w:cs="Arial"/>
@@ -1776,7 +2150,6 @@
           </w:tcPr>
           <w:p>
             <w:pPr>
-              <w:pStyle w:val="KeinLeerraum"/>
               <w:cnfStyle w:val="000000000000" w:firstRow="0" w:lastRow="0" w:firstColumn="0" w:lastColumn="0" w:oddVBand="0" w:evenVBand="0" w:oddHBand="0" w:evenHBand="0" w:firstRowFirstColumn="0" w:firstRowLastColumn="0" w:lastRowFirstColumn="0" w:lastRowLastColumn="0"/>
               <w:rPr>
                 <w:rFonts w:cs="Arial"/>
@@ -1797,7 +2170,6 @@
           </w:tcPr>
           <w:p>
             <w:pPr>
-              <w:pStyle w:val="KeinLeerraum"/>
               <w:cnfStyle w:val="000000000000" w:firstRow="0" w:lastRow="0" w:firstColumn="0" w:lastColumn="0" w:oddVBand="0" w:evenVBand="0" w:oddHBand="0" w:evenHBand="0" w:firstRowFirstColumn="0" w:firstRowLastColumn="0" w:lastRowFirstColumn="0" w:lastRowLastColumn="0"/>
               <w:rPr>
                 <w:rFonts w:cs="Arial"/>
@@ -1807,7 +2179,21 @@
               <w:rPr>
                 <w:rFonts w:cs="Arial"/>
               </w:rPr>
-              <w:t>Liste von GetVersions-Check-Konfigurationen.</w:t>
+              <w:t xml:space="preserve">Liste von </w:t>
+            </w:r>
+            <w:proofErr w:type="spellStart"/>
+            <w:r>
+              <w:rPr>
+                <w:rFonts w:cs="Arial"/>
+              </w:rPr>
+              <w:t>GetVersions</w:t>
+            </w:r>
+            <w:proofErr w:type="spellEnd"/>
+            <w:r>
+              <w:rPr>
+                <w:rFonts w:cs="Arial"/>
+              </w:rPr>
+              <w:t>-Check-Konfigurationen.</w:t>
             </w:r>
           </w:p>
         </w:tc>
@@ -1821,17 +2207,18 @@
           </w:tcPr>
           <w:p>
             <w:pPr>
-              <w:pStyle w:val="KeinLeerraum"/>
-              <w:rPr>
-                <w:rFonts w:cs="Arial"/>
-              </w:rPr>
-            </w:pPr>
+              <w:rPr>
+                <w:rFonts w:cs="Arial"/>
+              </w:rPr>
+            </w:pPr>
+            <w:proofErr w:type="spellStart"/>
             <w:r>
               <w:rPr>
                 <w:rFonts w:cs="Arial"/>
               </w:rPr>
               <w:t>GetCapabilities</w:t>
             </w:r>
+            <w:proofErr w:type="spellEnd"/>
           </w:p>
         </w:tc>
         <w:tc>
@@ -1841,7 +2228,6 @@
           </w:tcPr>
           <w:p>
             <w:pPr>
-              <w:pStyle w:val="KeinLeerraum"/>
               <w:cnfStyle w:val="000000000000" w:firstRow="0" w:lastRow="0" w:firstColumn="0" w:lastColumn="0" w:oddVBand="0" w:evenVBand="0" w:oddHBand="0" w:evenHBand="0" w:firstRowFirstColumn="0" w:firstRowLastColumn="0" w:lastRowFirstColumn="0" w:lastRowLastColumn="0"/>
               <w:rPr>
                 <w:rFonts w:cs="Arial"/>
@@ -1861,7 +2247,6 @@
           </w:tcPr>
           <w:p>
             <w:pPr>
-              <w:pStyle w:val="KeinLeerraum"/>
               <w:cnfStyle w:val="000000000000" w:firstRow="0" w:lastRow="0" w:firstColumn="0" w:lastColumn="0" w:oddVBand="0" w:evenVBand="0" w:oddHBand="0" w:evenHBand="0" w:firstRowFirstColumn="0" w:firstRowLastColumn="0" w:lastRowFirstColumn="0" w:lastRowLastColumn="0"/>
               <w:rPr>
                 <w:rFonts w:cs="Arial"/>
@@ -1882,7 +2267,6 @@
           </w:tcPr>
           <w:p>
             <w:pPr>
-              <w:pStyle w:val="KeinLeerraum"/>
               <w:cnfStyle w:val="000000000000" w:firstRow="0" w:lastRow="0" w:firstColumn="0" w:lastColumn="0" w:oddVBand="0" w:evenVBand="0" w:oddHBand="0" w:evenHBand="0" w:firstRowFirstColumn="0" w:firstRowLastColumn="0" w:lastRowFirstColumn="0" w:lastRowLastColumn="0"/>
               <w:rPr>
                 <w:rFonts w:cs="Arial"/>
@@ -1892,7 +2276,21 @@
               <w:rPr>
                 <w:rFonts w:cs="Arial"/>
               </w:rPr>
-              <w:t>Liste von GetCapabilities-Check-Konfigurationen.</w:t>
+              <w:t xml:space="preserve">Liste von </w:t>
+            </w:r>
+            <w:proofErr w:type="spellStart"/>
+            <w:r>
+              <w:rPr>
+                <w:rFonts w:cs="Arial"/>
+              </w:rPr>
+              <w:t>GetCapabilities</w:t>
+            </w:r>
+            <w:proofErr w:type="spellEnd"/>
+            <w:r>
+              <w:rPr>
+                <w:rFonts w:cs="Arial"/>
+              </w:rPr>
+              <w:t>-Check-Konfigurationen.</w:t>
             </w:r>
           </w:p>
         </w:tc>
@@ -1906,17 +2304,18 @@
           </w:tcPr>
           <w:p>
             <w:pPr>
-              <w:pStyle w:val="KeinLeerraum"/>
-              <w:rPr>
-                <w:rFonts w:cs="Arial"/>
-              </w:rPr>
-            </w:pPr>
+              <w:rPr>
+                <w:rFonts w:cs="Arial"/>
+              </w:rPr>
+            </w:pPr>
+            <w:proofErr w:type="spellStart"/>
             <w:r>
               <w:rPr>
                 <w:rFonts w:cs="Arial"/>
               </w:rPr>
               <w:t>GetEGRID</w:t>
             </w:r>
+            <w:proofErr w:type="spellEnd"/>
           </w:p>
         </w:tc>
         <w:tc>
@@ -1926,7 +2325,6 @@
           </w:tcPr>
           <w:p>
             <w:pPr>
-              <w:pStyle w:val="KeinLeerraum"/>
               <w:cnfStyle w:val="000000000000" w:firstRow="0" w:lastRow="0" w:firstColumn="0" w:lastColumn="0" w:oddVBand="0" w:evenVBand="0" w:oddHBand="0" w:evenHBand="0" w:firstRowFirstColumn="0" w:firstRowLastColumn="0" w:lastRowFirstColumn="0" w:lastRowLastColumn="0"/>
               <w:rPr>
                 <w:rFonts w:cs="Arial"/>
@@ -1946,7 +2344,6 @@
           </w:tcPr>
           <w:p>
             <w:pPr>
-              <w:pStyle w:val="KeinLeerraum"/>
               <w:cnfStyle w:val="000000000000" w:firstRow="0" w:lastRow="0" w:firstColumn="0" w:lastColumn="0" w:oddVBand="0" w:evenVBand="0" w:oddHBand="0" w:evenHBand="0" w:firstRowFirstColumn="0" w:firstRowLastColumn="0" w:lastRowFirstColumn="0" w:lastRowLastColumn="0"/>
               <w:rPr>
                 <w:rFonts w:cs="Arial"/>
@@ -1967,7 +2364,6 @@
           </w:tcPr>
           <w:p>
             <w:pPr>
-              <w:pStyle w:val="KeinLeerraum"/>
               <w:cnfStyle w:val="000000000000" w:firstRow="0" w:lastRow="0" w:firstColumn="0" w:lastColumn="0" w:oddVBand="0" w:evenVBand="0" w:oddHBand="0" w:evenHBand="0" w:firstRowFirstColumn="0" w:firstRowLastColumn="0" w:lastRowFirstColumn="0" w:lastRowLastColumn="0"/>
               <w:rPr>
                 <w:rFonts w:cs="Arial"/>
@@ -1977,7 +2373,21 @@
               <w:rPr>
                 <w:rFonts w:cs="Arial"/>
               </w:rPr>
-              <w:t>Liste von GetEGRID-Check-Konfigurationen.</w:t>
+              <w:t xml:space="preserve">Liste von </w:t>
+            </w:r>
+            <w:proofErr w:type="spellStart"/>
+            <w:r>
+              <w:rPr>
+                <w:rFonts w:cs="Arial"/>
+              </w:rPr>
+              <w:t>GetEGRID</w:t>
+            </w:r>
+            <w:proofErr w:type="spellEnd"/>
+            <w:r>
+              <w:rPr>
+                <w:rFonts w:cs="Arial"/>
+              </w:rPr>
+              <w:t>-Check-Konfigurationen.</w:t>
             </w:r>
           </w:p>
         </w:tc>
@@ -1991,17 +2401,18 @@
           </w:tcPr>
           <w:p>
             <w:pPr>
-              <w:pStyle w:val="KeinLeerraum"/>
-              <w:rPr>
-                <w:rFonts w:cs="Arial"/>
-              </w:rPr>
-            </w:pPr>
+              <w:rPr>
+                <w:rFonts w:cs="Arial"/>
+              </w:rPr>
+            </w:pPr>
+            <w:proofErr w:type="spellStart"/>
             <w:r>
               <w:rPr>
                 <w:rFonts w:cs="Arial"/>
               </w:rPr>
               <w:t>GetExtractById</w:t>
             </w:r>
+            <w:proofErr w:type="spellEnd"/>
           </w:p>
         </w:tc>
         <w:tc>
@@ -2011,7 +2422,6 @@
           </w:tcPr>
           <w:p>
             <w:pPr>
-              <w:pStyle w:val="KeinLeerraum"/>
               <w:cnfStyle w:val="000000000000" w:firstRow="0" w:lastRow="0" w:firstColumn="0" w:lastColumn="0" w:oddVBand="0" w:evenVBand="0" w:oddHBand="0" w:evenHBand="0" w:firstRowFirstColumn="0" w:firstRowLastColumn="0" w:lastRowFirstColumn="0" w:lastRowLastColumn="0"/>
               <w:rPr>
                 <w:rFonts w:cs="Arial"/>
@@ -2032,8 +2442,14 @@
           <w:p>
             <w:pPr>
               <w:cnfStyle w:val="000000000000" w:firstRow="0" w:lastRow="0" w:firstColumn="0" w:lastColumn="0" w:oddVBand="0" w:evenVBand="0" w:oddHBand="0" w:evenHBand="0" w:firstRowFirstColumn="0" w:firstRowLastColumn="0" w:lastRowFirstColumn="0" w:lastRowLastColumn="0"/>
-            </w:pPr>
-            <w:r>
+              <w:rPr>
+                <w:rFonts w:cs="Arial"/>
+              </w:rPr>
+            </w:pPr>
+            <w:r>
+              <w:rPr>
+                <w:rFonts w:cs="Arial"/>
+              </w:rPr>
               <w:t>nein</w:t>
             </w:r>
           </w:p>
@@ -2045,7 +2461,6 @@
           </w:tcPr>
           <w:p>
             <w:pPr>
-              <w:pStyle w:val="KeinLeerraum"/>
               <w:cnfStyle w:val="000000000000" w:firstRow="0" w:lastRow="0" w:firstColumn="0" w:lastColumn="0" w:oddVBand="0" w:evenVBand="0" w:oddHBand="0" w:evenHBand="0" w:firstRowFirstColumn="0" w:firstRowLastColumn="0" w:lastRowFirstColumn="0" w:lastRowLastColumn="0"/>
               <w:rPr>
                 <w:rFonts w:cs="Arial"/>
@@ -2055,7 +2470,21 @@
               <w:rPr>
                 <w:rFonts w:cs="Arial"/>
               </w:rPr>
-              <w:t>Liste von GetExtractById-Check-Konfigurationen.</w:t>
+              <w:t xml:space="preserve">Liste von </w:t>
+            </w:r>
+            <w:proofErr w:type="spellStart"/>
+            <w:r>
+              <w:rPr>
+                <w:rFonts w:cs="Arial"/>
+              </w:rPr>
+              <w:t>GetExtractById</w:t>
+            </w:r>
+            <w:proofErr w:type="spellEnd"/>
+            <w:r>
+              <w:rPr>
+                <w:rFonts w:cs="Arial"/>
+              </w:rPr>
+              <w:t>-Check-Konfigurationen.</w:t>
             </w:r>
           </w:p>
         </w:tc>
@@ -2063,7 +2492,7 @@
     </w:tbl>
     <w:p>
       <w:pPr>
-        <w:pStyle w:val="berschrift3"/>
+        <w:pStyle w:val="Titre3"/>
         <w:rPr>
           <w:rFonts w:cs="Arial"/>
         </w:rPr>
@@ -2082,7 +2511,7 @@
     </w:p>
     <w:tbl>
       <w:tblPr>
-        <w:tblStyle w:val="Gitternetztabelle1hellAkzent1"/>
+        <w:tblStyle w:val="TableauGrille1Clair-Accentuation1"/>
         <w:tblW w:w="0" w:type="auto"/>
         <w:tblLook w:val="04A0" w:firstRow="1" w:lastRow="0" w:firstColumn="1" w:lastColumn="0" w:noHBand="0" w:noVBand="1"/>
       </w:tblPr>
@@ -2104,7 +2533,6 @@
           </w:tcPr>
           <w:p>
             <w:pPr>
-              <w:pStyle w:val="KeinLeerraum"/>
               <w:rPr>
                 <w:rFonts w:cs="Arial"/>
               </w:rPr>
@@ -2124,7 +2552,6 @@
           </w:tcPr>
           <w:p>
             <w:pPr>
-              <w:pStyle w:val="KeinLeerraum"/>
               <w:cnfStyle w:val="100000000000" w:firstRow="1" w:lastRow="0" w:firstColumn="0" w:lastColumn="0" w:oddVBand="0" w:evenVBand="0" w:oddHBand="0" w:evenHBand="0" w:firstRowFirstColumn="0" w:firstRowLastColumn="0" w:lastRowFirstColumn="0" w:lastRowLastColumn="0"/>
               <w:rPr>
                 <w:rFonts w:cs="Arial"/>
@@ -2145,7 +2572,6 @@
           </w:tcPr>
           <w:p>
             <w:pPr>
-              <w:pStyle w:val="KeinLeerraum"/>
               <w:cnfStyle w:val="100000000000" w:firstRow="1" w:lastRow="0" w:firstColumn="0" w:lastColumn="0" w:oddVBand="0" w:evenVBand="0" w:oddHBand="0" w:evenHBand="0" w:firstRowFirstColumn="0" w:firstRowLastColumn="0" w:lastRowFirstColumn="0" w:lastRowLastColumn="0"/>
               <w:rPr>
                 <w:rFonts w:cs="Arial"/>
@@ -2166,7 +2592,6 @@
           </w:tcPr>
           <w:p>
             <w:pPr>
-              <w:pStyle w:val="KeinLeerraum"/>
               <w:cnfStyle w:val="100000000000" w:firstRow="1" w:lastRow="0" w:firstColumn="0" w:lastColumn="0" w:oddVBand="0" w:evenVBand="0" w:oddHBand="0" w:evenHBand="0" w:firstRowFirstColumn="0" w:firstRowLastColumn="0" w:lastRowFirstColumn="0" w:lastRowLastColumn="0"/>
               <w:rPr>
                 <w:rFonts w:cs="Arial"/>
@@ -2190,7 +2615,6 @@
           </w:tcPr>
           <w:p>
             <w:pPr>
-              <w:pStyle w:val="KeinLeerraum"/>
               <w:rPr>
                 <w:rFonts w:cs="Arial"/>
               </w:rPr>
@@ -2210,7 +2634,6 @@
           </w:tcPr>
           <w:p>
             <w:pPr>
-              <w:pStyle w:val="KeinLeerraum"/>
               <w:cnfStyle w:val="000000000000" w:firstRow="0" w:lastRow="0" w:firstColumn="0" w:lastColumn="0" w:oddVBand="0" w:evenVBand="0" w:oddHBand="0" w:evenHBand="0" w:firstRowFirstColumn="0" w:firstRowLastColumn="0" w:lastRowFirstColumn="0" w:lastRowLastColumn="0"/>
               <w:rPr>
                 <w:rFonts w:cs="Arial"/>
@@ -2231,7 +2654,6 @@
           </w:tcPr>
           <w:p>
             <w:pPr>
-              <w:pStyle w:val="KeinLeerraum"/>
               <w:cnfStyle w:val="000000000000" w:firstRow="0" w:lastRow="0" w:firstColumn="0" w:lastColumn="0" w:oddVBand="0" w:evenVBand="0" w:oddHBand="0" w:evenHBand="0" w:firstRowFirstColumn="0" w:firstRowLastColumn="0" w:lastRowFirstColumn="0" w:lastRowLastColumn="0"/>
               <w:rPr>
                 <w:rFonts w:cs="Arial"/>
@@ -2252,7 +2674,6 @@
           </w:tcPr>
           <w:p>
             <w:pPr>
-              <w:pStyle w:val="KeinLeerraum"/>
               <w:cnfStyle w:val="000000000000" w:firstRow="0" w:lastRow="0" w:firstColumn="0" w:lastColumn="0" w:oddVBand="0" w:evenVBand="0" w:oddHBand="0" w:evenHBand="0" w:firstRowFirstColumn="0" w:firstRowLastColumn="0" w:lastRowFirstColumn="0" w:lastRowLastColumn="0"/>
               <w:rPr>
                 <w:rFonts w:cs="Arial"/>
@@ -2276,17 +2697,18 @@
           </w:tcPr>
           <w:p>
             <w:pPr>
-              <w:pStyle w:val="KeinLeerraum"/>
-              <w:rPr>
-                <w:rFonts w:cs="Arial"/>
-              </w:rPr>
-            </w:pPr>
+              <w:rPr>
+                <w:rFonts w:cs="Arial"/>
+              </w:rPr>
+            </w:pPr>
+            <w:proofErr w:type="spellStart"/>
             <w:r>
               <w:rPr>
                 <w:rFonts w:cs="Arial"/>
               </w:rPr>
               <w:t>ExpectedStatusCode</w:t>
             </w:r>
+            <w:proofErr w:type="spellEnd"/>
           </w:p>
         </w:tc>
         <w:tc>
@@ -2296,7 +2718,6 @@
           </w:tcPr>
           <w:p>
             <w:pPr>
-              <w:pStyle w:val="KeinLeerraum"/>
               <w:cnfStyle w:val="000000000000" w:firstRow="0" w:lastRow="0" w:firstColumn="0" w:lastColumn="0" w:oddVBand="0" w:evenVBand="0" w:oddHBand="0" w:evenHBand="0" w:firstRowFirstColumn="0" w:firstRowLastColumn="0" w:lastRowFirstColumn="0" w:lastRowLastColumn="0"/>
               <w:rPr>
                 <w:rFonts w:cs="Arial"/>
@@ -2317,7 +2738,6 @@
           </w:tcPr>
           <w:p>
             <w:pPr>
-              <w:pStyle w:val="KeinLeerraum"/>
               <w:cnfStyle w:val="000000000000" w:firstRow="0" w:lastRow="0" w:firstColumn="0" w:lastColumn="0" w:oddVBand="0" w:evenVBand="0" w:oddHBand="0" w:evenHBand="0" w:firstRowFirstColumn="0" w:firstRowLastColumn="0" w:lastRowFirstColumn="0" w:lastRowLastColumn="0"/>
               <w:rPr>
                 <w:rFonts w:cs="Arial"/>
@@ -2338,7 +2758,6 @@
           </w:tcPr>
           <w:p>
             <w:pPr>
-              <w:pStyle w:val="KeinLeerraum"/>
               <w:cnfStyle w:val="000000000000" w:firstRow="0" w:lastRow="0" w:firstColumn="0" w:lastColumn="0" w:oddVBand="0" w:evenVBand="0" w:oddHBand="0" w:evenHBand="0" w:firstRowFirstColumn="0" w:firstRowLastColumn="0" w:lastRowFirstColumn="0" w:lastRowLastColumn="0"/>
               <w:rPr>
                 <w:rFonts w:cs="Arial"/>
@@ -2362,15 +2781,15 @@
           </w:tcPr>
           <w:p>
             <w:pPr>
-              <w:pStyle w:val="KeinLeerraum"/>
-              <w:rPr>
-                <w:rFonts w:cs="Arial"/>
-              </w:rPr>
-            </w:pPr>
-            <w:r>
-              <w:rPr>
-                <w:rFonts w:cs="Arial"/>
-              </w:rPr>
+              <w:rPr>
+                <w:rFonts w:cs="Arial"/>
+              </w:rPr>
+            </w:pPr>
+            <w:r>
+              <w:rPr>
+                <w:rFonts w:cs="Arial"/>
+              </w:rPr>
+              <w:lastRenderedPageBreak/>
               <w:t>Provoke500</w:t>
             </w:r>
           </w:p>
@@ -2382,7 +2801,6 @@
           </w:tcPr>
           <w:p>
             <w:pPr>
-              <w:pStyle w:val="KeinLeerraum"/>
               <w:cnfStyle w:val="000000000000" w:firstRow="0" w:lastRow="0" w:firstColumn="0" w:lastColumn="0" w:oddVBand="0" w:evenVBand="0" w:oddHBand="0" w:evenHBand="0" w:firstRowFirstColumn="0" w:firstRowLastColumn="0" w:lastRowFirstColumn="0" w:lastRowLastColumn="0"/>
               <w:rPr>
                 <w:rFonts w:cs="Arial"/>
@@ -2403,7 +2821,6 @@
           </w:tcPr>
           <w:p>
             <w:pPr>
-              <w:pStyle w:val="KeinLeerraum"/>
               <w:cnfStyle w:val="000000000000" w:firstRow="0" w:lastRow="0" w:firstColumn="0" w:lastColumn="0" w:oddVBand="0" w:evenVBand="0" w:oddHBand="0" w:evenHBand="0" w:firstRowFirstColumn="0" w:firstRowLastColumn="0" w:lastRowFirstColumn="0" w:lastRowLastColumn="0"/>
               <w:rPr>
                 <w:rFonts w:cs="Arial"/>
@@ -2424,7 +2841,6 @@
           </w:tcPr>
           <w:p>
             <w:pPr>
-              <w:pStyle w:val="KeinLeerraum"/>
               <w:cnfStyle w:val="000000000000" w:firstRow="0" w:lastRow="0" w:firstColumn="0" w:lastColumn="0" w:oddVBand="0" w:evenVBand="0" w:oddHBand="0" w:evenHBand="0" w:firstRowFirstColumn="0" w:firstRowLastColumn="0" w:lastRowFirstColumn="0" w:lastRowLastColumn="0"/>
               <w:rPr>
                 <w:rFonts w:cs="Arial"/>
@@ -2434,7 +2850,35 @@
               <w:rPr>
                 <w:rFonts w:cs="Arial"/>
               </w:rPr>
-              <w:t>Standard: false. Wenn true, wird absichtlich ein Request erzeugt, der HTTP 500 auslösen soll. Der erwartete Status wird dann 500.</w:t>
+              <w:t xml:space="preserve">Standard: </w:t>
+            </w:r>
+            <w:proofErr w:type="spellStart"/>
+            <w:r>
+              <w:rPr>
+                <w:rFonts w:cs="Arial"/>
+              </w:rPr>
+              <w:t>false</w:t>
+            </w:r>
+            <w:proofErr w:type="spellEnd"/>
+            <w:r>
+              <w:rPr>
+                <w:rFonts w:cs="Arial"/>
+              </w:rPr>
+              <w:t xml:space="preserve">. Wenn </w:t>
+            </w:r>
+            <w:proofErr w:type="spellStart"/>
+            <w:r>
+              <w:rPr>
+                <w:rFonts w:cs="Arial"/>
+              </w:rPr>
+              <w:t>true</w:t>
+            </w:r>
+            <w:proofErr w:type="spellEnd"/>
+            <w:r>
+              <w:rPr>
+                <w:rFonts w:cs="Arial"/>
+              </w:rPr>
+              <w:t>, wird absichtlich ein Request erzeugt, der HTTP 500 auslösen soll. Der erwartete Status wird dann 500.</w:t>
             </w:r>
           </w:p>
         </w:tc>
@@ -2442,24 +2886,99 @@
     </w:tbl>
     <w:p>
       <w:pPr>
-        <w:pStyle w:val="KeinLeerraum"/>
+        <w:pStyle w:val="Sansinterligne"/>
       </w:pPr>
     </w:p>
     <w:p>
-      <w:pPr>
-        <w:pStyle w:val="KeinLeerraum"/>
-      </w:pPr>
       <w:r>
         <w:t>Hinweise:</w:t>
       </w:r>
     </w:p>
     <w:p>
       <w:pPr>
-        <w:pStyle w:val="KeinLeerraum"/>
+        <w:pStyle w:val="Paragraphedeliste"/>
         <w:numPr>
           <w:ilvl w:val="0"/>
-          <w:numId w:val="28"/>
+          <w:numId w:val="17"/>
         </w:numPr>
+        <w:rPr>
+          <w:rStyle w:val="Accentuationintense"/>
+        </w:rPr>
+      </w:pPr>
+      <w:r>
+        <w:rPr>
+          <w:rStyle w:val="Accentuationintense"/>
+        </w:rPr>
+        <w:t xml:space="preserve">Content-Type wird passend zu FORMAT geprüft (außer bei Redirect/Provoke500). </w:t>
+      </w:r>
+    </w:p>
+    <w:p>
+      <w:pPr>
+        <w:pStyle w:val="Paragraphedeliste"/>
+        <w:numPr>
+          <w:ilvl w:val="0"/>
+          <w:numId w:val="17"/>
+        </w:numPr>
+        <w:rPr>
+          <w:rStyle w:val="Accentuationintense"/>
+        </w:rPr>
+      </w:pPr>
+      <w:r>
+        <w:rPr>
+          <w:rStyle w:val="Accentuationintense"/>
+        </w:rPr>
+        <w:t>FORMAT="</w:t>
+      </w:r>
+      <w:proofErr w:type="spellStart"/>
+      <w:r>
+        <w:rPr>
+          <w:rStyle w:val="Accentuationintense"/>
+        </w:rPr>
+        <w:t>url</w:t>
+      </w:r>
+      <w:proofErr w:type="spellEnd"/>
+      <w:r>
+        <w:rPr>
+          <w:rStyle w:val="Accentuationintense"/>
+        </w:rPr>
+        <w:t>" erwartet typischerweise HTTP 303 (Redirect).</w:t>
+      </w:r>
+    </w:p>
+    <w:p>
+      <w:pPr>
+        <w:pStyle w:val="Paragraphedeliste"/>
+        <w:numPr>
+          <w:ilvl w:val="0"/>
+          <w:numId w:val="17"/>
+        </w:numPr>
+        <w:rPr>
+          <w:rStyle w:val="Accentuationintense"/>
+        </w:rPr>
+      </w:pPr>
+      <w:r>
+        <w:rPr>
+          <w:rStyle w:val="Accentuationintense"/>
+        </w:rPr>
+        <w:t>Bei HTTP 204 (</w:t>
+      </w:r>
+      <w:proofErr w:type="spellStart"/>
+      <w:r>
+        <w:rPr>
+          <w:rStyle w:val="Accentuationintense"/>
+        </w:rPr>
+        <w:t>No</w:t>
+      </w:r>
+      <w:proofErr w:type="spellEnd"/>
+      <w:r>
+        <w:rPr>
+          <w:rStyle w:val="Accentuationintense"/>
+        </w:rPr>
+        <w:t xml:space="preserve"> Content) gibt es keine Content-Prüfung.</w:t>
+      </w:r>
+    </w:p>
+    <w:p>
+      <w:pPr>
+        <w:pStyle w:val="Titre3"/>
         <w:rPr>
           <w:rFonts w:cs="Arial"/>
         </w:rPr>
@@ -2468,81 +2987,36 @@
         <w:rPr>
           <w:rFonts w:cs="Arial"/>
         </w:rPr>
-        <w:t xml:space="preserve">Content-Type wird passend zu FORMAT geprüft (außer bei Redirect/Provoke500). </w:t>
-      </w:r>
-    </w:p>
-    <w:p>
-      <w:pPr>
-        <w:pStyle w:val="KeinLeerraum"/>
-        <w:numPr>
-          <w:ilvl w:val="0"/>
-          <w:numId w:val="28"/>
-        </w:numPr>
+        <w:t xml:space="preserve">Check: </w:t>
+      </w:r>
+      <w:proofErr w:type="spellStart"/>
+      <w:r>
         <w:rPr>
           <w:rFonts w:cs="Arial"/>
         </w:rPr>
-      </w:pPr>
-      <w:r>
-        <w:rPr>
-          <w:rFonts w:cs="Arial"/>
-        </w:rPr>
-        <w:t>FORMAT="url" erwartet typischerweise HTTP 303 (Redirect).</w:t>
-      </w:r>
+        <w:t>GetVersions</w:t>
+      </w:r>
+      <w:proofErr w:type="spellEnd"/>
     </w:p>
     <w:p>
-      <w:pPr>
-        <w:pStyle w:val="KeinLeerraum"/>
-        <w:numPr>
-          <w:ilvl w:val="0"/>
-          <w:numId w:val="28"/>
-        </w:numPr>
-        <w:rPr>
-          <w:rFonts w:cs="Arial"/>
-          <w:sz w:val="16"/>
-          <w:szCs w:val="16"/>
-        </w:rPr>
-      </w:pPr>
-      <w:r>
-        <w:rPr>
-          <w:rFonts w:cs="Arial"/>
-        </w:rPr>
-        <w:t>Bei HTTP 204 (No Content) gibt es keine Content-Prüfung.</w:t>
+      <w:r>
+        <w:t xml:space="preserve">Zweck: Ruft den Versions-Endpunkt auf. Bei XML wird zusätzlich geprüft, ob die unterstützte Version </w:t>
+      </w:r>
+      <w:r>
+        <w:t>«</w:t>
+      </w:r>
+      <w:r>
+        <w:t>extract-2.0</w:t>
+      </w:r>
+      <w:r>
+        <w:t>»</w:t>
+      </w:r>
+      <w:r>
+        <w:t xml:space="preserve"> ist.</w:t>
       </w:r>
     </w:p>
     <w:p>
-      <w:pPr>
-        <w:pStyle w:val="berschrift3"/>
-        <w:rPr>
-          <w:rFonts w:cs="Arial"/>
-        </w:rPr>
-      </w:pPr>
-      <w:r>
-        <w:rPr>
-          <w:rFonts w:cs="Arial"/>
-        </w:rPr>
-        <w:t>Check: GetVersions</w:t>
-      </w:r>
-    </w:p>
-    <w:p>
-      <w:r>
-        <w:t xml:space="preserve">Zweck: Ruft den Versions-Endpunkt auf. Bei XML wird zusätzlich geprüft, ob die unterstützte Version </w:t>
-      </w:r>
-      <w:r>
-        <w:t>«</w:t>
-      </w:r>
-      <w:r>
-        <w:t>extract-2.0</w:t>
-      </w:r>
-      <w:r>
-        <w:t>»</w:t>
-      </w:r>
-      <w:r>
-        <w:t xml:space="preserve"> ist.</w:t>
-      </w:r>
-    </w:p>
-    <w:p>
-      <w:r>
-        <w:lastRenderedPageBreak/>
+      <w:r>
         <w:t>Unterstützte FORMAT-Werte:</w:t>
       </w:r>
       <w:r>
@@ -2551,8 +3025,21 @@
       <w:r>
         <w:tab/>
       </w:r>
-      <w:r>
-        <w:t xml:space="preserve">xml, json </w:t>
+      <w:proofErr w:type="spellStart"/>
+      <w:r>
+        <w:t>xml</w:t>
+      </w:r>
+      <w:proofErr w:type="spellEnd"/>
+      <w:r>
+        <w:t xml:space="preserve">, </w:t>
+      </w:r>
+      <w:proofErr w:type="spellStart"/>
+      <w:r>
+        <w:t>json</w:t>
+      </w:r>
+      <w:proofErr w:type="spellEnd"/>
+      <w:r>
+        <w:t xml:space="preserve"> </w:t>
       </w:r>
       <w:r>
         <w:br/>
@@ -2575,7 +3062,7 @@
     </w:p>
     <w:tbl>
       <w:tblPr>
-        <w:tblStyle w:val="Tabellenraster"/>
+        <w:tblStyle w:val="Grilledutableau"/>
         <w:tblW w:w="5000" w:type="pct"/>
         <w:tblCellMar>
           <w:top w:w="108" w:type="dxa"/>
@@ -2598,77 +3085,155 @@
           </w:tcPr>
           <w:p>
             <w:pPr>
-              <w:pStyle w:val="KeinLeerraum"/>
-              <w:rPr>
-                <w:rFonts w:ascii="Bahnschrift Light SemiCondensed" w:hAnsi="Bahnschrift Light SemiCondensed" w:cs="Arial"/>
+              <w:pStyle w:val="Sansinterligne"/>
+              <w:rPr>
+                <w:sz w:val="14"/>
+                <w:szCs w:val="14"/>
+              </w:rPr>
+            </w:pPr>
+            <w:r>
+              <w:rPr>
+                <w:sz w:val="14"/>
+                <w:szCs w:val="14"/>
+              </w:rPr>
+              <w:t>"</w:t>
+            </w:r>
+            <w:proofErr w:type="spellStart"/>
+            <w:r>
+              <w:rPr>
+                <w:sz w:val="14"/>
+                <w:szCs w:val="14"/>
+              </w:rPr>
+              <w:t>GetVersions</w:t>
+            </w:r>
+            <w:proofErr w:type="spellEnd"/>
+            <w:r>
+              <w:rPr>
+                <w:sz w:val="14"/>
+                <w:szCs w:val="14"/>
+              </w:rPr>
+              <w:t>": [</w:t>
+            </w:r>
+          </w:p>
+          <w:p>
+            <w:pPr>
+              <w:pStyle w:val="Sansinterligne"/>
+              <w:rPr>
+                <w:sz w:val="14"/>
+                <w:szCs w:val="14"/>
+              </w:rPr>
+            </w:pPr>
+            <w:r>
+              <w:rPr>
+                <w:sz w:val="14"/>
+                <w:szCs w:val="14"/>
+              </w:rPr>
+              <w:t xml:space="preserve">    {"FORMAT": "xml", "</w:t>
+            </w:r>
+            <w:proofErr w:type="spellStart"/>
+            <w:r>
+              <w:rPr>
+                <w:sz w:val="14"/>
+                <w:szCs w:val="14"/>
+              </w:rPr>
+              <w:t>ExpectedStatusCode</w:t>
+            </w:r>
+            <w:proofErr w:type="spellEnd"/>
+            <w:r>
+              <w:rPr>
+                <w:sz w:val="14"/>
+                <w:szCs w:val="14"/>
+              </w:rPr>
+              <w:t xml:space="preserve">": </w:t>
+            </w:r>
+            <w:proofErr w:type="gramStart"/>
+            <w:r>
+              <w:rPr>
+                <w:sz w:val="14"/>
+                <w:szCs w:val="14"/>
+              </w:rPr>
+              <w:t>200 }</w:t>
+            </w:r>
+            <w:proofErr w:type="gramEnd"/>
+            <w:r>
+              <w:rPr>
+                <w:sz w:val="14"/>
+                <w:szCs w:val="14"/>
+              </w:rPr>
+              <w:t>,</w:t>
+            </w:r>
+          </w:p>
+          <w:p>
+            <w:pPr>
+              <w:pStyle w:val="Sansinterligne"/>
+              <w:rPr>
+                <w:sz w:val="14"/>
+                <w:szCs w:val="14"/>
+              </w:rPr>
+            </w:pPr>
+            <w:r>
+              <w:rPr>
+                <w:sz w:val="14"/>
+                <w:szCs w:val="14"/>
+              </w:rPr>
+              <w:t xml:space="preserve">    {"FORMAT": "</w:t>
+            </w:r>
+            <w:proofErr w:type="spellStart"/>
+            <w:proofErr w:type="gramStart"/>
+            <w:r>
+              <w:rPr>
+                <w:sz w:val="14"/>
+                <w:szCs w:val="14"/>
+              </w:rPr>
+              <w:t>json</w:t>
+            </w:r>
+            <w:proofErr w:type="spellEnd"/>
+            <w:proofErr w:type="gramEnd"/>
+            <w:r>
+              <w:rPr>
+                <w:sz w:val="14"/>
+                <w:szCs w:val="14"/>
+              </w:rPr>
+              <w:t>", "</w:t>
+            </w:r>
+            <w:proofErr w:type="spellStart"/>
+            <w:r>
+              <w:rPr>
+                <w:sz w:val="14"/>
+                <w:szCs w:val="14"/>
+              </w:rPr>
+              <w:t>ExpectedStatusCode</w:t>
+            </w:r>
+            <w:proofErr w:type="spellEnd"/>
+            <w:r>
+              <w:rPr>
+                <w:sz w:val="14"/>
+                <w:szCs w:val="14"/>
+              </w:rPr>
+              <w:t xml:space="preserve">": </w:t>
+            </w:r>
+            <w:proofErr w:type="gramStart"/>
+            <w:r>
+              <w:rPr>
+                <w:sz w:val="14"/>
+                <w:szCs w:val="14"/>
+              </w:rPr>
+              <w:t>200 }</w:t>
+            </w:r>
+            <w:proofErr w:type="gramEnd"/>
+          </w:p>
+          <w:p>
+            <w:pPr>
+              <w:rPr>
+                <w:rFonts w:cs="Arial"/>
+              </w:rPr>
+            </w:pPr>
+            <w:r>
+              <w:rPr>
+                <w:rFonts w:ascii="Courier New" w:hAnsi="Courier New" w:cs="Courier New"/>
                 <w:color w:val="124F1A" w:themeColor="accent3" w:themeShade="BF"/>
-                <w:szCs w:val="18"/>
-                <w:lang w:val="fr-CH"/>
-              </w:rPr>
-            </w:pPr>
-            <w:r>
-              <w:rPr>
-                <w:rFonts w:ascii="Bahnschrift Light SemiCondensed" w:hAnsi="Bahnschrift Light SemiCondensed" w:cs="Arial"/>
-                <w:color w:val="124F1A" w:themeColor="accent3" w:themeShade="BF"/>
-                <w:szCs w:val="18"/>
-                <w:lang w:val="fr-CH"/>
-              </w:rPr>
-              <w:t>"GetVersions": [</w:t>
-            </w:r>
-          </w:p>
-          <w:p>
-            <w:pPr>
-              <w:pStyle w:val="KeinLeerraum"/>
-              <w:ind w:left="58"/>
-              <w:rPr>
-                <w:rFonts w:ascii="Bahnschrift Light SemiCondensed" w:hAnsi="Bahnschrift Light SemiCondensed" w:cs="Arial"/>
-                <w:color w:val="124F1A" w:themeColor="accent3" w:themeShade="BF"/>
-                <w:szCs w:val="18"/>
-                <w:lang w:val="fr-CH"/>
-              </w:rPr>
-            </w:pPr>
-            <w:r>
-              <w:rPr>
-                <w:rFonts w:ascii="Bahnschrift Light SemiCondensed" w:hAnsi="Bahnschrift Light SemiCondensed" w:cs="Arial"/>
-                <w:color w:val="124F1A" w:themeColor="accent3" w:themeShade="BF"/>
-                <w:szCs w:val="18"/>
-                <w:lang w:val="fr-CH"/>
-              </w:rPr>
-              <w:t xml:space="preserve">    {"FORMAT": "xml", "ExpectedStatusCode": 200 },</w:t>
-            </w:r>
-          </w:p>
-          <w:p>
-            <w:pPr>
-              <w:pStyle w:val="KeinLeerraum"/>
-              <w:ind w:left="58"/>
-              <w:rPr>
-                <w:rFonts w:ascii="Bahnschrift Light SemiCondensed" w:hAnsi="Bahnschrift Light SemiCondensed" w:cs="Arial"/>
-                <w:color w:val="124F1A" w:themeColor="accent3" w:themeShade="BF"/>
-                <w:szCs w:val="18"/>
-                <w:lang w:val="fr-CH"/>
-              </w:rPr>
-            </w:pPr>
-            <w:r>
-              <w:rPr>
-                <w:rFonts w:ascii="Bahnschrift Light SemiCondensed" w:hAnsi="Bahnschrift Light SemiCondensed" w:cs="Arial"/>
-                <w:color w:val="124F1A" w:themeColor="accent3" w:themeShade="BF"/>
-                <w:szCs w:val="18"/>
-                <w:lang w:val="fr-CH"/>
-              </w:rPr>
-              <w:t xml:space="preserve">    {"FORMAT": "json", "ExpectedStatusCode": 200 }</w:t>
-            </w:r>
-          </w:p>
-          <w:p>
-            <w:pPr>
-              <w:rPr>
-                <w:rFonts w:cs="Arial"/>
-              </w:rPr>
-            </w:pPr>
-            <w:r>
-              <w:rPr>
-                <w:rFonts w:ascii="Bahnschrift Light SemiCondensed" w:hAnsi="Bahnschrift Light SemiCondensed" w:cs="Arial"/>
-                <w:color w:val="124F1A" w:themeColor="accent3" w:themeShade="BF"/>
-                <w:szCs w:val="18"/>
+                <w:sz w:val="14"/>
+                <w:szCs w:val="14"/>
                 <w:lang w:val="fr-CH"/>
               </w:rPr>
               <w:t>]</w:t>
@@ -2679,7 +3244,7 @@
     </w:tbl>
     <w:p>
       <w:pPr>
-        <w:pStyle w:val="berschrift3"/>
+        <w:pStyle w:val="Titre3"/>
         <w:rPr>
           <w:rFonts w:cs="Arial"/>
         </w:rPr>
@@ -2688,12 +3253,28 @@
         <w:rPr>
           <w:rFonts w:cs="Arial"/>
         </w:rPr>
-        <w:t>Check: GetCapabilities</w:t>
-      </w:r>
+        <w:t xml:space="preserve">Check: </w:t>
+      </w:r>
+      <w:proofErr w:type="spellStart"/>
+      <w:r>
+        <w:rPr>
+          <w:rFonts w:cs="Arial"/>
+        </w:rPr>
+        <w:t>GetCapabilities</w:t>
+      </w:r>
+      <w:proofErr w:type="spellEnd"/>
     </w:p>
     <w:p>
       <w:r>
-        <w:t>Zweck: Ruft den Capabilities-Endpunkt auf und validiert Erreichbarkeit/Antwort. Bei XML erfolgt zusätzlich XSD-Validierung.</w:t>
+        <w:t xml:space="preserve">Zweck: Ruft den </w:t>
+      </w:r>
+      <w:proofErr w:type="spellStart"/>
+      <w:r>
+        <w:t>Capabilities</w:t>
+      </w:r>
+      <w:proofErr w:type="spellEnd"/>
+      <w:r>
+        <w:t>-Endpunkt auf und validiert Erreichbarkeit/Antwort. Bei XML erfolgt zusätzlich XSD-Validierung.</w:t>
       </w:r>
     </w:p>
     <w:p>
@@ -2706,8 +3287,21 @@
       <w:r>
         <w:tab/>
       </w:r>
-      <w:r>
-        <w:t xml:space="preserve">xml, json </w:t>
+      <w:proofErr w:type="spellStart"/>
+      <w:r>
+        <w:t>xml</w:t>
+      </w:r>
+      <w:proofErr w:type="spellEnd"/>
+      <w:r>
+        <w:t xml:space="preserve">, </w:t>
+      </w:r>
+      <w:proofErr w:type="spellStart"/>
+      <w:r>
+        <w:t>json</w:t>
+      </w:r>
+      <w:proofErr w:type="spellEnd"/>
+      <w:r>
+        <w:t xml:space="preserve"> </w:t>
       </w:r>
       <w:r>
         <w:br/>
@@ -2730,7 +3324,7 @@
     </w:p>
     <w:tbl>
       <w:tblPr>
-        <w:tblStyle w:val="Tabellenraster"/>
+        <w:tblStyle w:val="Grilledutableau"/>
         <w:tblW w:w="5000" w:type="pct"/>
         <w:tblCellMar>
           <w:top w:w="108" w:type="dxa"/>
@@ -2749,80 +3343,155 @@
           </w:tcPr>
           <w:p>
             <w:pPr>
-              <w:pStyle w:val="KeinLeerraum"/>
-              <w:rPr>
-                <w:rFonts w:ascii="Bahnschrift Light SemiCondensed" w:hAnsi="Bahnschrift Light SemiCondensed" w:cs="Arial"/>
-                <w:color w:val="124F1A" w:themeColor="accent3" w:themeShade="BF"/>
-                <w:szCs w:val="18"/>
-                <w:lang w:val="fr-CH"/>
-              </w:rPr>
-            </w:pPr>
-            <w:r>
-              <w:rPr>
-                <w:rFonts w:ascii="Bahnschrift Light SemiCondensed" w:hAnsi="Bahnschrift Light SemiCondensed" w:cs="Arial"/>
-                <w:color w:val="124F1A" w:themeColor="accent3" w:themeShade="BF"/>
-                <w:szCs w:val="18"/>
-                <w:lang w:val="fr-CH"/>
-              </w:rPr>
-              <w:t>"GetCapabilities": [</w:t>
-            </w:r>
-          </w:p>
-          <w:p>
-            <w:pPr>
-              <w:pStyle w:val="KeinLeerraum"/>
-              <w:rPr>
-                <w:rFonts w:ascii="Bahnschrift Light SemiCondensed" w:hAnsi="Bahnschrift Light SemiCondensed" w:cs="Arial"/>
-                <w:color w:val="124F1A" w:themeColor="accent3" w:themeShade="BF"/>
-                <w:szCs w:val="18"/>
-                <w:lang w:val="fr-CH"/>
-              </w:rPr>
-            </w:pPr>
-            <w:r>
-              <w:rPr>
-                <w:rFonts w:ascii="Bahnschrift Light SemiCondensed" w:hAnsi="Bahnschrift Light SemiCondensed" w:cs="Arial"/>
-                <w:color w:val="124F1A" w:themeColor="accent3" w:themeShade="BF"/>
-                <w:szCs w:val="18"/>
-                <w:lang w:val="fr-CH"/>
-              </w:rPr>
-              <w:t xml:space="preserve">    {"FORMAT": "xml", "ExpectedStatusCode": 200 },</w:t>
-            </w:r>
-          </w:p>
-          <w:p>
-            <w:pPr>
-              <w:pStyle w:val="KeinLeerraum"/>
-              <w:rPr>
-                <w:rFonts w:ascii="Bahnschrift Light SemiCondensed" w:hAnsi="Bahnschrift Light SemiCondensed" w:cs="Arial"/>
-                <w:color w:val="124F1A" w:themeColor="accent3" w:themeShade="BF"/>
-                <w:szCs w:val="18"/>
-                <w:lang w:val="fr-CH"/>
-              </w:rPr>
-            </w:pPr>
-            <w:r>
-              <w:rPr>
-                <w:rFonts w:ascii="Bahnschrift Light SemiCondensed" w:hAnsi="Bahnschrift Light SemiCondensed" w:cs="Arial"/>
-                <w:color w:val="124F1A" w:themeColor="accent3" w:themeShade="BF"/>
-                <w:szCs w:val="18"/>
-                <w:lang w:val="fr-CH"/>
-              </w:rPr>
-              <w:t xml:space="preserve">    {"FORMAT": "json", "ExpectedStatusCode": 200 }</w:t>
-            </w:r>
-          </w:p>
-          <w:p>
-            <w:pPr>
-              <w:pStyle w:val="KeinLeerraum"/>
-              <w:rPr>
-                <w:rFonts w:cs="Arial"/>
+              <w:pStyle w:val="Sansinterligne"/>
+              <w:rPr>
+                <w:sz w:val="14"/>
+                <w:szCs w:val="14"/>
+              </w:rPr>
+            </w:pPr>
+            <w:r>
+              <w:rPr>
+                <w:sz w:val="14"/>
+                <w:szCs w:val="14"/>
+              </w:rPr>
+              <w:t>"</w:t>
+            </w:r>
+            <w:proofErr w:type="spellStart"/>
+            <w:r>
+              <w:rPr>
+                <w:sz w:val="14"/>
+                <w:szCs w:val="14"/>
+              </w:rPr>
+              <w:t>GetCapabilities</w:t>
+            </w:r>
+            <w:proofErr w:type="spellEnd"/>
+            <w:r>
+              <w:rPr>
+                <w:sz w:val="14"/>
+                <w:szCs w:val="14"/>
+              </w:rPr>
+              <w:t>": [</w:t>
+            </w:r>
+          </w:p>
+          <w:p>
+            <w:pPr>
+              <w:pStyle w:val="Sansinterligne"/>
+              <w:rPr>
+                <w:sz w:val="14"/>
+                <w:szCs w:val="14"/>
+              </w:rPr>
+            </w:pPr>
+            <w:r>
+              <w:rPr>
+                <w:sz w:val="14"/>
+                <w:szCs w:val="14"/>
+              </w:rPr>
+              <w:t xml:space="preserve">    {"FORMAT": "xml", "</w:t>
+            </w:r>
+            <w:proofErr w:type="spellStart"/>
+            <w:r>
+              <w:rPr>
+                <w:sz w:val="14"/>
+                <w:szCs w:val="14"/>
+              </w:rPr>
+              <w:t>ExpectedStatusCode</w:t>
+            </w:r>
+            <w:proofErr w:type="spellEnd"/>
+            <w:r>
+              <w:rPr>
+                <w:sz w:val="14"/>
+                <w:szCs w:val="14"/>
+              </w:rPr>
+              <w:t xml:space="preserve">": </w:t>
+            </w:r>
+            <w:proofErr w:type="gramStart"/>
+            <w:r>
+              <w:rPr>
+                <w:sz w:val="14"/>
+                <w:szCs w:val="14"/>
+              </w:rPr>
+              <w:t>200 }</w:t>
+            </w:r>
+            <w:proofErr w:type="gramEnd"/>
+            <w:r>
+              <w:rPr>
+                <w:sz w:val="14"/>
+                <w:szCs w:val="14"/>
+              </w:rPr>
+              <w:t>,</w:t>
+            </w:r>
+          </w:p>
+          <w:p>
+            <w:pPr>
+              <w:pStyle w:val="Sansinterligne"/>
+              <w:rPr>
+                <w:sz w:val="14"/>
+                <w:szCs w:val="14"/>
+              </w:rPr>
+            </w:pPr>
+            <w:r>
+              <w:rPr>
+                <w:sz w:val="14"/>
+                <w:szCs w:val="14"/>
+              </w:rPr>
+              <w:t xml:space="preserve">    {"FORMAT": "</w:t>
+            </w:r>
+            <w:proofErr w:type="spellStart"/>
+            <w:proofErr w:type="gramStart"/>
+            <w:r>
+              <w:rPr>
+                <w:sz w:val="14"/>
+                <w:szCs w:val="14"/>
+              </w:rPr>
+              <w:t>json</w:t>
+            </w:r>
+            <w:proofErr w:type="spellEnd"/>
+            <w:proofErr w:type="gramEnd"/>
+            <w:r>
+              <w:rPr>
+                <w:sz w:val="14"/>
+                <w:szCs w:val="14"/>
+              </w:rPr>
+              <w:t>", "</w:t>
+            </w:r>
+            <w:proofErr w:type="spellStart"/>
+            <w:r>
+              <w:rPr>
+                <w:sz w:val="14"/>
+                <w:szCs w:val="14"/>
+              </w:rPr>
+              <w:t>ExpectedStatusCode</w:t>
+            </w:r>
+            <w:proofErr w:type="spellEnd"/>
+            <w:r>
+              <w:rPr>
+                <w:sz w:val="14"/>
+                <w:szCs w:val="14"/>
+              </w:rPr>
+              <w:t xml:space="preserve">": </w:t>
+            </w:r>
+            <w:proofErr w:type="gramStart"/>
+            <w:r>
+              <w:rPr>
+                <w:sz w:val="14"/>
+                <w:szCs w:val="14"/>
+              </w:rPr>
+              <w:t>200 }</w:t>
+            </w:r>
+            <w:proofErr w:type="gramEnd"/>
+          </w:p>
+          <w:p>
+            <w:pPr>
+              <w:pStyle w:val="Sansinterligne"/>
+              <w:rPr>
                 <w:sz w:val="16"/>
                 <w:szCs w:val="16"/>
-                <w:lang w:val="fr-CH"/>
-              </w:rPr>
-            </w:pPr>
-            <w:r>
-              <w:rPr>
-                <w:rFonts w:ascii="Bahnschrift Light SemiCondensed" w:hAnsi="Bahnschrift Light SemiCondensed" w:cs="Arial"/>
-                <w:color w:val="124F1A" w:themeColor="accent3" w:themeShade="BF"/>
-                <w:szCs w:val="18"/>
-                <w:lang w:val="fr-CH"/>
+              </w:rPr>
+            </w:pPr>
+            <w:r>
+              <w:rPr>
+                <w:sz w:val="14"/>
+                <w:szCs w:val="14"/>
               </w:rPr>
               <w:t>]</w:t>
             </w:r>
@@ -2832,7 +3501,7 @@
     </w:tbl>
     <w:p>
       <w:pPr>
-        <w:pStyle w:val="berschrift3"/>
+        <w:pStyle w:val="Titre3"/>
         <w:rPr>
           <w:rFonts w:cs="Arial"/>
         </w:rPr>
@@ -2841,8 +3510,16 @@
         <w:rPr>
           <w:rFonts w:cs="Arial"/>
         </w:rPr>
-        <w:t>Check: GetEGRID</w:t>
-      </w:r>
+        <w:t xml:space="preserve">Check: </w:t>
+      </w:r>
+      <w:proofErr w:type="spellStart"/>
+      <w:r>
+        <w:rPr>
+          <w:rFonts w:cs="Arial"/>
+        </w:rPr>
+        <w:t>GetEGRID</w:t>
+      </w:r>
+      <w:proofErr w:type="spellEnd"/>
     </w:p>
     <w:p>
       <w:r>
@@ -2865,13 +3542,23 @@
       <w:r>
         <w:tab/>
       </w:r>
-      <w:r>
-        <w:t>xml, json</w:t>
-      </w:r>
+      <w:proofErr w:type="spellStart"/>
+      <w:r>
+        <w:t>xml</w:t>
+      </w:r>
+      <w:proofErr w:type="spellEnd"/>
+      <w:r>
+        <w:t xml:space="preserve">, </w:t>
+      </w:r>
+      <w:proofErr w:type="spellStart"/>
+      <w:r>
+        <w:t>json</w:t>
+      </w:r>
+      <w:proofErr w:type="spellEnd"/>
     </w:p>
     <w:p>
       <w:pPr>
-        <w:pStyle w:val="berschrift4"/>
+        <w:pStyle w:val="Titre4"/>
         <w:rPr>
           <w:rFonts w:cs="Arial"/>
         </w:rPr>
@@ -2885,7 +3572,7 @@
     </w:p>
     <w:tbl>
       <w:tblPr>
-        <w:tblStyle w:val="Gitternetztabelle1hellAkzent1"/>
+        <w:tblStyle w:val="TableauGrille1Clair-Accentuation1"/>
         <w:tblW w:w="0" w:type="auto"/>
         <w:tblLook w:val="04A0" w:firstRow="1" w:lastRow="0" w:firstColumn="1" w:lastColumn="0" w:noHBand="0" w:noVBand="1"/>
       </w:tblPr>
@@ -2907,7 +3594,6 @@
           </w:tcPr>
           <w:p>
             <w:pPr>
-              <w:pStyle w:val="KeinLeerraum"/>
               <w:rPr>
                 <w:rFonts w:cs="Arial"/>
               </w:rPr>
@@ -2927,7 +3613,6 @@
           </w:tcPr>
           <w:p>
             <w:pPr>
-              <w:pStyle w:val="KeinLeerraum"/>
               <w:cnfStyle w:val="100000000000" w:firstRow="1" w:lastRow="0" w:firstColumn="0" w:lastColumn="0" w:oddVBand="0" w:evenVBand="0" w:oddHBand="0" w:evenHBand="0" w:firstRowFirstColumn="0" w:firstRowLastColumn="0" w:lastRowFirstColumn="0" w:lastRowLastColumn="0"/>
               <w:rPr>
                 <w:rFonts w:cs="Arial"/>
@@ -2948,7 +3633,6 @@
           </w:tcPr>
           <w:p>
             <w:pPr>
-              <w:pStyle w:val="KeinLeerraum"/>
               <w:cnfStyle w:val="100000000000" w:firstRow="1" w:lastRow="0" w:firstColumn="0" w:lastColumn="0" w:oddVBand="0" w:evenVBand="0" w:oddHBand="0" w:evenHBand="0" w:firstRowFirstColumn="0" w:firstRowLastColumn="0" w:lastRowFirstColumn="0" w:lastRowLastColumn="0"/>
               <w:rPr>
                 <w:rFonts w:cs="Arial"/>
@@ -2972,7 +3656,6 @@
           </w:tcPr>
           <w:p>
             <w:pPr>
-              <w:pStyle w:val="KeinLeerraum"/>
               <w:rPr>
                 <w:rFonts w:cs="Arial"/>
               </w:rPr>
@@ -2992,7 +3675,6 @@
           </w:tcPr>
           <w:p>
             <w:pPr>
-              <w:pStyle w:val="KeinLeerraum"/>
               <w:cnfStyle w:val="000000000000" w:firstRow="0" w:lastRow="0" w:firstColumn="0" w:lastColumn="0" w:oddVBand="0" w:evenVBand="0" w:oddHBand="0" w:evenHBand="0" w:firstRowFirstColumn="0" w:firstRowLastColumn="0" w:lastRowFirstColumn="0" w:lastRowLastColumn="0"/>
               <w:rPr>
                 <w:rFonts w:cs="Arial"/>
@@ -3013,7 +3695,6 @@
           </w:tcPr>
           <w:p>
             <w:pPr>
-              <w:pStyle w:val="KeinLeerraum"/>
               <w:cnfStyle w:val="000000000000" w:firstRow="0" w:lastRow="0" w:firstColumn="0" w:lastColumn="0" w:oddVBand="0" w:evenVBand="0" w:oddHBand="0" w:evenHBand="0" w:firstRowFirstColumn="0" w:firstRowLastColumn="0" w:lastRowFirstColumn="0" w:lastRowLastColumn="0"/>
               <w:rPr>
                 <w:rFonts w:cs="Arial"/>
@@ -3023,7 +3704,21 @@
               <w:rPr>
                 <w:rFonts w:cs="Arial"/>
               </w:rPr>
-              <w:t>Fordert Geometrie in der Antwort an (Standard false).</w:t>
+              <w:t xml:space="preserve">Fordert Geometrie in der Antwort an (Standard </w:t>
+            </w:r>
+            <w:proofErr w:type="spellStart"/>
+            <w:r>
+              <w:rPr>
+                <w:rFonts w:cs="Arial"/>
+              </w:rPr>
+              <w:t>false</w:t>
+            </w:r>
+            <w:proofErr w:type="spellEnd"/>
+            <w:r>
+              <w:rPr>
+                <w:rFonts w:cs="Arial"/>
+              </w:rPr>
+              <w:t>).</w:t>
             </w:r>
           </w:p>
         </w:tc>
@@ -3037,7 +3732,6 @@
           </w:tcPr>
           <w:p>
             <w:pPr>
-              <w:pStyle w:val="KeinLeerraum"/>
               <w:rPr>
                 <w:rFonts w:cs="Arial"/>
               </w:rPr>
@@ -3057,7 +3751,6 @@
           </w:tcPr>
           <w:p>
             <w:pPr>
-              <w:pStyle w:val="KeinLeerraum"/>
               <w:cnfStyle w:val="000000000000" w:firstRow="0" w:lastRow="0" w:firstColumn="0" w:lastColumn="0" w:oddVBand="0" w:evenVBand="0" w:oddHBand="0" w:evenHBand="0" w:firstRowFirstColumn="0" w:firstRowLastColumn="0" w:lastRowFirstColumn="0" w:lastRowLastColumn="0"/>
               <w:rPr>
                 <w:rFonts w:cs="Arial"/>
@@ -3078,7 +3771,6 @@
           </w:tcPr>
           <w:p>
             <w:pPr>
-              <w:pStyle w:val="KeinLeerraum"/>
               <w:cnfStyle w:val="000000000000" w:firstRow="0" w:lastRow="0" w:firstColumn="0" w:lastColumn="0" w:oddVBand="0" w:evenVBand="0" w:oddHBand="0" w:evenHBand="0" w:firstRowFirstColumn="0" w:firstRowLastColumn="0" w:lastRowFirstColumn="0" w:lastRowLastColumn="0"/>
               <w:rPr>
                 <w:rFonts w:cs="Arial"/>
@@ -3102,7 +3794,6 @@
           </w:tcPr>
           <w:p>
             <w:pPr>
-              <w:pStyle w:val="KeinLeerraum"/>
               <w:rPr>
                 <w:rFonts w:cs="Arial"/>
               </w:rPr>
@@ -3122,7 +3813,6 @@
           </w:tcPr>
           <w:p>
             <w:pPr>
-              <w:pStyle w:val="KeinLeerraum"/>
               <w:cnfStyle w:val="000000000000" w:firstRow="0" w:lastRow="0" w:firstColumn="0" w:lastColumn="0" w:oddVBand="0" w:evenVBand="0" w:oddHBand="0" w:evenHBand="0" w:firstRowFirstColumn="0" w:firstRowLastColumn="0" w:lastRowFirstColumn="0" w:lastRowLastColumn="0"/>
               <w:rPr>
                 <w:rFonts w:cs="Arial"/>
@@ -3143,7 +3833,6 @@
           </w:tcPr>
           <w:p>
             <w:pPr>
-              <w:pStyle w:val="KeinLeerraum"/>
               <w:cnfStyle w:val="000000000000" w:firstRow="0" w:lastRow="0" w:firstColumn="0" w:lastColumn="0" w:oddVBand="0" w:evenVBand="0" w:oddHBand="0" w:evenHBand="0" w:firstRowFirstColumn="0" w:firstRowLastColumn="0" w:lastRowFirstColumn="0" w:lastRowLastColumn="0"/>
               <w:rPr>
                 <w:rFonts w:cs="Arial"/>
@@ -3167,7 +3856,6 @@
           </w:tcPr>
           <w:p>
             <w:pPr>
-              <w:pStyle w:val="KeinLeerraum"/>
               <w:rPr>
                 <w:rFonts w:cs="Arial"/>
               </w:rPr>
@@ -3187,7 +3875,6 @@
           </w:tcPr>
           <w:p>
             <w:pPr>
-              <w:pStyle w:val="KeinLeerraum"/>
               <w:cnfStyle w:val="000000000000" w:firstRow="0" w:lastRow="0" w:firstColumn="0" w:lastColumn="0" w:oddVBand="0" w:evenVBand="0" w:oddHBand="0" w:evenHBand="0" w:firstRowFirstColumn="0" w:firstRowLastColumn="0" w:lastRowFirstColumn="0" w:lastRowLastColumn="0"/>
               <w:rPr>
                 <w:rFonts w:cs="Arial"/>
@@ -3208,7 +3895,6 @@
           </w:tcPr>
           <w:p>
             <w:pPr>
-              <w:pStyle w:val="KeinLeerraum"/>
               <w:cnfStyle w:val="000000000000" w:firstRow="0" w:lastRow="0" w:firstColumn="0" w:lastColumn="0" w:oddVBand="0" w:evenVBand="0" w:oddHBand="0" w:evenHBand="0" w:firstRowFirstColumn="0" w:firstRowLastColumn="0" w:lastRowFirstColumn="0" w:lastRowLastColumn="0"/>
               <w:rPr>
                 <w:rFonts w:cs="Arial"/>
@@ -3232,7 +3918,6 @@
           </w:tcPr>
           <w:p>
             <w:pPr>
-              <w:pStyle w:val="KeinLeerraum"/>
               <w:rPr>
                 <w:rFonts w:cs="Arial"/>
               </w:rPr>
@@ -3252,7 +3937,6 @@
           </w:tcPr>
           <w:p>
             <w:pPr>
-              <w:pStyle w:val="KeinLeerraum"/>
               <w:cnfStyle w:val="000000000000" w:firstRow="0" w:lastRow="0" w:firstColumn="0" w:lastColumn="0" w:oddVBand="0" w:evenVBand="0" w:oddHBand="0" w:evenHBand="0" w:firstRowFirstColumn="0" w:firstRowLastColumn="0" w:lastRowFirstColumn="0" w:lastRowLastColumn="0"/>
               <w:rPr>
                 <w:rFonts w:cs="Arial"/>
@@ -3273,19 +3957,30 @@
           </w:tcPr>
           <w:p>
             <w:pPr>
-              <w:pStyle w:val="KeinLeerraum"/>
               <w:cnfStyle w:val="000000000000" w:firstRow="0" w:lastRow="0" w:firstColumn="0" w:lastColumn="0" w:oddVBand="0" w:evenVBand="0" w:oddHBand="0" w:evenHBand="0" w:firstRowFirstColumn="0" w:firstRowLastColumn="0" w:lastRowFirstColumn="0" w:lastRowLastColumn="0"/>
               <w:rPr>
                 <w:rFonts w:cs="Arial"/>
-                <w:lang w:val="fr-CH"/>
-              </w:rPr>
-            </w:pPr>
-            <w:r>
-              <w:rPr>
-                <w:rFonts w:cs="Arial"/>
-                <w:lang w:val="fr-CH"/>
-              </w:rPr>
-              <w:t>Variante C (Adresse). Erfordert POSTALCODE + LOCALISATION + NUMBER</w:t>
+              </w:rPr>
+            </w:pPr>
+            <w:r>
+              <w:rPr>
+                <w:rFonts w:cs="Arial"/>
+              </w:rPr>
+              <w:t xml:space="preserve">Variante C (Adresse). </w:t>
+            </w:r>
+            <w:proofErr w:type="spellStart"/>
+            <w:r>
+              <w:rPr>
+                <w:rFonts w:cs="Arial"/>
+              </w:rPr>
+              <w:t>Erfordert</w:t>
+            </w:r>
+            <w:proofErr w:type="spellEnd"/>
+            <w:r>
+              <w:rPr>
+                <w:rFonts w:cs="Arial"/>
+              </w:rPr>
+              <w:t xml:space="preserve"> POSTALCODE + LOCALISATION + NUMBER</w:t>
             </w:r>
           </w:p>
         </w:tc>
@@ -3299,7 +3994,6 @@
           </w:tcPr>
           <w:p>
             <w:pPr>
-              <w:pStyle w:val="KeinLeerraum"/>
               <w:rPr>
                 <w:rFonts w:cs="Arial"/>
               </w:rPr>
@@ -3319,7 +4013,6 @@
           </w:tcPr>
           <w:p>
             <w:pPr>
-              <w:pStyle w:val="KeinLeerraum"/>
               <w:cnfStyle w:val="000000000000" w:firstRow="0" w:lastRow="0" w:firstColumn="0" w:lastColumn="0" w:oddVBand="0" w:evenVBand="0" w:oddHBand="0" w:evenHBand="0" w:firstRowFirstColumn="0" w:firstRowLastColumn="0" w:lastRowFirstColumn="0" w:lastRowLastColumn="0"/>
               <w:rPr>
                 <w:rFonts w:cs="Arial"/>
@@ -3340,7 +4033,6 @@
           </w:tcPr>
           <w:p>
             <w:pPr>
-              <w:pStyle w:val="KeinLeerraum"/>
               <w:cnfStyle w:val="000000000000" w:firstRow="0" w:lastRow="0" w:firstColumn="0" w:lastColumn="0" w:oddVBand="0" w:evenVBand="0" w:oddHBand="0" w:evenHBand="0" w:firstRowFirstColumn="0" w:firstRowLastColumn="0" w:lastRowFirstColumn="0" w:lastRowLastColumn="0"/>
               <w:rPr>
                 <w:rFonts w:cs="Arial"/>
@@ -3364,7 +4056,6 @@
           </w:tcPr>
           <w:p>
             <w:pPr>
-              <w:pStyle w:val="KeinLeerraum"/>
               <w:rPr>
                 <w:rFonts w:cs="Arial"/>
               </w:rPr>
@@ -3384,7 +4075,6 @@
           </w:tcPr>
           <w:p>
             <w:pPr>
-              <w:pStyle w:val="KeinLeerraum"/>
               <w:cnfStyle w:val="000000000000" w:firstRow="0" w:lastRow="0" w:firstColumn="0" w:lastColumn="0" w:oddVBand="0" w:evenVBand="0" w:oddHBand="0" w:evenHBand="0" w:firstRowFirstColumn="0" w:firstRowLastColumn="0" w:lastRowFirstColumn="0" w:lastRowLastColumn="0"/>
               <w:rPr>
                 <w:rFonts w:cs="Arial"/>
@@ -3405,7 +4095,6 @@
           </w:tcPr>
           <w:p>
             <w:pPr>
-              <w:pStyle w:val="KeinLeerraum"/>
               <w:cnfStyle w:val="000000000000" w:firstRow="0" w:lastRow="0" w:firstColumn="0" w:lastColumn="0" w:oddVBand="0" w:evenVBand="0" w:oddHBand="0" w:evenHBand="0" w:firstRowFirstColumn="0" w:firstRowLastColumn="0" w:lastRowFirstColumn="0" w:lastRowLastColumn="0"/>
               <w:rPr>
                 <w:rFonts w:cs="Arial"/>
@@ -3423,95 +4112,93 @@
     </w:tbl>
     <w:p>
       <w:pPr>
-        <w:pStyle w:val="KeinLeerraum"/>
+        <w:pStyle w:val="Sansinterligne"/>
       </w:pPr>
     </w:p>
     <w:p>
-      <w:pPr>
-        <w:pStyle w:val="KeinLeerraum"/>
-      </w:pPr>
-      <w:r>
-        <w:t>Wichtig (Limitierung): Es muss genau eine der folgenden Varianten gesetzt sein, sonst ist die Konfiguration ungültig (Check wird übersprungen):</w:t>
+      <w:r>
+        <w:t>Wichtig (Limitierung): Es muss genau eine der folgenden Varianten gesetzt sein,</w:t>
+      </w:r>
+      <w:r>
+        <w:t xml:space="preserve"> sonst ist die Konfiguration ungültig (Check wird übersprungen):</w:t>
       </w:r>
     </w:p>
     <w:p>
       <w:pPr>
-        <w:pStyle w:val="KeinLeerraum"/>
+        <w:pStyle w:val="Paragraphedeliste"/>
         <w:numPr>
           <w:ilvl w:val="0"/>
-          <w:numId w:val="31"/>
+          <w:numId w:val="17"/>
         </w:numPr>
         <w:rPr>
-          <w:rFonts w:cs="Arial"/>
+          <w:rStyle w:val="Accentuationintense"/>
         </w:rPr>
       </w:pPr>
       <w:r>
         <w:rPr>
-          <w:rFonts w:cs="Arial"/>
+          <w:rStyle w:val="Accentuationintense"/>
         </w:rPr>
+        <w:lastRenderedPageBreak/>
         <w:t>A: EN</w:t>
       </w:r>
     </w:p>
     <w:p>
       <w:pPr>
-        <w:pStyle w:val="KeinLeerraum"/>
+        <w:pStyle w:val="Paragraphedeliste"/>
         <w:numPr>
           <w:ilvl w:val="0"/>
-          <w:numId w:val="31"/>
+          <w:numId w:val="17"/>
         </w:numPr>
         <w:rPr>
-          <w:rFonts w:cs="Arial"/>
+          <w:rStyle w:val="Accentuationintense"/>
         </w:rPr>
       </w:pPr>
       <w:r>
         <w:rPr>
-          <w:rFonts w:cs="Arial"/>
+          <w:rStyle w:val="Accentuationintense"/>
         </w:rPr>
         <w:t>B: IDENTDN + NUMBER</w:t>
       </w:r>
     </w:p>
     <w:p>
       <w:pPr>
-        <w:pStyle w:val="KeinLeerraum"/>
+        <w:pStyle w:val="Paragraphedeliste"/>
         <w:numPr>
           <w:ilvl w:val="0"/>
-          <w:numId w:val="31"/>
+          <w:numId w:val="17"/>
         </w:numPr>
         <w:rPr>
-          <w:rFonts w:cs="Arial"/>
+          <w:rStyle w:val="Accentuationintense"/>
         </w:rPr>
       </w:pPr>
       <w:r>
         <w:rPr>
-          <w:rFonts w:cs="Arial"/>
+          <w:rStyle w:val="Accentuationintense"/>
         </w:rPr>
         <w:t>C: POSTALCODE + LOCALISATION + NUMBER</w:t>
       </w:r>
     </w:p>
     <w:p>
       <w:pPr>
-        <w:pStyle w:val="KeinLeerraum"/>
+        <w:pStyle w:val="Paragraphedeliste"/>
         <w:numPr>
           <w:ilvl w:val="0"/>
-          <w:numId w:val="31"/>
+          <w:numId w:val="17"/>
         </w:numPr>
         <w:rPr>
-          <w:rFonts w:cs="Arial"/>
+          <w:rStyle w:val="Accentuationintense"/>
         </w:rPr>
       </w:pPr>
       <w:r>
         <w:rPr>
-          <w:rFonts w:cs="Arial"/>
+          <w:rStyle w:val="Accentuationintense"/>
         </w:rPr>
         <w:t>D: GNSS</w:t>
       </w:r>
     </w:p>
     <w:p>
       <w:pPr>
-        <w:pStyle w:val="KeinLeerraum"/>
-        <w:rPr>
-          <w:rFonts w:cs="Arial"/>
-        </w:rPr>
+        <w:pStyle w:val="Sansinterligne"/>
       </w:pPr>
     </w:p>
     <w:p>
@@ -3521,7 +4208,7 @@
     </w:p>
     <w:tbl>
       <w:tblPr>
-        <w:tblStyle w:val="Tabellenraster"/>
+        <w:tblStyle w:val="Grilledutableau"/>
         <w:tblW w:w="5000" w:type="pct"/>
         <w:tblCellMar>
           <w:top w:w="108" w:type="dxa"/>
@@ -3540,126 +4227,315 @@
           </w:tcPr>
           <w:p>
             <w:pPr>
-              <w:pStyle w:val="KeinLeerraum"/>
-              <w:rPr>
-                <w:rFonts w:ascii="Bahnschrift Light SemiCondensed" w:hAnsi="Bahnschrift Light SemiCondensed" w:cs="Arial"/>
-                <w:color w:val="124F1A" w:themeColor="accent3" w:themeShade="BF"/>
-                <w:szCs w:val="18"/>
-              </w:rPr>
-            </w:pPr>
-            <w:r>
-              <w:rPr>
-                <w:rFonts w:ascii="Bahnschrift Light SemiCondensed" w:hAnsi="Bahnschrift Light SemiCondensed" w:cs="Arial"/>
-                <w:color w:val="124F1A" w:themeColor="accent3" w:themeShade="BF"/>
-                <w:szCs w:val="18"/>
-              </w:rPr>
-              <w:t>"GetEGRID": [</w:t>
-            </w:r>
-          </w:p>
-          <w:p>
-            <w:pPr>
-              <w:pStyle w:val="KeinLeerraum"/>
-              <w:rPr>
-                <w:rFonts w:ascii="Bahnschrift Light SemiCondensed" w:hAnsi="Bahnschrift Light SemiCondensed" w:cs="Arial"/>
-                <w:color w:val="124F1A" w:themeColor="accent3" w:themeShade="BF"/>
-                <w:szCs w:val="18"/>
-              </w:rPr>
-            </w:pPr>
-            <w:r>
-              <w:rPr>
-                <w:rFonts w:ascii="Bahnschrift Light SemiCondensed" w:hAnsi="Bahnschrift Light SemiCondensed" w:cs="Arial"/>
-                <w:color w:val="124F1A" w:themeColor="accent3" w:themeShade="BF"/>
-                <w:szCs w:val="18"/>
-              </w:rPr>
-              <w:t xml:space="preserve">      {"FORMAT": "xml", "EN": "2606296.340,1215309.120", "ExpectedStatusCode": 200},</w:t>
-            </w:r>
-          </w:p>
-          <w:p>
-            <w:pPr>
-              <w:pStyle w:val="KeinLeerraum"/>
-              <w:rPr>
-                <w:rFonts w:ascii="Bahnschrift Light SemiCondensed" w:hAnsi="Bahnschrift Light SemiCondensed" w:cs="Arial"/>
-                <w:color w:val="124F1A" w:themeColor="accent3" w:themeShade="BF"/>
-                <w:szCs w:val="18"/>
-              </w:rPr>
-            </w:pPr>
-            <w:r>
-              <w:rPr>
-                <w:rFonts w:ascii="Bahnschrift Light SemiCondensed" w:hAnsi="Bahnschrift Light SemiCondensed" w:cs="Arial"/>
-                <w:color w:val="124F1A" w:themeColor="accent3" w:themeShade="BF"/>
-                <w:szCs w:val="18"/>
-              </w:rPr>
-              <w:t xml:space="preserve">      {"FORMAT": "xml", "IDENTDN": "AR0200300600", "NUMBER": 100, "ExpectedStatusCode": 204 },</w:t>
-            </w:r>
-          </w:p>
-          <w:p>
-            <w:pPr>
-              <w:pStyle w:val="KeinLeerraum"/>
-              <w:rPr>
-                <w:rFonts w:ascii="Bahnschrift Light SemiCondensed" w:hAnsi="Bahnschrift Light SemiCondensed" w:cs="Arial"/>
-                <w:color w:val="124F1A" w:themeColor="accent3" w:themeShade="BF"/>
-                <w:szCs w:val="18"/>
-              </w:rPr>
-            </w:pPr>
-            <w:r>
-              <w:rPr>
-                <w:rFonts w:ascii="Bahnschrift Light SemiCondensed" w:hAnsi="Bahnschrift Light SemiCondensed" w:cs="Arial"/>
-                <w:color w:val="124F1A" w:themeColor="accent3" w:themeShade="BF"/>
-                <w:szCs w:val="18"/>
-              </w:rPr>
-              <w:t xml:space="preserve">      {"FORMAT": "json", "IDENTDN": "BE0200000136", "NUMBER": 426, "ExpectedStatusCode": 200 },</w:t>
-            </w:r>
-          </w:p>
-          <w:p>
-            <w:pPr>
-              <w:pStyle w:val="KeinLeerraum"/>
-              <w:rPr>
-                <w:rFonts w:ascii="Bahnschrift Light SemiCondensed" w:hAnsi="Bahnschrift Light SemiCondensed" w:cs="Arial"/>
-                <w:color w:val="124F1A" w:themeColor="accent3" w:themeShade="BF"/>
-                <w:szCs w:val="18"/>
-              </w:rPr>
-            </w:pPr>
-            <w:r>
-              <w:rPr>
-                <w:rFonts w:ascii="Bahnschrift Light SemiCondensed" w:hAnsi="Bahnschrift Light SemiCondensed" w:cs="Arial"/>
-                <w:color w:val="124F1A" w:themeColor="accent3" w:themeShade="BF"/>
-                <w:szCs w:val="18"/>
-              </w:rPr>
-              <w:t xml:space="preserve">      {"FORMAT": "xml", "POSTALCODE": "3013", "LOCALISATION": "Reiterstrasse", "NUMBER": 11, "ExpectedStatusCode": 200 },</w:t>
-            </w:r>
-          </w:p>
-          <w:p>
-            <w:pPr>
-              <w:pStyle w:val="KeinLeerraum"/>
-              <w:rPr>
-                <w:rFonts w:ascii="Bahnschrift Light SemiCondensed" w:hAnsi="Bahnschrift Light SemiCondensed" w:cs="Arial"/>
-                <w:color w:val="124F1A" w:themeColor="accent3" w:themeShade="BF"/>
-                <w:szCs w:val="18"/>
-              </w:rPr>
-            </w:pPr>
-            <w:r>
-              <w:rPr>
-                <w:rFonts w:ascii="Bahnschrift Light SemiCondensed" w:hAnsi="Bahnschrift Light SemiCondensed" w:cs="Arial"/>
-                <w:color w:val="124F1A" w:themeColor="accent3" w:themeShade="BF"/>
-                <w:szCs w:val="18"/>
-              </w:rPr>
-              <w:t xml:space="preserve">      {"FORMAT": "json", "GNSS": "47.387922, 9.279204", "ExpectedStatusCode": 204}</w:t>
-            </w:r>
-          </w:p>
-          <w:p>
-            <w:pPr>
-              <w:pStyle w:val="KeinLeerraum"/>
-              <w:rPr>
-                <w:rFonts w:cs="Arial"/>
+              <w:pStyle w:val="Sansinterligne"/>
+              <w:rPr>
+                <w:sz w:val="14"/>
+                <w:szCs w:val="14"/>
+              </w:rPr>
+            </w:pPr>
+            <w:r>
+              <w:rPr>
+                <w:sz w:val="14"/>
+                <w:szCs w:val="14"/>
+              </w:rPr>
+              <w:t>"</w:t>
+            </w:r>
+            <w:proofErr w:type="spellStart"/>
+            <w:r>
+              <w:rPr>
+                <w:sz w:val="14"/>
+                <w:szCs w:val="14"/>
+              </w:rPr>
+              <w:t>GetEGRID</w:t>
+            </w:r>
+            <w:proofErr w:type="spellEnd"/>
+            <w:r>
+              <w:rPr>
+                <w:sz w:val="14"/>
+                <w:szCs w:val="14"/>
+              </w:rPr>
+              <w:t>": [</w:t>
+            </w:r>
+          </w:p>
+          <w:p>
+            <w:pPr>
+              <w:pStyle w:val="Sansinterligne"/>
+              <w:rPr>
+                <w:sz w:val="14"/>
+                <w:szCs w:val="14"/>
+              </w:rPr>
+            </w:pPr>
+            <w:r>
+              <w:rPr>
+                <w:sz w:val="14"/>
+                <w:szCs w:val="14"/>
+              </w:rPr>
+              <w:t xml:space="preserve">      {"FORMAT": "</w:t>
+            </w:r>
+            <w:proofErr w:type="spellStart"/>
+            <w:r>
+              <w:rPr>
+                <w:sz w:val="14"/>
+                <w:szCs w:val="14"/>
+              </w:rPr>
+              <w:t>xml</w:t>
+            </w:r>
+            <w:proofErr w:type="spellEnd"/>
+            <w:r>
+              <w:rPr>
+                <w:sz w:val="14"/>
+                <w:szCs w:val="14"/>
+              </w:rPr>
+              <w:t>", "EN": "2606296.340,1215309.120", "</w:t>
+            </w:r>
+            <w:proofErr w:type="spellStart"/>
+            <w:r>
+              <w:rPr>
+                <w:sz w:val="14"/>
+                <w:szCs w:val="14"/>
+              </w:rPr>
+              <w:t>ExpectedStatusCode</w:t>
+            </w:r>
+            <w:proofErr w:type="spellEnd"/>
+            <w:r>
+              <w:rPr>
+                <w:sz w:val="14"/>
+                <w:szCs w:val="14"/>
+              </w:rPr>
+              <w:t xml:space="preserve">": </w:t>
+            </w:r>
+            <w:proofErr w:type="gramStart"/>
+            <w:r>
+              <w:rPr>
+                <w:sz w:val="14"/>
+                <w:szCs w:val="14"/>
+              </w:rPr>
+              <w:t>200},</w:t>
+            </w:r>
+            <w:proofErr w:type="gramEnd"/>
+          </w:p>
+          <w:p>
+            <w:pPr>
+              <w:pStyle w:val="Sansinterligne"/>
+              <w:rPr>
+                <w:sz w:val="14"/>
+                <w:szCs w:val="14"/>
+              </w:rPr>
+            </w:pPr>
+            <w:r>
+              <w:rPr>
+                <w:sz w:val="14"/>
+                <w:szCs w:val="14"/>
+              </w:rPr>
+              <w:t xml:space="preserve">      {"FORMAT": "</w:t>
+            </w:r>
+            <w:proofErr w:type="spellStart"/>
+            <w:r>
+              <w:rPr>
+                <w:sz w:val="14"/>
+                <w:szCs w:val="14"/>
+              </w:rPr>
+              <w:t>xml</w:t>
+            </w:r>
+            <w:proofErr w:type="spellEnd"/>
+            <w:r>
+              <w:rPr>
+                <w:sz w:val="14"/>
+                <w:szCs w:val="14"/>
+              </w:rPr>
+              <w:t>", "IDENTDN": "AR0200300600", "NUMBER": 100, "</w:t>
+            </w:r>
+            <w:proofErr w:type="spellStart"/>
+            <w:r>
+              <w:rPr>
+                <w:sz w:val="14"/>
+                <w:szCs w:val="14"/>
+              </w:rPr>
+              <w:t>ExpectedStatusCode</w:t>
+            </w:r>
+            <w:proofErr w:type="spellEnd"/>
+            <w:r>
+              <w:rPr>
+                <w:sz w:val="14"/>
+                <w:szCs w:val="14"/>
+              </w:rPr>
+              <w:t xml:space="preserve">": </w:t>
+            </w:r>
+            <w:proofErr w:type="gramStart"/>
+            <w:r>
+              <w:rPr>
+                <w:sz w:val="14"/>
+                <w:szCs w:val="14"/>
+              </w:rPr>
+              <w:t>204 }</w:t>
+            </w:r>
+            <w:proofErr w:type="gramEnd"/>
+            <w:r>
+              <w:rPr>
+                <w:sz w:val="14"/>
+                <w:szCs w:val="14"/>
+              </w:rPr>
+              <w:t>,</w:t>
+            </w:r>
+          </w:p>
+          <w:p>
+            <w:pPr>
+              <w:pStyle w:val="Sansinterligne"/>
+              <w:rPr>
+                <w:sz w:val="14"/>
+                <w:szCs w:val="14"/>
+              </w:rPr>
+            </w:pPr>
+            <w:r>
+              <w:rPr>
+                <w:sz w:val="14"/>
+                <w:szCs w:val="14"/>
+              </w:rPr>
+              <w:t xml:space="preserve">      {"FORMAT": "json", "IDENTDN": "BE0200000136", "NUMBER": 426, "ExpectedStatusCode": </w:t>
+            </w:r>
+            <w:proofErr w:type="gramStart"/>
+            <w:r>
+              <w:rPr>
+                <w:sz w:val="14"/>
+                <w:szCs w:val="14"/>
+              </w:rPr>
+              <w:t>200 }</w:t>
+            </w:r>
+            <w:proofErr w:type="gramEnd"/>
+            <w:r>
+              <w:rPr>
+                <w:sz w:val="14"/>
+                <w:szCs w:val="14"/>
+              </w:rPr>
+              <w:t>,</w:t>
+            </w:r>
+          </w:p>
+          <w:p>
+            <w:pPr>
+              <w:pStyle w:val="Sansinterligne"/>
+              <w:rPr>
+                <w:sz w:val="14"/>
+                <w:szCs w:val="14"/>
+              </w:rPr>
+            </w:pPr>
+            <w:r>
+              <w:rPr>
+                <w:sz w:val="14"/>
+                <w:szCs w:val="14"/>
+              </w:rPr>
+              <w:t xml:space="preserve">      {"FORMAT": "</w:t>
+            </w:r>
+            <w:proofErr w:type="spellStart"/>
+            <w:r>
+              <w:rPr>
+                <w:sz w:val="14"/>
+                <w:szCs w:val="14"/>
+              </w:rPr>
+              <w:t>xml</w:t>
+            </w:r>
+            <w:proofErr w:type="spellEnd"/>
+            <w:r>
+              <w:rPr>
+                <w:sz w:val="14"/>
+                <w:szCs w:val="14"/>
+              </w:rPr>
+              <w:t>", "POSTALCODE": "3013", "LOCALISATION": "Reiterstrasse", "NUMBER": 11, "</w:t>
+            </w:r>
+            <w:proofErr w:type="spellStart"/>
+            <w:r>
+              <w:rPr>
+                <w:sz w:val="14"/>
+                <w:szCs w:val="14"/>
+              </w:rPr>
+              <w:t>ExpectedStatusCode</w:t>
+            </w:r>
+            <w:proofErr w:type="spellEnd"/>
+            <w:r>
+              <w:rPr>
+                <w:sz w:val="14"/>
+                <w:szCs w:val="14"/>
+              </w:rPr>
+              <w:t xml:space="preserve">": </w:t>
+            </w:r>
+            <w:proofErr w:type="gramStart"/>
+            <w:r>
+              <w:rPr>
+                <w:sz w:val="14"/>
+                <w:szCs w:val="14"/>
+              </w:rPr>
+              <w:t>200 }</w:t>
+            </w:r>
+            <w:proofErr w:type="gramEnd"/>
+            <w:r>
+              <w:rPr>
+                <w:sz w:val="14"/>
+                <w:szCs w:val="14"/>
+              </w:rPr>
+              <w:t>,</w:t>
+            </w:r>
+          </w:p>
+          <w:p>
+            <w:pPr>
+              <w:pStyle w:val="Sansinterligne"/>
+              <w:rPr>
+                <w:sz w:val="14"/>
+                <w:szCs w:val="14"/>
+              </w:rPr>
+            </w:pPr>
+            <w:r>
+              <w:rPr>
+                <w:sz w:val="14"/>
+                <w:szCs w:val="14"/>
+              </w:rPr>
+              <w:t xml:space="preserve">      {"FORMAT": "</w:t>
+            </w:r>
+            <w:proofErr w:type="spellStart"/>
+            <w:proofErr w:type="gramStart"/>
+            <w:r>
+              <w:rPr>
+                <w:sz w:val="14"/>
+                <w:szCs w:val="14"/>
+              </w:rPr>
+              <w:t>json</w:t>
+            </w:r>
+            <w:proofErr w:type="spellEnd"/>
+            <w:proofErr w:type="gramEnd"/>
+            <w:r>
+              <w:rPr>
+                <w:sz w:val="14"/>
+                <w:szCs w:val="14"/>
+              </w:rPr>
+              <w:t>", "GNSS": "47.387922, 9.279204", "</w:t>
+            </w:r>
+            <w:proofErr w:type="spellStart"/>
+            <w:r>
+              <w:rPr>
+                <w:sz w:val="14"/>
+                <w:szCs w:val="14"/>
+              </w:rPr>
+              <w:t>ExpectedStatusCode</w:t>
+            </w:r>
+            <w:proofErr w:type="spellEnd"/>
+            <w:r>
+              <w:rPr>
+                <w:sz w:val="14"/>
+                <w:szCs w:val="14"/>
+              </w:rPr>
+              <w:t>": 204}</w:t>
+            </w:r>
+          </w:p>
+          <w:p>
+            <w:pPr>
+              <w:pStyle w:val="Sansinterligne"/>
+              <w:rPr>
                 <w:sz w:val="16"/>
                 <w:szCs w:val="16"/>
               </w:rPr>
             </w:pPr>
             <w:r>
               <w:rPr>
-                <w:rFonts w:ascii="Bahnschrift Light SemiCondensed" w:hAnsi="Bahnschrift Light SemiCondensed" w:cs="Arial"/>
-                <w:color w:val="124F1A" w:themeColor="accent3" w:themeShade="BF"/>
-                <w:szCs w:val="18"/>
+                <w:sz w:val="14"/>
+                <w:szCs w:val="14"/>
               </w:rPr>
               <w:t>]</w:t>
             </w:r>
@@ -3669,7 +4545,7 @@
     </w:tbl>
     <w:p>
       <w:pPr>
-        <w:pStyle w:val="berschrift3"/>
+        <w:pStyle w:val="Titre3"/>
         <w:rPr>
           <w:rFonts w:cs="Arial"/>
         </w:rPr>
@@ -3678,9 +4554,16 @@
         <w:rPr>
           <w:rFonts w:cs="Arial"/>
         </w:rPr>
-        <w:lastRenderedPageBreak/>
-        <w:t>Check: GetExtractById</w:t>
-      </w:r>
+        <w:t xml:space="preserve">Check: </w:t>
+      </w:r>
+      <w:proofErr w:type="spellStart"/>
+      <w:r>
+        <w:rPr>
+          <w:rFonts w:cs="Arial"/>
+        </w:rPr>
+        <w:t>GetExtractById</w:t>
+      </w:r>
+      <w:proofErr w:type="spellEnd"/>
     </w:p>
     <w:p>
       <w:r>
@@ -3689,42 +4572,59 @@
     </w:p>
     <w:p>
       <w:pPr>
-        <w:pStyle w:val="KeinLeerraum"/>
         <w:rPr>
-          <w:rFonts w:cs="Arial"/>
           <w:sz w:val="16"/>
           <w:szCs w:val="16"/>
         </w:rPr>
       </w:pPr>
       <w:r>
-        <w:rPr>
-          <w:rFonts w:cs="Arial"/>
-        </w:rPr>
         <w:t>Unterstützte FORMAT-Werte:</w:t>
       </w:r>
       <w:r>
-        <w:rPr>
-          <w:rFonts w:cs="Arial"/>
-        </w:rPr>
         <w:tab/>
       </w:r>
       <w:r>
-        <w:rPr>
-          <w:rFonts w:cs="Arial"/>
-        </w:rPr>
         <w:tab/>
-        <w:t xml:space="preserve">xml, pdf, url, json </w:t>
-      </w:r>
-      <w:r>
-        <w:rPr>
-          <w:rFonts w:cs="Arial"/>
-        </w:rPr>
+      </w:r>
+      <w:proofErr w:type="spellStart"/>
+      <w:r>
+        <w:t>xml</w:t>
+      </w:r>
+      <w:proofErr w:type="spellEnd"/>
+      <w:r>
+        <w:t xml:space="preserve">, </w:t>
+      </w:r>
+      <w:proofErr w:type="spellStart"/>
+      <w:r>
+        <w:t>pdf</w:t>
+      </w:r>
+      <w:proofErr w:type="spellEnd"/>
+      <w:r>
+        <w:t xml:space="preserve">, </w:t>
+      </w:r>
+      <w:proofErr w:type="spellStart"/>
+      <w:r>
+        <w:t>url</w:t>
+      </w:r>
+      <w:proofErr w:type="spellEnd"/>
+      <w:r>
+        <w:t xml:space="preserve">, </w:t>
+      </w:r>
+      <w:proofErr w:type="spellStart"/>
+      <w:r>
+        <w:t>json</w:t>
+      </w:r>
+      <w:proofErr w:type="spellEnd"/>
+      <w:r>
+        <w:t xml:space="preserve"> </w:t>
+      </w:r>
+      <w:r>
         <w:br/>
       </w:r>
     </w:p>
     <w:p>
       <w:pPr>
-        <w:pStyle w:val="berschrift4"/>
+        <w:pStyle w:val="Titre4"/>
         <w:rPr>
           <w:rFonts w:cs="Arial"/>
         </w:rPr>
@@ -3738,14 +4638,14 @@
     </w:p>
     <w:tbl>
       <w:tblPr>
-        <w:tblStyle w:val="Gitternetztabelle1hellAkzent1"/>
+        <w:tblStyle w:val="TableauGrille1Clair-Accentuation1"/>
         <w:tblW w:w="0" w:type="auto"/>
         <w:tblLook w:val="04A0" w:firstRow="1" w:lastRow="0" w:firstColumn="1" w:lastColumn="0" w:noHBand="0" w:noVBand="1"/>
       </w:tblPr>
       <w:tblGrid>
         <w:gridCol w:w="1541"/>
-        <w:gridCol w:w="1315"/>
-        <w:gridCol w:w="6204"/>
+        <w:gridCol w:w="1314"/>
+        <w:gridCol w:w="6205"/>
       </w:tblGrid>
       <w:tr>
         <w:trPr>
@@ -3759,7 +4659,6 @@
           </w:tcPr>
           <w:p>
             <w:pPr>
-              <w:pStyle w:val="KeinLeerraum"/>
               <w:rPr>
                 <w:rFonts w:cs="Arial"/>
               </w:rPr>
@@ -3779,7 +4678,6 @@
           </w:tcPr>
           <w:p>
             <w:pPr>
-              <w:pStyle w:val="KeinLeerraum"/>
               <w:cnfStyle w:val="100000000000" w:firstRow="1" w:lastRow="0" w:firstColumn="0" w:lastColumn="0" w:oddVBand="0" w:evenVBand="0" w:oddHBand="0" w:evenHBand="0" w:firstRowFirstColumn="0" w:firstRowLastColumn="0" w:lastRowFirstColumn="0" w:lastRowLastColumn="0"/>
               <w:rPr>
                 <w:rFonts w:cs="Arial"/>
@@ -3800,7 +4698,6 @@
           </w:tcPr>
           <w:p>
             <w:pPr>
-              <w:pStyle w:val="KeinLeerraum"/>
               <w:cnfStyle w:val="100000000000" w:firstRow="1" w:lastRow="0" w:firstColumn="0" w:lastColumn="0" w:oddVBand="0" w:evenVBand="0" w:oddHBand="0" w:evenHBand="0" w:firstRowFirstColumn="0" w:firstRowLastColumn="0" w:lastRowFirstColumn="0" w:lastRowLastColumn="0"/>
               <w:rPr>
                 <w:rFonts w:cs="Arial"/>
@@ -3824,7 +4721,6 @@
           </w:tcPr>
           <w:p>
             <w:pPr>
-              <w:pStyle w:val="KeinLeerraum"/>
               <w:rPr>
                 <w:rFonts w:cs="Arial"/>
               </w:rPr>
@@ -3844,10 +4740,15 @@
           </w:tcPr>
           <w:p>
             <w:pPr>
-              <w:pStyle w:val="KeinLeerraum"/>
               <w:cnfStyle w:val="000000000000" w:firstRow="0" w:lastRow="0" w:firstColumn="0" w:lastColumn="0" w:oddVBand="0" w:evenVBand="0" w:oddHBand="0" w:evenHBand="0" w:firstRowFirstColumn="0" w:firstRowLastColumn="0" w:lastRowFirstColumn="0" w:lastRowLastColumn="0"/>
-            </w:pPr>
-            <w:r>
+              <w:rPr>
+                <w:rFonts w:cs="Arial"/>
+              </w:rPr>
+            </w:pPr>
+            <w:r>
+              <w:rPr>
+                <w:rFonts w:cs="Arial"/>
+              </w:rPr>
               <w:t>Boolean oder null</w:t>
             </w:r>
           </w:p>
@@ -3859,11 +4760,58 @@
           </w:tcPr>
           <w:p>
             <w:pPr>
-              <w:pStyle w:val="KeinLeerraum"/>
               <w:cnfStyle w:val="000000000000" w:firstRow="0" w:lastRow="0" w:firstColumn="0" w:lastColumn="0" w:oddVBand="0" w:evenVBand="0" w:oddHBand="0" w:evenHBand="0" w:firstRowFirstColumn="0" w:firstRowLastColumn="0" w:lastRowFirstColumn="0" w:lastRowLastColumn="0"/>
-            </w:pPr>
-            <w:r>
-              <w:t xml:space="preserve">Relevant v. a. für FORMAT="xml". true = Geometrien erwartet, false = keine Geometrien erwartet, null = nicht festgelegt. </w:t>
+              <w:rPr>
+                <w:rFonts w:cs="Arial"/>
+              </w:rPr>
+            </w:pPr>
+            <w:r>
+              <w:rPr>
+                <w:rFonts w:cs="Arial"/>
+              </w:rPr>
+              <w:t>Relevant v. a. für FORMAT="</w:t>
+            </w:r>
+            <w:proofErr w:type="spellStart"/>
+            <w:r>
+              <w:rPr>
+                <w:rFonts w:cs="Arial"/>
+              </w:rPr>
+              <w:t>xml</w:t>
+            </w:r>
+            <w:proofErr w:type="spellEnd"/>
+            <w:r>
+              <w:rPr>
+                <w:rFonts w:cs="Arial"/>
+              </w:rPr>
+              <w:t xml:space="preserve">". </w:t>
+            </w:r>
+            <w:proofErr w:type="spellStart"/>
+            <w:r>
+              <w:rPr>
+                <w:rFonts w:cs="Arial"/>
+              </w:rPr>
+              <w:t>true</w:t>
+            </w:r>
+            <w:proofErr w:type="spellEnd"/>
+            <w:r>
+              <w:rPr>
+                <w:rFonts w:cs="Arial"/>
+              </w:rPr>
+              <w:t xml:space="preserve"> = Geometrien erwartet, </w:t>
+            </w:r>
+            <w:proofErr w:type="spellStart"/>
+            <w:r>
+              <w:rPr>
+                <w:rFonts w:cs="Arial"/>
+              </w:rPr>
+              <w:t>false</w:t>
+            </w:r>
+            <w:proofErr w:type="spellEnd"/>
+            <w:r>
+              <w:rPr>
+                <w:rFonts w:cs="Arial"/>
+              </w:rPr>
+              <w:t xml:space="preserve"> = keine Geometrien erwartet, null = nicht festgelegt. </w:t>
             </w:r>
           </w:p>
         </w:tc>
@@ -3877,7 +4825,6 @@
           </w:tcPr>
           <w:p>
             <w:pPr>
-              <w:pStyle w:val="KeinLeerraum"/>
               <w:rPr>
                 <w:rFonts w:cs="Arial"/>
               </w:rPr>
@@ -3897,10 +4844,15 @@
           </w:tcPr>
           <w:p>
             <w:pPr>
-              <w:pStyle w:val="KeinLeerraum"/>
               <w:cnfStyle w:val="000000000000" w:firstRow="0" w:lastRow="0" w:firstColumn="0" w:lastColumn="0" w:oddVBand="0" w:evenVBand="0" w:oddHBand="0" w:evenHBand="0" w:firstRowFirstColumn="0" w:firstRowLastColumn="0" w:lastRowFirstColumn="0" w:lastRowLastColumn="0"/>
-            </w:pPr>
-            <w:r>
+              <w:rPr>
+                <w:rFonts w:cs="Arial"/>
+              </w:rPr>
+            </w:pPr>
+            <w:r>
+              <w:rPr>
+                <w:rFonts w:cs="Arial"/>
+              </w:rPr>
               <w:t>Boolean</w:t>
             </w:r>
           </w:p>
@@ -3912,11 +4864,30 @@
           </w:tcPr>
           <w:p>
             <w:pPr>
-              <w:pStyle w:val="KeinLeerraum"/>
               <w:cnfStyle w:val="000000000000" w:firstRow="0" w:lastRow="0" w:firstColumn="0" w:lastColumn="0" w:oddVBand="0" w:evenVBand="0" w:oddHBand="0" w:evenHBand="0" w:firstRowFirstColumn="0" w:firstRowLastColumn="0" w:lastRowFirstColumn="0" w:lastRowLastColumn="0"/>
-            </w:pPr>
-            <w:r>
-              <w:t>Signierten Extract anfordern (falls Service unterstützt). Default false.</w:t>
+              <w:rPr>
+                <w:rFonts w:cs="Arial"/>
+              </w:rPr>
+            </w:pPr>
+            <w:r>
+              <w:rPr>
+                <w:rFonts w:cs="Arial"/>
+              </w:rPr>
+              <w:t xml:space="preserve">Signierten Extract anfordern (falls Service unterstützt). Default </w:t>
+            </w:r>
+            <w:proofErr w:type="spellStart"/>
+            <w:r>
+              <w:rPr>
+                <w:rFonts w:cs="Arial"/>
+              </w:rPr>
+              <w:t>false</w:t>
+            </w:r>
+            <w:proofErr w:type="spellEnd"/>
+            <w:r>
+              <w:rPr>
+                <w:rFonts w:cs="Arial"/>
+              </w:rPr>
+              <w:t>.</w:t>
             </w:r>
           </w:p>
         </w:tc>
@@ -3930,7 +4901,6 @@
           </w:tcPr>
           <w:p>
             <w:pPr>
-              <w:pStyle w:val="KeinLeerraum"/>
               <w:rPr>
                 <w:rFonts w:cs="Arial"/>
               </w:rPr>
@@ -3950,10 +4920,15 @@
           </w:tcPr>
           <w:p>
             <w:pPr>
-              <w:pStyle w:val="KeinLeerraum"/>
               <w:cnfStyle w:val="000000000000" w:firstRow="0" w:lastRow="0" w:firstColumn="0" w:lastColumn="0" w:oddVBand="0" w:evenVBand="0" w:oddHBand="0" w:evenHBand="0" w:firstRowFirstColumn="0" w:firstRowLastColumn="0" w:lastRowFirstColumn="0" w:lastRowLastColumn="0"/>
-            </w:pPr>
-            <w:r>
+              <w:rPr>
+                <w:rFonts w:cs="Arial"/>
+              </w:rPr>
+            </w:pPr>
+            <w:r>
+              <w:rPr>
+                <w:rFonts w:cs="Arial"/>
+              </w:rPr>
               <w:t>String</w:t>
             </w:r>
           </w:p>
@@ -3965,11 +4940,58 @@
           </w:tcPr>
           <w:p>
             <w:pPr>
-              <w:pStyle w:val="KeinLeerraum"/>
               <w:cnfStyle w:val="000000000000" w:firstRow="0" w:lastRow="0" w:firstColumn="0" w:lastColumn="0" w:oddVBand="0" w:evenVBand="0" w:oddHBand="0" w:evenHBand="0" w:firstRowFirstColumn="0" w:firstRowLastColumn="0" w:lastRowFirstColumn="0" w:lastRowLastColumn="0"/>
-            </w:pPr>
-            <w:r>
-              <w:t>Gewünschte Sprache (z. B. de, fr, it, rm). Leer = keine explizite Anforderung.</w:t>
+              <w:rPr>
+                <w:rFonts w:cs="Arial"/>
+              </w:rPr>
+            </w:pPr>
+            <w:r>
+              <w:rPr>
+                <w:rFonts w:cs="Arial"/>
+              </w:rPr>
+              <w:t xml:space="preserve">Gewünschte Sprache (z. B. de, </w:t>
+            </w:r>
+            <w:proofErr w:type="spellStart"/>
+            <w:r>
+              <w:rPr>
+                <w:rFonts w:cs="Arial"/>
+              </w:rPr>
+              <w:t>fr</w:t>
+            </w:r>
+            <w:proofErr w:type="spellEnd"/>
+            <w:r>
+              <w:rPr>
+                <w:rFonts w:cs="Arial"/>
+              </w:rPr>
+              <w:t xml:space="preserve">, </w:t>
+            </w:r>
+            <w:proofErr w:type="spellStart"/>
+            <w:r>
+              <w:rPr>
+                <w:rFonts w:cs="Arial"/>
+              </w:rPr>
+              <w:t>it</w:t>
+            </w:r>
+            <w:proofErr w:type="spellEnd"/>
+            <w:r>
+              <w:rPr>
+                <w:rFonts w:cs="Arial"/>
+              </w:rPr>
+              <w:t xml:space="preserve">, </w:t>
+            </w:r>
+            <w:proofErr w:type="spellStart"/>
+            <w:r>
+              <w:rPr>
+                <w:rFonts w:cs="Arial"/>
+              </w:rPr>
+              <w:t>rm</w:t>
+            </w:r>
+            <w:proofErr w:type="spellEnd"/>
+            <w:r>
+              <w:rPr>
+                <w:rFonts w:cs="Arial"/>
+              </w:rPr>
+              <w:t>). Leer = keine explizite Anforderung.</w:t>
             </w:r>
           </w:p>
         </w:tc>
@@ -3983,7 +5005,6 @@
           </w:tcPr>
           <w:p>
             <w:pPr>
-              <w:pStyle w:val="KeinLeerraum"/>
               <w:rPr>
                 <w:rFonts w:cs="Arial"/>
               </w:rPr>
@@ -4003,10 +5024,15 @@
           </w:tcPr>
           <w:p>
             <w:pPr>
-              <w:pStyle w:val="KeinLeerraum"/>
               <w:cnfStyle w:val="000000000000" w:firstRow="0" w:lastRow="0" w:firstColumn="0" w:lastColumn="0" w:oddVBand="0" w:evenVBand="0" w:oddHBand="0" w:evenHBand="0" w:firstRowFirstColumn="0" w:firstRowLastColumn="0" w:lastRowFirstColumn="0" w:lastRowLastColumn="0"/>
-            </w:pPr>
-            <w:r>
+              <w:rPr>
+                <w:rFonts w:cs="Arial"/>
+              </w:rPr>
+            </w:pPr>
+            <w:r>
+              <w:rPr>
+                <w:rFonts w:cs="Arial"/>
+              </w:rPr>
               <w:t>String</w:t>
             </w:r>
           </w:p>
@@ -4018,10 +5044,15 @@
           </w:tcPr>
           <w:p>
             <w:pPr>
-              <w:pStyle w:val="KeinLeerraum"/>
               <w:cnfStyle w:val="000000000000" w:firstRow="0" w:lastRow="0" w:firstColumn="0" w:lastColumn="0" w:oddVBand="0" w:evenVBand="0" w:oddHBand="0" w:evenHBand="0" w:firstRowFirstColumn="0" w:firstRowLastColumn="0" w:lastRowFirstColumn="0" w:lastRowLastColumn="0"/>
-            </w:pPr>
-            <w:r>
+              <w:rPr>
+                <w:rFonts w:cs="Arial"/>
+              </w:rPr>
+            </w:pPr>
+            <w:r>
+              <w:rPr>
+                <w:rFonts w:cs="Arial"/>
+              </w:rPr>
               <w:t>Themenfilter: leer/ALL, ALL_FEDERAL oder kommaseparierte Themen-Codes.</w:t>
             </w:r>
           </w:p>
@@ -4036,7 +5067,6 @@
           </w:tcPr>
           <w:p>
             <w:pPr>
-              <w:pStyle w:val="KeinLeerraum"/>
               <w:rPr>
                 <w:rFonts w:cs="Arial"/>
               </w:rPr>
@@ -4056,10 +5086,15 @@
           </w:tcPr>
           <w:p>
             <w:pPr>
-              <w:pStyle w:val="KeinLeerraum"/>
               <w:cnfStyle w:val="000000000000" w:firstRow="0" w:lastRow="0" w:firstColumn="0" w:lastColumn="0" w:oddVBand="0" w:evenVBand="0" w:oddHBand="0" w:evenHBand="0" w:firstRowFirstColumn="0" w:firstRowLastColumn="0" w:lastRowFirstColumn="0" w:lastRowLastColumn="0"/>
-            </w:pPr>
-            <w:r>
+              <w:rPr>
+                <w:rFonts w:cs="Arial"/>
+              </w:rPr>
+            </w:pPr>
+            <w:r>
+              <w:rPr>
+                <w:rFonts w:cs="Arial"/>
+              </w:rPr>
               <w:t>Boolean oder null</w:t>
             </w:r>
           </w:p>
@@ -4071,11 +5106,58 @@
           </w:tcPr>
           <w:p>
             <w:pPr>
-              <w:pStyle w:val="KeinLeerraum"/>
               <w:cnfStyle w:val="000000000000" w:firstRow="0" w:lastRow="0" w:firstColumn="0" w:lastColumn="0" w:oddVBand="0" w:evenVBand="0" w:oddHBand="0" w:evenHBand="0" w:firstRowFirstColumn="0" w:firstRowLastColumn="0" w:lastRowFirstColumn="0" w:lastRowLastColumn="0"/>
-            </w:pPr>
-            <w:r>
-              <w:t xml:space="preserve">Relevant v. a. für FORMAT="xml". true = eingebettete Bilder erwartet, false = Bild-Referenzen erwartet, null = nicht festgelegt. </w:t>
+              <w:rPr>
+                <w:rFonts w:cs="Arial"/>
+              </w:rPr>
+            </w:pPr>
+            <w:r>
+              <w:rPr>
+                <w:rFonts w:cs="Arial"/>
+              </w:rPr>
+              <w:t>Relevant v. a. für FORMAT="</w:t>
+            </w:r>
+            <w:proofErr w:type="spellStart"/>
+            <w:r>
+              <w:rPr>
+                <w:rFonts w:cs="Arial"/>
+              </w:rPr>
+              <w:t>xml</w:t>
+            </w:r>
+            <w:proofErr w:type="spellEnd"/>
+            <w:r>
+              <w:rPr>
+                <w:rFonts w:cs="Arial"/>
+              </w:rPr>
+              <w:t xml:space="preserve">". </w:t>
+            </w:r>
+            <w:proofErr w:type="spellStart"/>
+            <w:r>
+              <w:rPr>
+                <w:rFonts w:cs="Arial"/>
+              </w:rPr>
+              <w:t>true</w:t>
+            </w:r>
+            <w:proofErr w:type="spellEnd"/>
+            <w:r>
+              <w:rPr>
+                <w:rFonts w:cs="Arial"/>
+              </w:rPr>
+              <w:t xml:space="preserve"> = eingebettete Bilder erwartet, </w:t>
+            </w:r>
+            <w:proofErr w:type="spellStart"/>
+            <w:r>
+              <w:rPr>
+                <w:rFonts w:cs="Arial"/>
+              </w:rPr>
+              <w:t>false</w:t>
+            </w:r>
+            <w:proofErr w:type="spellEnd"/>
+            <w:r>
+              <w:rPr>
+                <w:rFonts w:cs="Arial"/>
+              </w:rPr>
+              <w:t xml:space="preserve"> = Bild-Referenzen erwartet, null = nicht festgelegt. </w:t>
             </w:r>
           </w:p>
         </w:tc>
@@ -4083,7 +5165,7 @@
     </w:tbl>
     <w:p>
       <w:pPr>
-        <w:pStyle w:val="berschrift4"/>
+        <w:pStyle w:val="Titre4"/>
         <w:rPr>
           <w:rFonts w:cs="Arial"/>
         </w:rPr>
@@ -4097,14 +5179,14 @@
     </w:p>
     <w:tbl>
       <w:tblPr>
-        <w:tblStyle w:val="Gitternetztabelle1hellAkzent1"/>
+        <w:tblStyle w:val="TableauGrille1Clair-Accentuation1"/>
         <w:tblW w:w="0" w:type="auto"/>
         <w:tblLook w:val="04A0" w:firstRow="1" w:lastRow="0" w:firstColumn="1" w:lastColumn="0" w:noHBand="0" w:noVBand="1"/>
       </w:tblPr>
       <w:tblGrid>
         <w:gridCol w:w="1282"/>
-        <w:gridCol w:w="1643"/>
-        <w:gridCol w:w="6135"/>
+        <w:gridCol w:w="1642"/>
+        <w:gridCol w:w="6136"/>
       </w:tblGrid>
       <w:tr>
         <w:trPr>
@@ -4290,7 +5372,21 @@
               <w:rPr>
                 <w:rFonts w:cs="Arial"/>
               </w:rPr>
-              <w:t>Mehrere EGRIDs; pro Ausführung wird eine ausgewählt. Nicht mit anderen Identifiern kombinieren.</w:t>
+              <w:t xml:space="preserve">Mehrere EGRIDs; pro Ausführung wird eine ausgewählt. Nicht mit anderen </w:t>
+            </w:r>
+            <w:proofErr w:type="spellStart"/>
+            <w:r>
+              <w:rPr>
+                <w:rFonts w:cs="Arial"/>
+              </w:rPr>
+              <w:t>Identifiern</w:t>
+            </w:r>
+            <w:proofErr w:type="spellEnd"/>
+            <w:r>
+              <w:rPr>
+                <w:rFonts w:cs="Arial"/>
+              </w:rPr>
+              <w:t xml:space="preserve"> kombinieren.</w:t>
             </w:r>
           </w:p>
         </w:tc>
@@ -4422,99 +5518,76 @@
     </w:tbl>
     <w:p>
       <w:pPr>
-        <w:pStyle w:val="KeinLeerraum"/>
+        <w:pStyle w:val="Sansinterligne"/>
       </w:pPr>
     </w:p>
     <w:p>
-      <w:pPr>
-        <w:pStyle w:val="KeinLeerraum"/>
-        <w:rPr>
-          <w:rFonts w:cs="Arial"/>
-        </w:rPr>
-      </w:pPr>
-      <w:r>
-        <w:rPr>
-          <w:rFonts w:cs="Arial"/>
-        </w:rPr>
+      <w:r>
         <w:t>Wichtig (Limitierung): Es muss genau eine Identifier-Variante verwendet werden:</w:t>
       </w:r>
     </w:p>
     <w:p>
       <w:pPr>
-        <w:pStyle w:val="KeinLeerraum"/>
+        <w:pStyle w:val="Paragraphedeliste"/>
         <w:numPr>
           <w:ilvl w:val="0"/>
-          <w:numId w:val="30"/>
+          <w:numId w:val="17"/>
         </w:numPr>
         <w:rPr>
-          <w:rFonts w:cs="Arial"/>
+          <w:rStyle w:val="Accentuationintense"/>
         </w:rPr>
       </w:pPr>
       <w:r>
         <w:rPr>
-          <w:rFonts w:cs="Arial"/>
+          <w:rStyle w:val="Accentuationintense"/>
         </w:rPr>
         <w:t xml:space="preserve">EGRIDS (nicht leer) oder </w:t>
       </w:r>
     </w:p>
     <w:p>
       <w:pPr>
-        <w:pStyle w:val="KeinLeerraum"/>
+        <w:pStyle w:val="Paragraphedeliste"/>
         <w:numPr>
           <w:ilvl w:val="0"/>
-          <w:numId w:val="30"/>
+          <w:numId w:val="17"/>
         </w:numPr>
         <w:rPr>
-          <w:rFonts w:cs="Arial"/>
+          <w:rStyle w:val="Accentuationintense"/>
         </w:rPr>
       </w:pPr>
       <w:r>
         <w:rPr>
-          <w:rFonts w:cs="Arial"/>
+          <w:rStyle w:val="Accentuationintense"/>
         </w:rPr>
         <w:t>EGRID oder</w:t>
       </w:r>
     </w:p>
     <w:p>
       <w:pPr>
-        <w:pStyle w:val="KeinLeerraum"/>
+        <w:pStyle w:val="Paragraphedeliste"/>
         <w:numPr>
           <w:ilvl w:val="0"/>
-          <w:numId w:val="30"/>
+          <w:numId w:val="17"/>
         </w:numPr>
         <w:rPr>
-          <w:rFonts w:cs="Arial"/>
+          <w:rStyle w:val="Accentuationintense"/>
         </w:rPr>
       </w:pPr>
       <w:r>
         <w:rPr>
-          <w:rFonts w:cs="Arial"/>
+          <w:rStyle w:val="Accentuationintense"/>
         </w:rPr>
         <w:t>IDENTDN + NUMBER</w:t>
       </w:r>
     </w:p>
     <w:p>
-      <w:pPr>
-        <w:pStyle w:val="KeinLeerraum"/>
-        <w:rPr>
-          <w:rFonts w:cs="Arial"/>
-        </w:rPr>
-      </w:pPr>
-      <w:r>
-        <w:rPr>
-          <w:rFonts w:cs="Arial"/>
-        </w:rPr>
+      <w:r>
         <w:t xml:space="preserve">Sonst ist die Konfiguration ungültig (Check wird übersprungen). </w:t>
       </w:r>
     </w:p>
     <w:p>
       <w:pPr>
-        <w:pStyle w:val="KeinLeerraum"/>
-        <w:rPr>
-          <w:rFonts w:cs="Arial"/>
-          <w:sz w:val="16"/>
-          <w:szCs w:val="16"/>
-        </w:rPr>
+        <w:pStyle w:val="Sansinterligne"/>
       </w:pPr>
     </w:p>
     <w:p>
@@ -4530,7 +5603,7 @@
     </w:p>
     <w:tbl>
       <w:tblPr>
-        <w:tblStyle w:val="Tabellenraster"/>
+        <w:tblStyle w:val="Grilledutableau"/>
         <w:tblW w:w="5000" w:type="pct"/>
         <w:tblCellMar>
           <w:top w:w="108" w:type="dxa"/>
@@ -4549,285 +5622,250 @@
           </w:tcPr>
           <w:p>
             <w:pPr>
-              <w:pStyle w:val="KeinLeerraum"/>
-              <w:rPr>
-                <w:rFonts w:ascii="Bahnschrift Light SemiCondensed" w:hAnsi="Bahnschrift Light SemiCondensed"/>
-                <w:color w:val="196B24" w:themeColor="accent3"/>
-              </w:rPr>
-            </w:pPr>
-            <w:r>
-              <w:rPr>
-                <w:rFonts w:ascii="Bahnschrift Light SemiCondensed" w:hAnsi="Bahnschrift Light SemiCondensed"/>
-                <w:color w:val="196B24" w:themeColor="accent3"/>
+              <w:pStyle w:val="Sansinterligne"/>
+              <w:rPr>
+                <w:sz w:val="14"/>
+                <w:szCs w:val="14"/>
+              </w:rPr>
+            </w:pPr>
+            <w:r>
+              <w:rPr>
+                <w:sz w:val="14"/>
+                <w:szCs w:val="14"/>
               </w:rPr>
               <w:t>"GetExtractById": [</w:t>
             </w:r>
           </w:p>
           <w:p>
             <w:pPr>
-              <w:pStyle w:val="KeinLeerraum"/>
-              <w:rPr>
-                <w:rFonts w:ascii="Bahnschrift Light SemiCondensed" w:hAnsi="Bahnschrift Light SemiCondensed"/>
-                <w:color w:val="196B24" w:themeColor="accent3"/>
-              </w:rPr>
-            </w:pPr>
-            <w:r>
-              <w:rPr>
-                <w:rFonts w:ascii="Bahnschrift Light SemiCondensed" w:hAnsi="Bahnschrift Light SemiCondensed"/>
-                <w:color w:val="196B24" w:themeColor="accent3"/>
-              </w:rPr>
-              <w:t xml:space="preserve">    {"FORMAT": "pdf",</w:t>
-            </w:r>
-            <w:r>
-              <w:rPr>
-                <w:rFonts w:ascii="Bahnschrift Light SemiCondensed" w:hAnsi="Bahnschrift Light SemiCondensed"/>
-                <w:color w:val="196B24" w:themeColor="accent3"/>
-              </w:rPr>
-              <w:t xml:space="preserve"> </w:t>
-            </w:r>
-            <w:r>
-              <w:rPr>
-                <w:rFonts w:ascii="Bahnschrift Light SemiCondensed" w:hAnsi="Bahnschrift Light SemiCondensed"/>
-                <w:color w:val="196B24" w:themeColor="accent3"/>
-              </w:rPr>
-              <w:t>"EGRIDS": ["CH143546128604", "CH143546893419", "CH143546032889"], "ExpectedStatusCode": 200 },</w:t>
-            </w:r>
-          </w:p>
-          <w:p>
-            <w:pPr>
-              <w:pStyle w:val="KeinLeerraum"/>
-              <w:rPr>
-                <w:rFonts w:ascii="Bahnschrift Light SemiCondensed" w:hAnsi="Bahnschrift Light SemiCondensed"/>
-                <w:color w:val="196B24" w:themeColor="accent3"/>
-              </w:rPr>
-            </w:pPr>
-            <w:r>
-              <w:rPr>
-                <w:rFonts w:ascii="Bahnschrift Light SemiCondensed" w:hAnsi="Bahnschrift Light SemiCondensed"/>
-                <w:color w:val="196B24" w:themeColor="accent3"/>
-              </w:rPr>
-              <w:t xml:space="preserve">    {"FORMAT":</w:t>
-            </w:r>
-            <w:r>
-              <w:rPr>
-                <w:rFonts w:ascii="Bahnschrift Light SemiCondensed" w:hAnsi="Bahnschrift Light SemiCondensed"/>
-                <w:color w:val="196B24" w:themeColor="accent3"/>
-              </w:rPr>
-              <w:t xml:space="preserve"> </w:t>
-            </w:r>
-            <w:r>
-              <w:rPr>
-                <w:rFonts w:ascii="Bahnschrift Light SemiCondensed" w:hAnsi="Bahnschrift Light SemiCondensed"/>
-                <w:color w:val="196B24" w:themeColor="accent3"/>
-              </w:rPr>
-              <w:t>"pdf",</w:t>
-            </w:r>
-            <w:r>
-              <w:rPr>
-                <w:rFonts w:ascii="Bahnschrift Light SemiCondensed" w:hAnsi="Bahnschrift Light SemiCondensed"/>
-                <w:color w:val="196B24" w:themeColor="accent3"/>
-              </w:rPr>
-              <w:t xml:space="preserve"> </w:t>
-            </w:r>
-            <w:r>
-              <w:rPr>
-                <w:rFonts w:ascii="Bahnschrift Light SemiCondensed" w:hAnsi="Bahnschrift Light SemiCondensed"/>
-                <w:color w:val="196B24" w:themeColor="accent3"/>
-              </w:rPr>
-              <w:t>"EGRID": "CH387146358428", "LANG": "fr", "ExpectedStatusCode": 200 },</w:t>
-            </w:r>
-          </w:p>
-          <w:p>
-            <w:pPr>
-              <w:pStyle w:val="KeinLeerraum"/>
-              <w:rPr>
-                <w:rFonts w:ascii="Bahnschrift Light SemiCondensed" w:hAnsi="Bahnschrift Light SemiCondensed"/>
-                <w:color w:val="196B24" w:themeColor="accent3"/>
-              </w:rPr>
-            </w:pPr>
-            <w:r>
-              <w:rPr>
-                <w:rFonts w:ascii="Bahnschrift Light SemiCondensed" w:hAnsi="Bahnschrift Light SemiCondensed"/>
-                <w:color w:val="196B24" w:themeColor="accent3"/>
-              </w:rPr>
-              <w:t xml:space="preserve">    {"FORMAT":</w:t>
-            </w:r>
-            <w:r>
-              <w:rPr>
-                <w:rFonts w:ascii="Bahnschrift Light SemiCondensed" w:hAnsi="Bahnschrift Light SemiCondensed"/>
-                <w:color w:val="196B24" w:themeColor="accent3"/>
-              </w:rPr>
-              <w:t xml:space="preserve"> </w:t>
-            </w:r>
-            <w:r>
-              <w:rPr>
-                <w:rFonts w:ascii="Bahnschrift Light SemiCondensed" w:hAnsi="Bahnschrift Light SemiCondensed"/>
-                <w:color w:val="196B24" w:themeColor="accent3"/>
-              </w:rPr>
-              <w:t>"xml",</w:t>
-            </w:r>
-            <w:r>
-              <w:rPr>
-                <w:rFonts w:ascii="Bahnschrift Light SemiCondensed" w:hAnsi="Bahnschrift Light SemiCondensed"/>
-                <w:color w:val="196B24" w:themeColor="accent3"/>
-              </w:rPr>
-              <w:t xml:space="preserve"> </w:t>
-            </w:r>
-            <w:r>
-              <w:rPr>
-                <w:rFonts w:ascii="Bahnschrift Light SemiCondensed" w:hAnsi="Bahnschrift Light SemiCondensed"/>
-                <w:color w:val="196B24" w:themeColor="accent3"/>
-              </w:rPr>
-              <w:t>"EGRID": "CH387146358428", "ExpectedStatusCode": 200 },</w:t>
-            </w:r>
-          </w:p>
-          <w:p>
-            <w:pPr>
-              <w:pStyle w:val="KeinLeerraum"/>
-              <w:rPr>
-                <w:rFonts w:ascii="Bahnschrift Light SemiCondensed" w:hAnsi="Bahnschrift Light SemiCondensed"/>
-                <w:color w:val="196B24" w:themeColor="accent3"/>
-              </w:rPr>
-            </w:pPr>
-            <w:r>
-              <w:rPr>
-                <w:rFonts w:ascii="Bahnschrift Light SemiCondensed" w:hAnsi="Bahnschrift Light SemiCondensed"/>
-                <w:color w:val="196B24" w:themeColor="accent3"/>
-              </w:rPr>
-              <w:t xml:space="preserve">    {"FORMAT":</w:t>
-            </w:r>
-            <w:r>
-              <w:rPr>
-                <w:rFonts w:ascii="Bahnschrift Light SemiCondensed" w:hAnsi="Bahnschrift Light SemiCondensed"/>
-                <w:color w:val="196B24" w:themeColor="accent3"/>
-              </w:rPr>
-              <w:t xml:space="preserve"> </w:t>
-            </w:r>
-            <w:r>
-              <w:rPr>
-                <w:rFonts w:ascii="Bahnschrift Light SemiCondensed" w:hAnsi="Bahnschrift Light SemiCondensed"/>
-                <w:color w:val="196B24" w:themeColor="accent3"/>
-              </w:rPr>
-              <w:t>"url",</w:t>
-            </w:r>
-            <w:r>
-              <w:rPr>
-                <w:rFonts w:ascii="Bahnschrift Light SemiCondensed" w:hAnsi="Bahnschrift Light SemiCondensed"/>
-                <w:color w:val="196B24" w:themeColor="accent3"/>
-              </w:rPr>
-              <w:t xml:space="preserve"> </w:t>
-            </w:r>
-            <w:r>
-              <w:rPr>
-                <w:rFonts w:ascii="Bahnschrift Light SemiCondensed" w:hAnsi="Bahnschrift Light SemiCondensed"/>
-                <w:color w:val="196B24" w:themeColor="accent3"/>
-              </w:rPr>
-              <w:t>"IDENTDN": "BE0200000136", "NUMBER": 426, "ExpectedStatusCode": 303 },</w:t>
-            </w:r>
-          </w:p>
-          <w:p>
-            <w:pPr>
-              <w:pStyle w:val="KeinLeerraum"/>
-              <w:rPr>
-                <w:rFonts w:ascii="Bahnschrift Light SemiCondensed" w:hAnsi="Bahnschrift Light SemiCondensed"/>
-                <w:color w:val="196B24" w:themeColor="accent3"/>
-              </w:rPr>
-            </w:pPr>
-            <w:r>
-              <w:rPr>
-                <w:rFonts w:ascii="Bahnschrift Light SemiCondensed" w:hAnsi="Bahnschrift Light SemiCondensed"/>
-                <w:color w:val="196B24" w:themeColor="accent3"/>
-              </w:rPr>
-              <w:t xml:space="preserve">    {"FORMAT":</w:t>
-            </w:r>
-            <w:r>
-              <w:rPr>
-                <w:rFonts w:ascii="Bahnschrift Light SemiCondensed" w:hAnsi="Bahnschrift Light SemiCondensed"/>
-                <w:color w:val="196B24" w:themeColor="accent3"/>
-              </w:rPr>
-              <w:t xml:space="preserve"> </w:t>
-            </w:r>
-            <w:r>
-              <w:rPr>
-                <w:rFonts w:ascii="Bahnschrift Light SemiCondensed" w:hAnsi="Bahnschrift Light SemiCondensed"/>
-                <w:color w:val="196B24" w:themeColor="accent3"/>
-              </w:rPr>
-              <w:t>"json", "IDENTDN": "BE0200000136", "NUMBER": 426, "ExpectedStatusCode": 200 },</w:t>
-            </w:r>
-          </w:p>
-          <w:p>
-            <w:pPr>
-              <w:pStyle w:val="KeinLeerraum"/>
-              <w:rPr>
-                <w:rFonts w:ascii="Bahnschrift Light SemiCondensed" w:hAnsi="Bahnschrift Light SemiCondensed"/>
-                <w:color w:val="196B24" w:themeColor="accent3"/>
-              </w:rPr>
-            </w:pPr>
-            <w:r>
-              <w:rPr>
-                <w:rFonts w:ascii="Bahnschrift Light SemiCondensed" w:hAnsi="Bahnschrift Light SemiCondensed"/>
-                <w:color w:val="196B24" w:themeColor="accent3"/>
-              </w:rPr>
-              <w:t xml:space="preserve">    {"FORMAT":</w:t>
-            </w:r>
-            <w:r>
-              <w:rPr>
-                <w:rFonts w:ascii="Bahnschrift Light SemiCondensed" w:hAnsi="Bahnschrift Light SemiCondensed"/>
-                <w:color w:val="196B24" w:themeColor="accent3"/>
-              </w:rPr>
-              <w:t xml:space="preserve"> </w:t>
-            </w:r>
-            <w:r>
-              <w:rPr>
-                <w:rFonts w:ascii="Bahnschrift Light SemiCondensed" w:hAnsi="Bahnschrift Light SemiCondensed"/>
-                <w:color w:val="196B24" w:themeColor="accent3"/>
-              </w:rPr>
-              <w:t>"json", "IDENTDN": "UR0200001201", "NUMBER": 100, "ExpectedStatusCode": 204 },</w:t>
-            </w:r>
-          </w:p>
-          <w:p>
-            <w:pPr>
-              <w:pStyle w:val="KeinLeerraum"/>
-              <w:rPr>
-                <w:rFonts w:ascii="Bahnschrift Light SemiCondensed" w:hAnsi="Bahnschrift Light SemiCondensed"/>
-                <w:color w:val="196B24" w:themeColor="accent3"/>
-              </w:rPr>
-            </w:pPr>
-            <w:r>
-              <w:rPr>
-                <w:rFonts w:ascii="Bahnschrift Light SemiCondensed" w:hAnsi="Bahnschrift Light SemiCondensed"/>
-                <w:color w:val="196B24" w:themeColor="accent3"/>
-              </w:rPr>
-              <w:t xml:space="preserve">    {"FORMAT":</w:t>
-            </w:r>
-            <w:r>
-              <w:rPr>
-                <w:rFonts w:ascii="Bahnschrift Light SemiCondensed" w:hAnsi="Bahnschrift Light SemiCondensed"/>
-                <w:color w:val="196B24" w:themeColor="accent3"/>
-              </w:rPr>
-              <w:t xml:space="preserve"> </w:t>
-            </w:r>
-            <w:r>
-              <w:rPr>
-                <w:rFonts w:ascii="Bahnschrift Light SemiCondensed" w:hAnsi="Bahnschrift Light SemiCondensed"/>
-                <w:color w:val="196B24" w:themeColor="accent3"/>
-              </w:rPr>
-              <w:t>"xml", "IDENTDN": "BE0200000136", "NUMBER": 426, "Provoke500": true, "ExpectedStatusCode": 500 }</w:t>
-            </w:r>
-          </w:p>
-          <w:p>
-            <w:pPr>
-              <w:pStyle w:val="KeinLeerraum"/>
-              <w:rPr>
-                <w:color w:val="196B24" w:themeColor="accent3"/>
+              <w:pStyle w:val="Sansinterligne"/>
+              <w:rPr>
+                <w:sz w:val="14"/>
+                <w:szCs w:val="14"/>
+              </w:rPr>
+            </w:pPr>
+            <w:r>
+              <w:rPr>
+                <w:sz w:val="14"/>
+                <w:szCs w:val="14"/>
+              </w:rPr>
+              <w:t xml:space="preserve">    {"FORMAT": "pdf", "EGRIDS": ["CH143546128604", "CH143546893419", "CH143546032889"], "ExpectedStatusCode": </w:t>
+            </w:r>
+            <w:proofErr w:type="gramStart"/>
+            <w:r>
+              <w:rPr>
+                <w:sz w:val="14"/>
+                <w:szCs w:val="14"/>
+              </w:rPr>
+              <w:t>200 }</w:t>
+            </w:r>
+            <w:proofErr w:type="gramEnd"/>
+            <w:r>
+              <w:rPr>
+                <w:sz w:val="14"/>
+                <w:szCs w:val="14"/>
+              </w:rPr>
+              <w:t>,</w:t>
+            </w:r>
+          </w:p>
+          <w:p>
+            <w:pPr>
+              <w:pStyle w:val="Sansinterligne"/>
+              <w:rPr>
+                <w:sz w:val="14"/>
+                <w:szCs w:val="14"/>
+              </w:rPr>
+            </w:pPr>
+            <w:r>
+              <w:rPr>
+                <w:sz w:val="14"/>
+                <w:szCs w:val="14"/>
+              </w:rPr>
+              <w:t xml:space="preserve">    {"FORMAT": "pdf", "EGRID": "CH387146358428", "LANG": "fr", "ExpectedStatusCode": </w:t>
+            </w:r>
+            <w:proofErr w:type="gramStart"/>
+            <w:r>
+              <w:rPr>
+                <w:sz w:val="14"/>
+                <w:szCs w:val="14"/>
+              </w:rPr>
+              <w:t>200 }</w:t>
+            </w:r>
+            <w:proofErr w:type="gramEnd"/>
+            <w:r>
+              <w:rPr>
+                <w:sz w:val="14"/>
+                <w:szCs w:val="14"/>
+              </w:rPr>
+              <w:t>,</w:t>
+            </w:r>
+          </w:p>
+          <w:p>
+            <w:pPr>
+              <w:pStyle w:val="Sansinterligne"/>
+              <w:rPr>
+                <w:sz w:val="14"/>
+                <w:szCs w:val="14"/>
+              </w:rPr>
+            </w:pPr>
+            <w:r>
+              <w:rPr>
+                <w:sz w:val="14"/>
+                <w:szCs w:val="14"/>
+              </w:rPr>
+              <w:t xml:space="preserve">    {"FORMAT": "xml", "EGRID": "CH387146358428", "ExpectedStatusCode": </w:t>
+            </w:r>
+            <w:proofErr w:type="gramStart"/>
+            <w:r>
+              <w:rPr>
+                <w:sz w:val="14"/>
+                <w:szCs w:val="14"/>
+              </w:rPr>
+              <w:t>200 }</w:t>
+            </w:r>
+            <w:proofErr w:type="gramEnd"/>
+            <w:r>
+              <w:rPr>
+                <w:sz w:val="14"/>
+                <w:szCs w:val="14"/>
+              </w:rPr>
+              <w:t>,</w:t>
+            </w:r>
+          </w:p>
+          <w:p>
+            <w:pPr>
+              <w:pStyle w:val="Sansinterligne"/>
+              <w:rPr>
+                <w:sz w:val="14"/>
+                <w:szCs w:val="14"/>
+              </w:rPr>
+            </w:pPr>
+            <w:r>
+              <w:rPr>
+                <w:sz w:val="14"/>
+                <w:szCs w:val="14"/>
+              </w:rPr>
+              <w:lastRenderedPageBreak/>
+              <w:t xml:space="preserve">    {"FORMAT": "url", "IDENTDN": "BE0200000136", "NUMBER": 426, "ExpectedStatusCode": </w:t>
+            </w:r>
+            <w:proofErr w:type="gramStart"/>
+            <w:r>
+              <w:rPr>
+                <w:sz w:val="14"/>
+                <w:szCs w:val="14"/>
+              </w:rPr>
+              <w:t>303 }</w:t>
+            </w:r>
+            <w:proofErr w:type="gramEnd"/>
+            <w:r>
+              <w:rPr>
+                <w:sz w:val="14"/>
+                <w:szCs w:val="14"/>
+              </w:rPr>
+              <w:t>,</w:t>
+            </w:r>
+          </w:p>
+          <w:p>
+            <w:pPr>
+              <w:pStyle w:val="Sansinterligne"/>
+              <w:rPr>
+                <w:sz w:val="14"/>
+                <w:szCs w:val="14"/>
+              </w:rPr>
+            </w:pPr>
+            <w:r>
+              <w:rPr>
+                <w:sz w:val="14"/>
+                <w:szCs w:val="14"/>
+              </w:rPr>
+              <w:t xml:space="preserve">    {"FORMAT": "json", "IDENTDN": "BE0200000136", "NUMBER": 426, "ExpectedStatusCode": </w:t>
+            </w:r>
+            <w:proofErr w:type="gramStart"/>
+            <w:r>
+              <w:rPr>
+                <w:sz w:val="14"/>
+                <w:szCs w:val="14"/>
+              </w:rPr>
+              <w:t>200 }</w:t>
+            </w:r>
+            <w:proofErr w:type="gramEnd"/>
+            <w:r>
+              <w:rPr>
+                <w:sz w:val="14"/>
+                <w:szCs w:val="14"/>
+              </w:rPr>
+              <w:t>,</w:t>
+            </w:r>
+          </w:p>
+          <w:p>
+            <w:pPr>
+              <w:pStyle w:val="Sansinterligne"/>
+              <w:rPr>
+                <w:sz w:val="14"/>
+                <w:szCs w:val="14"/>
+              </w:rPr>
+            </w:pPr>
+            <w:r>
+              <w:rPr>
+                <w:sz w:val="14"/>
+                <w:szCs w:val="14"/>
+              </w:rPr>
+              <w:t xml:space="preserve">    {"FORMAT": "json", "IDENTDN": "UR0200001201", "NUMBER": 100, "ExpectedStatusCode": </w:t>
+            </w:r>
+            <w:proofErr w:type="gramStart"/>
+            <w:r>
+              <w:rPr>
+                <w:sz w:val="14"/>
+                <w:szCs w:val="14"/>
+              </w:rPr>
+              <w:t>204 }</w:t>
+            </w:r>
+            <w:proofErr w:type="gramEnd"/>
+            <w:r>
+              <w:rPr>
+                <w:sz w:val="14"/>
+                <w:szCs w:val="14"/>
+              </w:rPr>
+              <w:t>,</w:t>
+            </w:r>
+          </w:p>
+          <w:p>
+            <w:pPr>
+              <w:pStyle w:val="Sansinterligne"/>
+              <w:rPr>
+                <w:sz w:val="14"/>
+                <w:szCs w:val="14"/>
+              </w:rPr>
+            </w:pPr>
+            <w:r>
+              <w:rPr>
+                <w:sz w:val="14"/>
+                <w:szCs w:val="14"/>
+              </w:rPr>
+              <w:t xml:space="preserve">    {"FORMAT": "xml", "IDENTDN": "BE0200000136", "NUMBER": 426, "Provoke500": true, "ExpectedStatusCode": </w:t>
+            </w:r>
+            <w:proofErr w:type="gramStart"/>
+            <w:r>
+              <w:rPr>
+                <w:sz w:val="14"/>
+                <w:szCs w:val="14"/>
+              </w:rPr>
+              <w:t>500 }</w:t>
+            </w:r>
+            <w:proofErr w:type="gramEnd"/>
+          </w:p>
+          <w:p>
+            <w:pPr>
+              <w:pStyle w:val="Sansinterligne"/>
+              <w:rPr>
                 <w:sz w:val="13"/>
                 <w:szCs w:val="13"/>
               </w:rPr>
             </w:pPr>
             <w:r>
               <w:rPr>
-                <w:rFonts w:ascii="Bahnschrift Light SemiCondensed" w:hAnsi="Bahnschrift Light SemiCondensed"/>
-                <w:color w:val="196B24" w:themeColor="accent3"/>
+                <w:sz w:val="14"/>
+                <w:szCs w:val="14"/>
               </w:rPr>
               <w:t>]</w:t>
             </w:r>
@@ -4837,7 +5875,7 @@
     </w:tbl>
     <w:p>
       <w:pPr>
-        <w:pStyle w:val="berschrift3"/>
+        <w:pStyle w:val="Titre3"/>
         <w:rPr>
           <w:rFonts w:cs="Arial"/>
         </w:rPr>
@@ -4846,16 +5884,137 @@
         <w:rPr>
           <w:rFonts w:cs="Arial"/>
         </w:rPr>
+        <w:lastRenderedPageBreak/>
         <w:t>Format-/Schlüsselname-Einschränkungen (JSON &amp; XML)</w:t>
       </w:r>
     </w:p>
     <w:p>
       <w:pPr>
-        <w:pStyle w:val="KeinLeerraum"/>
+        <w:pStyle w:val="Paragraphedeliste"/>
         <w:numPr>
           <w:ilvl w:val="0"/>
-          <w:numId w:val="29"/>
+          <w:numId w:val="17"/>
         </w:numPr>
+        <w:rPr>
+          <w:rStyle w:val="Accentuationintense"/>
+        </w:rPr>
+      </w:pPr>
+      <w:r>
+        <w:rPr>
+          <w:rStyle w:val="Accentuationintense"/>
+        </w:rPr>
+        <w:t xml:space="preserve">Feldnamen sind </w:t>
+      </w:r>
+      <w:proofErr w:type="spellStart"/>
+      <w:r>
+        <w:rPr>
+          <w:rStyle w:val="Accentuationintense"/>
+        </w:rPr>
+        <w:t>case</w:t>
+      </w:r>
+      <w:proofErr w:type="spellEnd"/>
+      <w:r>
+        <w:rPr>
+          <w:rStyle w:val="Accentuationintense"/>
+        </w:rPr>
+        <w:t xml:space="preserve">-sensitive (z. B. FORMAT, nicht </w:t>
+      </w:r>
+      <w:proofErr w:type="spellStart"/>
+      <w:r>
+        <w:rPr>
+          <w:rStyle w:val="Accentuationintense"/>
+        </w:rPr>
+        <w:t>format</w:t>
+      </w:r>
+      <w:proofErr w:type="spellEnd"/>
+      <w:r>
+        <w:rPr>
+          <w:rStyle w:val="Accentuationintense"/>
+        </w:rPr>
+        <w:t>).</w:t>
+      </w:r>
+    </w:p>
+    <w:p>
+      <w:pPr>
+        <w:pStyle w:val="Paragraphedeliste"/>
+        <w:numPr>
+          <w:ilvl w:val="0"/>
+          <w:numId w:val="17"/>
+        </w:numPr>
+        <w:rPr>
+          <w:rStyle w:val="Accentuationintense"/>
+        </w:rPr>
+      </w:pPr>
+      <w:r>
+        <w:rPr>
+          <w:rStyle w:val="Accentuationintense"/>
+        </w:rPr>
+        <w:t>Unbekannte Felder sind nicht Teil des unterstützten Schemas und können ignoriert werden oder das Laden fehlschlagen lassen (</w:t>
+      </w:r>
+      <w:proofErr w:type="spellStart"/>
+      <w:r>
+        <w:rPr>
+          <w:rStyle w:val="Accentuationintense"/>
+        </w:rPr>
+        <w:t>parserabhängig</w:t>
+      </w:r>
+      <w:proofErr w:type="spellEnd"/>
+      <w:r>
+        <w:rPr>
+          <w:rStyle w:val="Accentuationintense"/>
+        </w:rPr>
+        <w:t>).</w:t>
+      </w:r>
+    </w:p>
+    <w:p>
+      <w:pPr>
+        <w:pStyle w:val="Paragraphedeliste"/>
+        <w:numPr>
+          <w:ilvl w:val="0"/>
+          <w:numId w:val="17"/>
+        </w:numPr>
+        <w:rPr>
+          <w:rStyle w:val="Accentuationintense"/>
+        </w:rPr>
+      </w:pPr>
+      <w:r>
+        <w:rPr>
+          <w:rStyle w:val="Accentuationintense"/>
+        </w:rPr>
+        <w:t>XML muss wohlgeformt sein und das korrekte Root-Element verwenden: &lt;</w:t>
+      </w:r>
+      <w:proofErr w:type="spellStart"/>
+      <w:r>
+        <w:rPr>
+          <w:rStyle w:val="Accentuationintense"/>
+        </w:rPr>
+        <w:t>Config</w:t>
+      </w:r>
+      <w:proofErr w:type="spellEnd"/>
+      <w:r>
+        <w:rPr>
+          <w:rStyle w:val="Accentuationintense"/>
+        </w:rPr>
+        <w:t>&gt;...&lt;/</w:t>
+      </w:r>
+      <w:proofErr w:type="spellStart"/>
+      <w:r>
+        <w:rPr>
+          <w:rStyle w:val="Accentuationintense"/>
+        </w:rPr>
+        <w:t>Config</w:t>
+      </w:r>
+      <w:proofErr w:type="spellEnd"/>
+      <w:r>
+        <w:rPr>
+          <w:rStyle w:val="Accentuationintense"/>
+        </w:rPr>
+        <w:t>&gt;.</w:t>
+      </w:r>
+    </w:p>
+    <w:p>
+      <w:pPr>
+        <w:pStyle w:val="Titre3"/>
         <w:rPr>
           <w:rFonts w:cs="Arial"/>
         </w:rPr>
@@ -4864,64 +6023,22 @@
         <w:rPr>
           <w:rFonts w:cs="Arial"/>
         </w:rPr>
-        <w:t>Feldnamen sind case-sensitive (z. B. FORMAT, nicht format).</w:t>
-      </w:r>
-    </w:p>
-    <w:p>
-      <w:pPr>
-        <w:pStyle w:val="KeinLeerraum"/>
-        <w:numPr>
-          <w:ilvl w:val="0"/>
-          <w:numId w:val="29"/>
-        </w:numPr>
+        <w:t xml:space="preserve">Beispiel </w:t>
+      </w:r>
+      <w:proofErr w:type="spellStart"/>
+      <w:proofErr w:type="gramStart"/>
+      <w:r>
         <w:rPr>
           <w:rFonts w:cs="Arial"/>
         </w:rPr>
-      </w:pPr>
-      <w:r>
-        <w:rPr>
-          <w:rFonts w:cs="Arial"/>
-        </w:rPr>
-        <w:t>Unbekannte Felder sind nicht Teil des unterstützten Schemas und können ignoriert werden oder das Laden fehlschlagen lassen (parserabhängig).</w:t>
-      </w:r>
-    </w:p>
-    <w:p>
-      <w:pPr>
-        <w:pStyle w:val="KeinLeerraum"/>
-        <w:numPr>
-          <w:ilvl w:val="0"/>
-          <w:numId w:val="29"/>
-        </w:numPr>
-        <w:rPr>
-          <w:rFonts w:cs="Arial"/>
-          <w:sz w:val="16"/>
-          <w:szCs w:val="16"/>
-        </w:rPr>
-      </w:pPr>
-      <w:r>
-        <w:rPr>
-          <w:rFonts w:cs="Arial"/>
-        </w:rPr>
-        <w:t>XML muss wohlgeformt sein und das korrekte Root-Element verwenden: &lt;Config&gt;...&lt;/Config&gt;.</w:t>
-      </w:r>
-    </w:p>
-    <w:p>
-      <w:pPr>
-        <w:pStyle w:val="berschrift3"/>
-        <w:rPr>
-          <w:rFonts w:cs="Arial"/>
-        </w:rPr>
-      </w:pPr>
-      <w:r>
-        <w:rPr>
-          <w:rFonts w:cs="Arial"/>
-        </w:rPr>
-        <w:t>Beispiel config.json</w:t>
-      </w:r>
+        <w:t>config.json</w:t>
+      </w:r>
+      <w:proofErr w:type="spellEnd"/>
+      <w:proofErr w:type="gramEnd"/>
     </w:p>
     <w:tbl>
       <w:tblPr>
-        <w:tblStyle w:val="Tabellenraster"/>
+        <w:tblStyle w:val="Grilledutableau"/>
         <w:tblW w:w="5163" w:type="pct"/>
         <w:tblInd w:w="-147" w:type="dxa"/>
         <w:tblCellMar>
@@ -4941,784 +6058,856 @@
           </w:tcPr>
           <w:p>
             <w:pPr>
-              <w:pStyle w:val="KeinLeerraum"/>
-              <w:rPr>
-                <w:rFonts w:ascii="Bahnschrift Light SemiCondensed" w:hAnsi="Bahnschrift Light SemiCondensed" w:cs="Arial"/>
-                <w:color w:val="124F1A" w:themeColor="accent3" w:themeShade="BF"/>
-                <w:szCs w:val="18"/>
-                <w:lang w:val="fr-CH"/>
-              </w:rPr>
-            </w:pPr>
-            <w:r>
-              <w:rPr>
-                <w:rFonts w:ascii="Bahnschrift Light SemiCondensed" w:hAnsi="Bahnschrift Light SemiCondensed" w:cs="Arial"/>
-                <w:color w:val="124F1A" w:themeColor="accent3" w:themeShade="BF"/>
-                <w:szCs w:val="18"/>
-                <w:lang w:val="fr-CH"/>
+              <w:pStyle w:val="Sansinterligne"/>
+              <w:rPr>
+                <w:sz w:val="14"/>
+                <w:szCs w:val="14"/>
+              </w:rPr>
+            </w:pPr>
+            <w:r>
+              <w:rPr>
+                <w:sz w:val="14"/>
+                <w:szCs w:val="14"/>
               </w:rPr>
               <w:t>{</w:t>
             </w:r>
           </w:p>
           <w:p>
             <w:pPr>
-              <w:pStyle w:val="KeinLeerraum"/>
-              <w:rPr>
-                <w:rFonts w:ascii="Bahnschrift Light SemiCondensed" w:hAnsi="Bahnschrift Light SemiCondensed" w:cs="Arial"/>
-                <w:color w:val="124F1A" w:themeColor="accent3" w:themeShade="BF"/>
-                <w:szCs w:val="18"/>
-                <w:lang w:val="fr-CH"/>
-              </w:rPr>
-            </w:pPr>
-            <w:r>
-              <w:rPr>
-                <w:rFonts w:ascii="Bahnschrift Light SemiCondensed" w:hAnsi="Bahnschrift Light SemiCondensed" w:cs="Arial"/>
-                <w:color w:val="124F1A" w:themeColor="accent3" w:themeShade="BF"/>
-                <w:szCs w:val="18"/>
-                <w:lang w:val="fr-CH"/>
+              <w:pStyle w:val="Sansinterligne"/>
+              <w:rPr>
+                <w:sz w:val="14"/>
+                <w:szCs w:val="14"/>
+              </w:rPr>
+            </w:pPr>
+            <w:r>
+              <w:rPr>
+                <w:sz w:val="14"/>
+                <w:szCs w:val="14"/>
               </w:rPr>
               <w:t xml:space="preserve">  "Canton": "BE",</w:t>
             </w:r>
           </w:p>
           <w:p>
             <w:pPr>
-              <w:pStyle w:val="KeinLeerraum"/>
-              <w:rPr>
-                <w:rFonts w:ascii="Bahnschrift Light SemiCondensed" w:hAnsi="Bahnschrift Light SemiCondensed" w:cs="Arial"/>
-                <w:color w:val="124F1A" w:themeColor="accent3" w:themeShade="BF"/>
-                <w:szCs w:val="18"/>
-                <w:lang w:val="fr-CH"/>
-              </w:rPr>
-            </w:pPr>
-            <w:r>
-              <w:rPr>
-                <w:rFonts w:ascii="Bahnschrift Light SemiCondensed" w:hAnsi="Bahnschrift Light SemiCondensed" w:cs="Arial"/>
-                <w:color w:val="124F1A" w:themeColor="accent3" w:themeShade="BF"/>
-                <w:szCs w:val="18"/>
-                <w:lang w:val="fr-CH"/>
+              <w:pStyle w:val="Sansinterligne"/>
+              <w:rPr>
+                <w:sz w:val="14"/>
+                <w:szCs w:val="14"/>
+              </w:rPr>
+            </w:pPr>
+            <w:r>
+              <w:rPr>
+                <w:sz w:val="14"/>
+                <w:szCs w:val="14"/>
               </w:rPr>
               <w:t xml:space="preserve">  "BasicUrl": "https://www.oereb2.apps.be.ch",</w:t>
             </w:r>
           </w:p>
           <w:p>
             <w:pPr>
-              <w:pStyle w:val="KeinLeerraum"/>
-              <w:rPr>
-                <w:rFonts w:ascii="Bahnschrift Light SemiCondensed" w:hAnsi="Bahnschrift Light SemiCondensed" w:cs="Arial"/>
-                <w:color w:val="124F1A" w:themeColor="accent3" w:themeShade="BF"/>
-                <w:szCs w:val="18"/>
-                <w:lang w:val="fr-CH"/>
-              </w:rPr>
-            </w:pPr>
-            <w:r>
-              <w:rPr>
-                <w:rFonts w:ascii="Bahnschrift Light SemiCondensed" w:hAnsi="Bahnschrift Light SemiCondensed" w:cs="Arial"/>
-                <w:color w:val="124F1A" w:themeColor="accent3" w:themeShade="BF"/>
-                <w:szCs w:val="18"/>
-                <w:lang w:val="fr-CH"/>
-              </w:rPr>
-              <w:t xml:space="preserve">  "OutputDirectoryPath": "out\\results",</w:t>
-            </w:r>
-          </w:p>
-          <w:p>
-            <w:pPr>
-              <w:pStyle w:val="KeinLeerraum"/>
-              <w:rPr>
-                <w:rFonts w:ascii="Bahnschrift Light SemiCondensed" w:hAnsi="Bahnschrift Light SemiCondensed" w:cs="Arial"/>
-                <w:color w:val="124F1A" w:themeColor="accent3" w:themeShade="BF"/>
-                <w:szCs w:val="18"/>
-                <w:lang w:val="fr-CH"/>
-              </w:rPr>
-            </w:pPr>
-            <w:r>
-              <w:rPr>
-                <w:rFonts w:ascii="Bahnschrift Light SemiCondensed" w:hAnsi="Bahnschrift Light SemiCondensed" w:cs="Arial"/>
-                <w:color w:val="124F1A" w:themeColor="accent3" w:themeShade="BF"/>
-                <w:szCs w:val="18"/>
-                <w:lang w:val="fr-CH"/>
+              <w:pStyle w:val="Sansinterligne"/>
+              <w:rPr>
+                <w:sz w:val="14"/>
+                <w:szCs w:val="14"/>
+              </w:rPr>
+            </w:pPr>
+            <w:r>
+              <w:rPr>
+                <w:sz w:val="14"/>
+                <w:szCs w:val="14"/>
+                <w:lang w:val="it-CH"/>
+              </w:rPr>
+              <w:t xml:space="preserve">  </w:t>
+            </w:r>
+            <w:r>
+              <w:rPr>
+                <w:sz w:val="14"/>
+                <w:szCs w:val="14"/>
+              </w:rPr>
+              <w:t>"OutputDirectoryPath": "out\\results",</w:t>
+            </w:r>
+          </w:p>
+          <w:p>
+            <w:pPr>
+              <w:pStyle w:val="Sansinterligne"/>
+              <w:rPr>
+                <w:sz w:val="14"/>
+                <w:szCs w:val="14"/>
+              </w:rPr>
+            </w:pPr>
+            <w:r>
+              <w:rPr>
+                <w:sz w:val="14"/>
+                <w:szCs w:val="14"/>
               </w:rPr>
               <w:t xml:space="preserve">  "GetVersions": [</w:t>
             </w:r>
           </w:p>
           <w:p>
             <w:pPr>
-              <w:pStyle w:val="KeinLeerraum"/>
-              <w:rPr>
-                <w:rFonts w:ascii="Bahnschrift Light SemiCondensed" w:hAnsi="Bahnschrift Light SemiCondensed" w:cs="Arial"/>
-                <w:color w:val="124F1A" w:themeColor="accent3" w:themeShade="BF"/>
-                <w:szCs w:val="18"/>
-                <w:lang w:val="fr-CH"/>
-              </w:rPr>
-            </w:pPr>
-            <w:r>
-              <w:rPr>
-                <w:rFonts w:ascii="Bahnschrift Light SemiCondensed" w:hAnsi="Bahnschrift Light SemiCondensed" w:cs="Arial"/>
-                <w:color w:val="124F1A" w:themeColor="accent3" w:themeShade="BF"/>
-                <w:szCs w:val="18"/>
-                <w:lang w:val="fr-CH"/>
+              <w:pStyle w:val="Sansinterligne"/>
+              <w:rPr>
+                <w:sz w:val="14"/>
+                <w:szCs w:val="14"/>
+              </w:rPr>
+            </w:pPr>
+            <w:r>
+              <w:rPr>
+                <w:sz w:val="14"/>
+                <w:szCs w:val="14"/>
               </w:rPr>
               <w:t xml:space="preserve">   </w:t>
             </w:r>
             <w:r>
               <w:rPr>
-                <w:rFonts w:ascii="Bahnschrift Light SemiCondensed" w:hAnsi="Bahnschrift Light SemiCondensed" w:cs="Arial"/>
-                <w:color w:val="124F1A" w:themeColor="accent3" w:themeShade="BF"/>
-                <w:szCs w:val="18"/>
-                <w:lang w:val="fr-CH"/>
+                <w:sz w:val="14"/>
+                <w:szCs w:val="14"/>
               </w:rPr>
               <w:tab/>
-              <w:t>{"FORMAT": "xml", "ExpectedStatusCode": 200 },</w:t>
-            </w:r>
-          </w:p>
-          <w:p>
-            <w:pPr>
-              <w:pStyle w:val="KeinLeerraum"/>
-              <w:rPr>
-                <w:rFonts w:ascii="Bahnschrift Light SemiCondensed" w:hAnsi="Bahnschrift Light SemiCondensed" w:cs="Arial"/>
-                <w:color w:val="124F1A" w:themeColor="accent3" w:themeShade="BF"/>
-                <w:szCs w:val="18"/>
-                <w:lang w:val="fr-CH"/>
-              </w:rPr>
-            </w:pPr>
-            <w:r>
-              <w:rPr>
-                <w:rFonts w:ascii="Bahnschrift Light SemiCondensed" w:hAnsi="Bahnschrift Light SemiCondensed" w:cs="Arial"/>
-                <w:color w:val="124F1A" w:themeColor="accent3" w:themeShade="BF"/>
-                <w:szCs w:val="18"/>
-                <w:lang w:val="fr-CH"/>
-              </w:rPr>
-              <w:lastRenderedPageBreak/>
+              <w:t xml:space="preserve">{"FORMAT": "xml", "ExpectedStatusCode": </w:t>
+            </w:r>
+            <w:proofErr w:type="gramStart"/>
+            <w:r>
+              <w:rPr>
+                <w:sz w:val="14"/>
+                <w:szCs w:val="14"/>
+              </w:rPr>
+              <w:t>200 }</w:t>
+            </w:r>
+            <w:proofErr w:type="gramEnd"/>
+            <w:r>
+              <w:rPr>
+                <w:sz w:val="14"/>
+                <w:szCs w:val="14"/>
+              </w:rPr>
+              <w:t>,</w:t>
+            </w:r>
+          </w:p>
+          <w:p>
+            <w:pPr>
+              <w:pStyle w:val="Sansinterligne"/>
+              <w:rPr>
+                <w:sz w:val="14"/>
+                <w:szCs w:val="14"/>
+              </w:rPr>
+            </w:pPr>
+            <w:r>
+              <w:rPr>
+                <w:sz w:val="14"/>
+                <w:szCs w:val="14"/>
+              </w:rPr>
               <w:t xml:space="preserve">    </w:t>
             </w:r>
             <w:r>
               <w:rPr>
-                <w:rFonts w:ascii="Bahnschrift Light SemiCondensed" w:hAnsi="Bahnschrift Light SemiCondensed" w:cs="Arial"/>
-                <w:color w:val="124F1A" w:themeColor="accent3" w:themeShade="BF"/>
-                <w:szCs w:val="18"/>
-                <w:lang w:val="fr-CH"/>
+                <w:sz w:val="14"/>
+                <w:szCs w:val="14"/>
               </w:rPr>
               <w:tab/>
-              <w:t>{"FORMAT": "json", "ExpectedStatusCode": 200 }</w:t>
-            </w:r>
-          </w:p>
-          <w:p>
-            <w:pPr>
-              <w:pStyle w:val="KeinLeerraum"/>
-              <w:rPr>
-                <w:rFonts w:ascii="Bahnschrift Light SemiCondensed" w:hAnsi="Bahnschrift Light SemiCondensed" w:cs="Arial"/>
-                <w:color w:val="124F1A" w:themeColor="accent3" w:themeShade="BF"/>
-                <w:szCs w:val="18"/>
-                <w:lang w:val="fr-CH"/>
-              </w:rPr>
-            </w:pPr>
-            <w:r>
-              <w:rPr>
-                <w:rFonts w:ascii="Bahnschrift Light SemiCondensed" w:hAnsi="Bahnschrift Light SemiCondensed" w:cs="Arial"/>
-                <w:color w:val="124F1A" w:themeColor="accent3" w:themeShade="BF"/>
-                <w:szCs w:val="18"/>
-                <w:lang w:val="fr-CH"/>
+              <w:t>{"FORMAT": "</w:t>
+            </w:r>
+            <w:proofErr w:type="gramStart"/>
+            <w:r>
+              <w:rPr>
+                <w:sz w:val="14"/>
+                <w:szCs w:val="14"/>
+              </w:rPr>
+              <w:t>json</w:t>
+            </w:r>
+            <w:proofErr w:type="gramEnd"/>
+            <w:r>
+              <w:rPr>
+                <w:sz w:val="14"/>
+                <w:szCs w:val="14"/>
+              </w:rPr>
+              <w:t xml:space="preserve">", "ExpectedStatusCode": </w:t>
+            </w:r>
+            <w:proofErr w:type="gramStart"/>
+            <w:r>
+              <w:rPr>
+                <w:sz w:val="14"/>
+                <w:szCs w:val="14"/>
+              </w:rPr>
+              <w:t>200 }</w:t>
+            </w:r>
+            <w:proofErr w:type="gramEnd"/>
+          </w:p>
+          <w:p>
+            <w:pPr>
+              <w:pStyle w:val="Sansinterligne"/>
+              <w:rPr>
+                <w:sz w:val="14"/>
+                <w:szCs w:val="14"/>
+              </w:rPr>
+            </w:pPr>
+            <w:r>
+              <w:rPr>
+                <w:sz w:val="14"/>
+                <w:szCs w:val="14"/>
               </w:rPr>
               <w:t xml:space="preserve">  ],</w:t>
             </w:r>
           </w:p>
           <w:p>
             <w:pPr>
-              <w:pStyle w:val="KeinLeerraum"/>
-              <w:rPr>
-                <w:rFonts w:ascii="Bahnschrift Light SemiCondensed" w:hAnsi="Bahnschrift Light SemiCondensed" w:cs="Arial"/>
-                <w:color w:val="124F1A" w:themeColor="accent3" w:themeShade="BF"/>
-                <w:szCs w:val="18"/>
-                <w:lang w:val="fr-CH"/>
-              </w:rPr>
-            </w:pPr>
-            <w:r>
-              <w:rPr>
-                <w:rFonts w:ascii="Bahnschrift Light SemiCondensed" w:hAnsi="Bahnschrift Light SemiCondensed" w:cs="Arial"/>
-                <w:color w:val="124F1A" w:themeColor="accent3" w:themeShade="BF"/>
-                <w:szCs w:val="18"/>
-                <w:lang w:val="fr-CH"/>
+              <w:pStyle w:val="Sansinterligne"/>
+              <w:rPr>
+                <w:sz w:val="14"/>
+                <w:szCs w:val="14"/>
+              </w:rPr>
+            </w:pPr>
+            <w:r>
+              <w:rPr>
+                <w:sz w:val="14"/>
+                <w:szCs w:val="14"/>
               </w:rPr>
               <w:t xml:space="preserve">  "GetCapabilities": [</w:t>
             </w:r>
           </w:p>
           <w:p>
             <w:pPr>
-              <w:pStyle w:val="KeinLeerraum"/>
-              <w:rPr>
-                <w:rFonts w:ascii="Bahnschrift Light SemiCondensed" w:hAnsi="Bahnschrift Light SemiCondensed" w:cs="Arial"/>
-                <w:color w:val="124F1A" w:themeColor="accent3" w:themeShade="BF"/>
-                <w:szCs w:val="18"/>
-                <w:lang w:val="fr-CH"/>
-              </w:rPr>
-            </w:pPr>
-            <w:r>
-              <w:rPr>
-                <w:rFonts w:ascii="Bahnschrift Light SemiCondensed" w:hAnsi="Bahnschrift Light SemiCondensed" w:cs="Arial"/>
-                <w:color w:val="124F1A" w:themeColor="accent3" w:themeShade="BF"/>
-                <w:szCs w:val="18"/>
-                <w:lang w:val="fr-CH"/>
+              <w:pStyle w:val="Sansinterligne"/>
+              <w:rPr>
+                <w:sz w:val="14"/>
+                <w:szCs w:val="14"/>
+              </w:rPr>
+            </w:pPr>
+            <w:r>
+              <w:rPr>
+                <w:sz w:val="14"/>
+                <w:szCs w:val="14"/>
               </w:rPr>
               <w:t xml:space="preserve">   </w:t>
             </w:r>
             <w:r>
               <w:rPr>
-                <w:rFonts w:ascii="Bahnschrift Light SemiCondensed" w:hAnsi="Bahnschrift Light SemiCondensed" w:cs="Arial"/>
-                <w:color w:val="124F1A" w:themeColor="accent3" w:themeShade="BF"/>
-                <w:szCs w:val="18"/>
-                <w:lang w:val="fr-CH"/>
+                <w:sz w:val="14"/>
+                <w:szCs w:val="14"/>
               </w:rPr>
               <w:tab/>
-              <w:t>{"FORMAT": "xml", "ExpectedStatusCode": 200 },</w:t>
-            </w:r>
-          </w:p>
-          <w:p>
-            <w:pPr>
-              <w:pStyle w:val="KeinLeerraum"/>
-              <w:rPr>
-                <w:rFonts w:ascii="Bahnschrift Light SemiCondensed" w:hAnsi="Bahnschrift Light SemiCondensed" w:cs="Arial"/>
-                <w:color w:val="124F1A" w:themeColor="accent3" w:themeShade="BF"/>
-                <w:szCs w:val="18"/>
-                <w:lang w:val="fr-CH"/>
-              </w:rPr>
-            </w:pPr>
-            <w:r>
-              <w:rPr>
-                <w:rFonts w:ascii="Bahnschrift Light SemiCondensed" w:hAnsi="Bahnschrift Light SemiCondensed" w:cs="Arial"/>
-                <w:color w:val="124F1A" w:themeColor="accent3" w:themeShade="BF"/>
-                <w:szCs w:val="18"/>
-                <w:lang w:val="fr-CH"/>
+              <w:t xml:space="preserve">{"FORMAT": "xml", "ExpectedStatusCode": </w:t>
+            </w:r>
+            <w:proofErr w:type="gramStart"/>
+            <w:r>
+              <w:rPr>
+                <w:sz w:val="14"/>
+                <w:szCs w:val="14"/>
+              </w:rPr>
+              <w:t>200 }</w:t>
+            </w:r>
+            <w:proofErr w:type="gramEnd"/>
+            <w:r>
+              <w:rPr>
+                <w:sz w:val="14"/>
+                <w:szCs w:val="14"/>
+              </w:rPr>
+              <w:t>,</w:t>
+            </w:r>
+          </w:p>
+          <w:p>
+            <w:pPr>
+              <w:pStyle w:val="Sansinterligne"/>
+              <w:rPr>
+                <w:sz w:val="14"/>
+                <w:szCs w:val="14"/>
+              </w:rPr>
+            </w:pPr>
+            <w:r>
+              <w:rPr>
+                <w:sz w:val="14"/>
+                <w:szCs w:val="14"/>
               </w:rPr>
               <w:t xml:space="preserve">    </w:t>
             </w:r>
             <w:r>
               <w:rPr>
-                <w:rFonts w:ascii="Bahnschrift Light SemiCondensed" w:hAnsi="Bahnschrift Light SemiCondensed" w:cs="Arial"/>
-                <w:color w:val="124F1A" w:themeColor="accent3" w:themeShade="BF"/>
-                <w:szCs w:val="18"/>
-                <w:lang w:val="fr-CH"/>
+                <w:sz w:val="14"/>
+                <w:szCs w:val="14"/>
               </w:rPr>
               <w:tab/>
-              <w:t>{"FORMAT": "json", "ExpectedStatusCode": 200 }</w:t>
-            </w:r>
-          </w:p>
-          <w:p>
-            <w:pPr>
-              <w:pStyle w:val="KeinLeerraum"/>
-              <w:rPr>
-                <w:rFonts w:ascii="Bahnschrift Light SemiCondensed" w:hAnsi="Bahnschrift Light SemiCondensed" w:cs="Arial"/>
-                <w:color w:val="124F1A" w:themeColor="accent3" w:themeShade="BF"/>
-                <w:szCs w:val="18"/>
-                <w:lang w:val="fr-CH"/>
-              </w:rPr>
-            </w:pPr>
-            <w:r>
-              <w:rPr>
-                <w:rFonts w:ascii="Bahnschrift Light SemiCondensed" w:hAnsi="Bahnschrift Light SemiCondensed" w:cs="Arial"/>
-                <w:color w:val="124F1A" w:themeColor="accent3" w:themeShade="BF"/>
-                <w:szCs w:val="18"/>
-                <w:lang w:val="fr-CH"/>
+              <w:t>{"FORMAT": "</w:t>
+            </w:r>
+            <w:proofErr w:type="gramStart"/>
+            <w:r>
+              <w:rPr>
+                <w:sz w:val="14"/>
+                <w:szCs w:val="14"/>
+              </w:rPr>
+              <w:t>json</w:t>
+            </w:r>
+            <w:proofErr w:type="gramEnd"/>
+            <w:r>
+              <w:rPr>
+                <w:sz w:val="14"/>
+                <w:szCs w:val="14"/>
+              </w:rPr>
+              <w:t xml:space="preserve">", "ExpectedStatusCode": </w:t>
+            </w:r>
+            <w:proofErr w:type="gramStart"/>
+            <w:r>
+              <w:rPr>
+                <w:sz w:val="14"/>
+                <w:szCs w:val="14"/>
+              </w:rPr>
+              <w:t>200 }</w:t>
+            </w:r>
+            <w:proofErr w:type="gramEnd"/>
+          </w:p>
+          <w:p>
+            <w:pPr>
+              <w:pStyle w:val="Sansinterligne"/>
+              <w:rPr>
+                <w:sz w:val="14"/>
+                <w:szCs w:val="14"/>
+              </w:rPr>
+            </w:pPr>
+            <w:r>
+              <w:rPr>
+                <w:sz w:val="14"/>
+                <w:szCs w:val="14"/>
               </w:rPr>
               <w:t xml:space="preserve">  ],</w:t>
             </w:r>
           </w:p>
           <w:p>
             <w:pPr>
-              <w:pStyle w:val="KeinLeerraum"/>
-              <w:rPr>
-                <w:rFonts w:ascii="Bahnschrift Light SemiCondensed" w:hAnsi="Bahnschrift Light SemiCondensed" w:cs="Arial"/>
-                <w:color w:val="124F1A" w:themeColor="accent3" w:themeShade="BF"/>
-                <w:szCs w:val="18"/>
-                <w:lang w:val="fr-CH"/>
-              </w:rPr>
-            </w:pPr>
-            <w:r>
-              <w:rPr>
-                <w:rFonts w:ascii="Bahnschrift Light SemiCondensed" w:hAnsi="Bahnschrift Light SemiCondensed" w:cs="Arial"/>
-                <w:color w:val="124F1A" w:themeColor="accent3" w:themeShade="BF"/>
-                <w:szCs w:val="18"/>
-                <w:lang w:val="fr-CH"/>
+              <w:pStyle w:val="Sansinterligne"/>
+              <w:rPr>
+                <w:sz w:val="14"/>
+                <w:szCs w:val="14"/>
+              </w:rPr>
+            </w:pPr>
+            <w:r>
+              <w:rPr>
+                <w:sz w:val="14"/>
+                <w:szCs w:val="14"/>
               </w:rPr>
               <w:t xml:space="preserve">    "GetEGRID": [</w:t>
             </w:r>
           </w:p>
           <w:p>
             <w:pPr>
-              <w:pStyle w:val="KeinLeerraum"/>
-              <w:rPr>
-                <w:rFonts w:ascii="Bahnschrift Light SemiCondensed" w:hAnsi="Bahnschrift Light SemiCondensed" w:cs="Arial"/>
-                <w:color w:val="124F1A" w:themeColor="accent3" w:themeShade="BF"/>
-                <w:szCs w:val="18"/>
-                <w:lang w:val="fr-CH"/>
-              </w:rPr>
-            </w:pPr>
-            <w:r>
-              <w:rPr>
-                <w:rFonts w:ascii="Bahnschrift Light SemiCondensed" w:hAnsi="Bahnschrift Light SemiCondensed" w:cs="Arial"/>
-                <w:color w:val="124F1A" w:themeColor="accent3" w:themeShade="BF"/>
-                <w:szCs w:val="18"/>
-                <w:lang w:val="fr-CH"/>
+              <w:pStyle w:val="Sansinterligne"/>
+              <w:rPr>
+                <w:sz w:val="14"/>
+                <w:szCs w:val="14"/>
+              </w:rPr>
+            </w:pPr>
+            <w:r>
+              <w:rPr>
+                <w:sz w:val="14"/>
+                <w:szCs w:val="14"/>
               </w:rPr>
               <w:t xml:space="preserve">      </w:t>
             </w:r>
             <w:r>
               <w:rPr>
-                <w:rFonts w:ascii="Bahnschrift Light SemiCondensed" w:hAnsi="Bahnschrift Light SemiCondensed" w:cs="Arial"/>
-                <w:color w:val="124F1A" w:themeColor="accent3" w:themeShade="BF"/>
-                <w:szCs w:val="18"/>
-                <w:lang w:val="fr-CH"/>
+                <w:sz w:val="14"/>
+                <w:szCs w:val="14"/>
               </w:rPr>
               <w:tab/>
-              <w:t>{"FORMAT": "xml",</w:t>
-            </w:r>
-            <w:r>
-              <w:rPr>
-                <w:rFonts w:ascii="Bahnschrift Light SemiCondensed" w:hAnsi="Bahnschrift Light SemiCondensed" w:cs="Arial"/>
-                <w:color w:val="124F1A" w:themeColor="accent3" w:themeShade="BF"/>
-                <w:szCs w:val="18"/>
-                <w:lang w:val="fr-CH"/>
-              </w:rPr>
-              <w:t xml:space="preserve"> </w:t>
-            </w:r>
-            <w:r>
-              <w:rPr>
-                <w:rFonts w:ascii="Bahnschrift Light SemiCondensed" w:hAnsi="Bahnschrift Light SemiCondensed" w:cs="Arial"/>
-                <w:color w:val="124F1A" w:themeColor="accent3" w:themeShade="BF"/>
-                <w:szCs w:val="18"/>
-                <w:lang w:val="fr-CH"/>
-              </w:rPr>
-              <w:t>"EN": "2606296.340,1215309.120", "ExpectedStatusCode": 200},</w:t>
-            </w:r>
-          </w:p>
-          <w:p>
-            <w:pPr>
-              <w:pStyle w:val="KeinLeerraum"/>
-              <w:rPr>
-                <w:rFonts w:ascii="Bahnschrift Light SemiCondensed" w:hAnsi="Bahnschrift Light SemiCondensed" w:cs="Arial"/>
-                <w:color w:val="124F1A" w:themeColor="accent3" w:themeShade="BF"/>
-                <w:szCs w:val="18"/>
-                <w:lang w:val="fr-CH"/>
-              </w:rPr>
-            </w:pPr>
-            <w:r>
-              <w:rPr>
-                <w:rFonts w:ascii="Bahnschrift Light SemiCondensed" w:hAnsi="Bahnschrift Light SemiCondensed" w:cs="Arial"/>
-                <w:color w:val="124F1A" w:themeColor="accent3" w:themeShade="BF"/>
-                <w:szCs w:val="18"/>
-                <w:lang w:val="fr-CH"/>
+              <w:t xml:space="preserve">{"FORMAT": "xml", "EN": "2606296.340,1215309.120", "ExpectedStatusCode": </w:t>
+            </w:r>
+            <w:proofErr w:type="gramStart"/>
+            <w:r>
+              <w:rPr>
+                <w:sz w:val="14"/>
+                <w:szCs w:val="14"/>
+              </w:rPr>
+              <w:t>200},</w:t>
+            </w:r>
+            <w:proofErr w:type="gramEnd"/>
+          </w:p>
+          <w:p>
+            <w:pPr>
+              <w:pStyle w:val="Sansinterligne"/>
+              <w:rPr>
+                <w:sz w:val="14"/>
+                <w:szCs w:val="14"/>
+              </w:rPr>
+            </w:pPr>
+            <w:r>
+              <w:rPr>
+                <w:sz w:val="14"/>
+                <w:szCs w:val="14"/>
               </w:rPr>
               <w:t xml:space="preserve">     </w:t>
             </w:r>
             <w:r>
               <w:rPr>
-                <w:rFonts w:ascii="Bahnschrift Light SemiCondensed" w:hAnsi="Bahnschrift Light SemiCondensed" w:cs="Arial"/>
-                <w:color w:val="124F1A" w:themeColor="accent3" w:themeShade="BF"/>
-                <w:szCs w:val="18"/>
-                <w:lang w:val="fr-CH"/>
+                <w:sz w:val="14"/>
+                <w:szCs w:val="14"/>
               </w:rPr>
               <w:tab/>
-              <w:t>{"FORMAT": "xml", "IDENTDN": "AR0200300600", "NUMBER": 100, "ExpectedStatusCode": 204 },</w:t>
-            </w:r>
-          </w:p>
-          <w:p>
-            <w:pPr>
-              <w:pStyle w:val="KeinLeerraum"/>
-              <w:rPr>
-                <w:rFonts w:ascii="Bahnschrift Light SemiCondensed" w:hAnsi="Bahnschrift Light SemiCondensed" w:cs="Arial"/>
-                <w:color w:val="124F1A" w:themeColor="accent3" w:themeShade="BF"/>
-                <w:szCs w:val="18"/>
-                <w:lang w:val="fr-CH"/>
-              </w:rPr>
-            </w:pPr>
-            <w:r>
-              <w:rPr>
-                <w:rFonts w:ascii="Bahnschrift Light SemiCondensed" w:hAnsi="Bahnschrift Light SemiCondensed" w:cs="Arial"/>
-                <w:color w:val="124F1A" w:themeColor="accent3" w:themeShade="BF"/>
-                <w:szCs w:val="18"/>
-                <w:lang w:val="fr-CH"/>
+              <w:t xml:space="preserve">{"FORMAT": "xml", "IDENTDN": "AR0200300600", "NUMBER": 100, "ExpectedStatusCode": </w:t>
+            </w:r>
+            <w:proofErr w:type="gramStart"/>
+            <w:r>
+              <w:rPr>
+                <w:sz w:val="14"/>
+                <w:szCs w:val="14"/>
+              </w:rPr>
+              <w:t>204 }</w:t>
+            </w:r>
+            <w:proofErr w:type="gramEnd"/>
+            <w:r>
+              <w:rPr>
+                <w:sz w:val="14"/>
+                <w:szCs w:val="14"/>
+              </w:rPr>
+              <w:t>,</w:t>
+            </w:r>
+          </w:p>
+          <w:p>
+            <w:pPr>
+              <w:pStyle w:val="Sansinterligne"/>
+              <w:rPr>
+                <w:sz w:val="14"/>
+                <w:szCs w:val="14"/>
+              </w:rPr>
+            </w:pPr>
+            <w:r>
+              <w:rPr>
+                <w:sz w:val="14"/>
+                <w:szCs w:val="14"/>
               </w:rPr>
               <w:t xml:space="preserve">      </w:t>
             </w:r>
             <w:r>
               <w:rPr>
-                <w:rFonts w:ascii="Bahnschrift Light SemiCondensed" w:hAnsi="Bahnschrift Light SemiCondensed" w:cs="Arial"/>
-                <w:color w:val="124F1A" w:themeColor="accent3" w:themeShade="BF"/>
-                <w:szCs w:val="18"/>
-                <w:lang w:val="fr-CH"/>
+                <w:sz w:val="14"/>
+                <w:szCs w:val="14"/>
               </w:rPr>
               <w:tab/>
-              <w:t>{"FORMAT": "json", "IDENTDN": "BE0200000136", "NUMBER": 426, "ExpectedStatusCode": 200 },</w:t>
-            </w:r>
-          </w:p>
-          <w:p>
-            <w:pPr>
-              <w:pStyle w:val="KeinLeerraum"/>
-              <w:rPr>
-                <w:rFonts w:ascii="Bahnschrift Light SemiCondensed" w:hAnsi="Bahnschrift Light SemiCondensed" w:cs="Arial"/>
-                <w:color w:val="124F1A" w:themeColor="accent3" w:themeShade="BF"/>
-                <w:szCs w:val="18"/>
-                <w:lang w:val="fr-CH"/>
-              </w:rPr>
-            </w:pPr>
-            <w:r>
-              <w:rPr>
-                <w:rFonts w:ascii="Bahnschrift Light SemiCondensed" w:hAnsi="Bahnschrift Light SemiCondensed" w:cs="Arial"/>
-                <w:color w:val="124F1A" w:themeColor="accent3" w:themeShade="BF"/>
-                <w:szCs w:val="18"/>
-                <w:lang w:val="fr-CH"/>
+              <w:t xml:space="preserve">{"FORMAT": "json", "IDENTDN": "BE0200000136", "NUMBER": 426, "ExpectedStatusCode": </w:t>
+            </w:r>
+            <w:proofErr w:type="gramStart"/>
+            <w:r>
+              <w:rPr>
+                <w:sz w:val="14"/>
+                <w:szCs w:val="14"/>
+              </w:rPr>
+              <w:t>200 }</w:t>
+            </w:r>
+            <w:proofErr w:type="gramEnd"/>
+            <w:r>
+              <w:rPr>
+                <w:sz w:val="14"/>
+                <w:szCs w:val="14"/>
+              </w:rPr>
+              <w:t>,</w:t>
+            </w:r>
+          </w:p>
+          <w:p>
+            <w:pPr>
+              <w:pStyle w:val="Sansinterligne"/>
+              <w:rPr>
+                <w:sz w:val="14"/>
+                <w:szCs w:val="14"/>
+              </w:rPr>
+            </w:pPr>
+            <w:r>
+              <w:rPr>
+                <w:sz w:val="14"/>
+                <w:szCs w:val="14"/>
               </w:rPr>
               <w:t xml:space="preserve">      </w:t>
             </w:r>
             <w:r>
               <w:rPr>
-                <w:rFonts w:ascii="Bahnschrift Light SemiCondensed" w:hAnsi="Bahnschrift Light SemiCondensed" w:cs="Arial"/>
-                <w:color w:val="124F1A" w:themeColor="accent3" w:themeShade="BF"/>
-                <w:szCs w:val="18"/>
-                <w:lang w:val="fr-CH"/>
+                <w:sz w:val="14"/>
+                <w:szCs w:val="14"/>
               </w:rPr>
               <w:tab/>
-              <w:t>{"FORMAT": "xml", "POSTALCODE": "3013", "LOCALISATION": "Reiterstrasse", "NUMBER": 11, "ExpectedStatusCode": 200 },</w:t>
-            </w:r>
-          </w:p>
-          <w:p>
-            <w:pPr>
-              <w:pStyle w:val="KeinLeerraum"/>
-              <w:rPr>
-                <w:rFonts w:ascii="Bahnschrift Light SemiCondensed" w:hAnsi="Bahnschrift Light SemiCondensed" w:cs="Arial"/>
-                <w:color w:val="124F1A" w:themeColor="accent3" w:themeShade="BF"/>
-                <w:szCs w:val="18"/>
-                <w:lang w:val="fr-CH"/>
-              </w:rPr>
-            </w:pPr>
-            <w:r>
-              <w:rPr>
-                <w:rFonts w:ascii="Bahnschrift Light SemiCondensed" w:hAnsi="Bahnschrift Light SemiCondensed" w:cs="Arial"/>
-                <w:color w:val="124F1A" w:themeColor="accent3" w:themeShade="BF"/>
-                <w:szCs w:val="18"/>
-                <w:lang w:val="fr-CH"/>
+              <w:t xml:space="preserve">{"FORMAT": "xml", "POSTALCODE": "3013", "LOCALISATION": "Reiterstrasse", "NUMBER": 11, "ExpectedStatusCode": </w:t>
+            </w:r>
+            <w:proofErr w:type="gramStart"/>
+            <w:r>
+              <w:rPr>
+                <w:sz w:val="14"/>
+                <w:szCs w:val="14"/>
+              </w:rPr>
+              <w:t>200 }</w:t>
+            </w:r>
+            <w:proofErr w:type="gramEnd"/>
+            <w:r>
+              <w:rPr>
+                <w:sz w:val="14"/>
+                <w:szCs w:val="14"/>
+              </w:rPr>
+              <w:t>,</w:t>
+            </w:r>
+          </w:p>
+          <w:p>
+            <w:pPr>
+              <w:pStyle w:val="Sansinterligne"/>
+              <w:rPr>
+                <w:sz w:val="14"/>
+                <w:szCs w:val="14"/>
+              </w:rPr>
+            </w:pPr>
+            <w:r>
+              <w:rPr>
+                <w:sz w:val="14"/>
+                <w:szCs w:val="14"/>
               </w:rPr>
               <w:t xml:space="preserve">      </w:t>
             </w:r>
             <w:r>
               <w:rPr>
-                <w:rFonts w:ascii="Bahnschrift Light SemiCondensed" w:hAnsi="Bahnschrift Light SemiCondensed" w:cs="Arial"/>
-                <w:color w:val="124F1A" w:themeColor="accent3" w:themeShade="BF"/>
-                <w:szCs w:val="18"/>
-                <w:lang w:val="fr-CH"/>
+                <w:sz w:val="14"/>
+                <w:szCs w:val="14"/>
               </w:rPr>
               <w:tab/>
-              <w:t>{"FORMAT": "json", "GNSS": "47.387922, 9.279204", "ExpectedStatusCode": 204}</w:t>
-            </w:r>
-          </w:p>
-          <w:p>
-            <w:pPr>
-              <w:pStyle w:val="KeinLeerraum"/>
-              <w:rPr>
-                <w:rFonts w:ascii="Bahnschrift Light SemiCondensed" w:hAnsi="Bahnschrift Light SemiCondensed" w:cs="Arial"/>
-                <w:color w:val="124F1A" w:themeColor="accent3" w:themeShade="BF"/>
-                <w:szCs w:val="18"/>
-              </w:rPr>
-            </w:pPr>
-            <w:r>
-              <w:rPr>
-                <w:rFonts w:ascii="Bahnschrift Light SemiCondensed" w:hAnsi="Bahnschrift Light SemiCondensed" w:cs="Arial"/>
-                <w:color w:val="124F1A" w:themeColor="accent3" w:themeShade="BF"/>
-                <w:szCs w:val="18"/>
-                <w:lang w:val="fr-CH"/>
-              </w:rPr>
-              <w:t xml:space="preserve">  </w:t>
-            </w:r>
-            <w:r>
-              <w:rPr>
-                <w:rFonts w:ascii="Bahnschrift Light SemiCondensed" w:hAnsi="Bahnschrift Light SemiCondensed" w:cs="Arial"/>
-                <w:color w:val="124F1A" w:themeColor="accent3" w:themeShade="BF"/>
-                <w:szCs w:val="18"/>
-              </w:rPr>
-              <w:t>],</w:t>
-            </w:r>
-          </w:p>
-          <w:p>
-            <w:pPr>
-              <w:pStyle w:val="KeinLeerraum"/>
-              <w:rPr>
-                <w:rFonts w:ascii="Bahnschrift Light SemiCondensed" w:hAnsi="Bahnschrift Light SemiCondensed" w:cs="Arial"/>
-                <w:color w:val="124F1A" w:themeColor="accent3" w:themeShade="BF"/>
-                <w:szCs w:val="18"/>
-              </w:rPr>
-            </w:pPr>
-            <w:r>
-              <w:rPr>
-                <w:rFonts w:ascii="Bahnschrift Light SemiCondensed" w:hAnsi="Bahnschrift Light SemiCondensed" w:cs="Arial"/>
-                <w:color w:val="124F1A" w:themeColor="accent3" w:themeShade="BF"/>
-                <w:szCs w:val="18"/>
+              <w:t>{"FORMAT": "</w:t>
+            </w:r>
+            <w:proofErr w:type="gramStart"/>
+            <w:r>
+              <w:rPr>
+                <w:sz w:val="14"/>
+                <w:szCs w:val="14"/>
+              </w:rPr>
+              <w:t>json</w:t>
+            </w:r>
+            <w:proofErr w:type="gramEnd"/>
+            <w:r>
+              <w:rPr>
+                <w:sz w:val="14"/>
+                <w:szCs w:val="14"/>
+              </w:rPr>
+              <w:t>", "GNSS": "47.387922, 9.279204", "ExpectedStatusCode": 204}</w:t>
+            </w:r>
+          </w:p>
+          <w:p>
+            <w:pPr>
+              <w:pStyle w:val="Sansinterligne"/>
+              <w:rPr>
+                <w:sz w:val="14"/>
+                <w:szCs w:val="14"/>
+              </w:rPr>
+            </w:pPr>
+            <w:r>
+              <w:rPr>
+                <w:sz w:val="14"/>
+                <w:szCs w:val="14"/>
+              </w:rPr>
+              <w:t xml:space="preserve">  ],</w:t>
+            </w:r>
+          </w:p>
+          <w:p>
+            <w:pPr>
+              <w:pStyle w:val="Sansinterligne"/>
+              <w:rPr>
+                <w:sz w:val="14"/>
+                <w:szCs w:val="14"/>
+              </w:rPr>
+            </w:pPr>
+            <w:r>
+              <w:rPr>
+                <w:sz w:val="14"/>
+                <w:szCs w:val="14"/>
               </w:rPr>
               <w:t xml:space="preserve">  "GetExtractById": [</w:t>
             </w:r>
           </w:p>
           <w:p>
             <w:pPr>
-              <w:pStyle w:val="KeinLeerraum"/>
-              <w:rPr>
-                <w:rFonts w:ascii="Bahnschrift Light SemiCondensed" w:hAnsi="Bahnschrift Light SemiCondensed" w:cs="Arial"/>
-                <w:color w:val="124F1A" w:themeColor="accent3" w:themeShade="BF"/>
-                <w:szCs w:val="18"/>
-              </w:rPr>
-            </w:pPr>
-            <w:r>
-              <w:rPr>
-                <w:rFonts w:ascii="Bahnschrift Light SemiCondensed" w:hAnsi="Bahnschrift Light SemiCondensed" w:cs="Arial"/>
-                <w:color w:val="124F1A" w:themeColor="accent3" w:themeShade="BF"/>
-                <w:szCs w:val="18"/>
+              <w:pStyle w:val="Sansinterligne"/>
+              <w:rPr>
+                <w:sz w:val="14"/>
+                <w:szCs w:val="14"/>
+              </w:rPr>
+            </w:pPr>
+            <w:r>
+              <w:rPr>
+                <w:sz w:val="14"/>
+                <w:szCs w:val="14"/>
               </w:rPr>
               <w:t xml:space="preserve">    </w:t>
             </w:r>
             <w:r>
               <w:rPr>
-                <w:rFonts w:ascii="Bahnschrift Light SemiCondensed" w:hAnsi="Bahnschrift Light SemiCondensed" w:cs="Arial"/>
-                <w:color w:val="124F1A" w:themeColor="accent3" w:themeShade="BF"/>
-                <w:szCs w:val="18"/>
+                <w:sz w:val="14"/>
+                <w:szCs w:val="14"/>
               </w:rPr>
               <w:tab/>
-            </w:r>
-            <w:r>
-              <w:rPr>
-                <w:rFonts w:ascii="Bahnschrift Light SemiCondensed" w:hAnsi="Bahnschrift Light SemiCondensed" w:cs="Arial"/>
-                <w:color w:val="124F1A" w:themeColor="accent3" w:themeShade="BF"/>
-                <w:szCs w:val="18"/>
-              </w:rPr>
-              <w:t>{"FORMAT": "pdf", "EGRIDS": ["CH143546128604", "CH143546893419", "CH143546032889"], "ExpectedStatusCode": 200 },</w:t>
-            </w:r>
-          </w:p>
-          <w:p>
-            <w:pPr>
-              <w:pStyle w:val="KeinLeerraum"/>
-              <w:rPr>
-                <w:rFonts w:ascii="Bahnschrift Light SemiCondensed" w:hAnsi="Bahnschrift Light SemiCondensed" w:cs="Arial"/>
-                <w:color w:val="124F1A" w:themeColor="accent3" w:themeShade="BF"/>
-                <w:szCs w:val="18"/>
-              </w:rPr>
-            </w:pPr>
-            <w:r>
-              <w:rPr>
-                <w:rFonts w:ascii="Bahnschrift Light SemiCondensed" w:hAnsi="Bahnschrift Light SemiCondensed" w:cs="Arial"/>
-                <w:color w:val="124F1A" w:themeColor="accent3" w:themeShade="BF"/>
-                <w:szCs w:val="18"/>
+              <w:t xml:space="preserve">{"FORMAT": "pdf", "EGRIDS": ["CH143546128604", "CH143546893419", "CH143546032889"], "ExpectedStatusCode": </w:t>
+            </w:r>
+            <w:proofErr w:type="gramStart"/>
+            <w:r>
+              <w:rPr>
+                <w:sz w:val="14"/>
+                <w:szCs w:val="14"/>
+              </w:rPr>
+              <w:t>200 }</w:t>
+            </w:r>
+            <w:proofErr w:type="gramEnd"/>
+            <w:r>
+              <w:rPr>
+                <w:sz w:val="14"/>
+                <w:szCs w:val="14"/>
+              </w:rPr>
+              <w:t>,</w:t>
+            </w:r>
+          </w:p>
+          <w:p>
+            <w:pPr>
+              <w:pStyle w:val="Sansinterligne"/>
+              <w:rPr>
+                <w:sz w:val="14"/>
+                <w:szCs w:val="14"/>
+              </w:rPr>
+            </w:pPr>
+            <w:r>
+              <w:rPr>
+                <w:sz w:val="14"/>
+                <w:szCs w:val="14"/>
               </w:rPr>
               <w:t xml:space="preserve">    </w:t>
             </w:r>
             <w:r>
               <w:rPr>
-                <w:rFonts w:ascii="Bahnschrift Light SemiCondensed" w:hAnsi="Bahnschrift Light SemiCondensed" w:cs="Arial"/>
-                <w:color w:val="124F1A" w:themeColor="accent3" w:themeShade="BF"/>
-                <w:szCs w:val="18"/>
+                <w:sz w:val="14"/>
+                <w:szCs w:val="14"/>
               </w:rPr>
               <w:tab/>
-              <w:t xml:space="preserve">{"FORMAT": "pdf", "EGRID": "CH387146358428", </w:t>
-            </w:r>
-            <w:r>
-              <w:rPr>
-                <w:rFonts w:ascii="Bahnschrift Light SemiCondensed" w:hAnsi="Bahnschrift Light SemiCondensed"/>
-                <w:color w:val="196B24" w:themeColor="accent3"/>
-              </w:rPr>
-              <w:t xml:space="preserve">"LANG": "fr", </w:t>
-            </w:r>
-            <w:r>
-              <w:rPr>
-                <w:rFonts w:ascii="Bahnschrift Light SemiCondensed" w:hAnsi="Bahnschrift Light SemiCondensed" w:cs="Arial"/>
-                <w:color w:val="124F1A" w:themeColor="accent3" w:themeShade="BF"/>
-                <w:szCs w:val="18"/>
-              </w:rPr>
-              <w:t>"ExpectedStatusCode": 200 },</w:t>
-            </w:r>
-          </w:p>
-          <w:p>
-            <w:pPr>
-              <w:pStyle w:val="KeinLeerraum"/>
-              <w:rPr>
-                <w:rFonts w:ascii="Bahnschrift Light SemiCondensed" w:hAnsi="Bahnschrift Light SemiCondensed" w:cs="Arial"/>
-                <w:color w:val="124F1A" w:themeColor="accent3" w:themeShade="BF"/>
-                <w:szCs w:val="18"/>
-              </w:rPr>
-            </w:pPr>
-            <w:r>
-              <w:rPr>
-                <w:rFonts w:ascii="Bahnschrift Light SemiCondensed" w:hAnsi="Bahnschrift Light SemiCondensed" w:cs="Arial"/>
-                <w:color w:val="124F1A" w:themeColor="accent3" w:themeShade="BF"/>
-                <w:szCs w:val="18"/>
+              <w:t xml:space="preserve">{"FORMAT": "pdf", "EGRID": "CH387146358428", "LANG": "fr", "ExpectedStatusCode": </w:t>
+            </w:r>
+            <w:proofErr w:type="gramStart"/>
+            <w:r>
+              <w:rPr>
+                <w:sz w:val="14"/>
+                <w:szCs w:val="14"/>
+              </w:rPr>
+              <w:t>200 }</w:t>
+            </w:r>
+            <w:proofErr w:type="gramEnd"/>
+            <w:r>
+              <w:rPr>
+                <w:sz w:val="14"/>
+                <w:szCs w:val="14"/>
+              </w:rPr>
+              <w:t>,</w:t>
+            </w:r>
+          </w:p>
+          <w:p>
+            <w:pPr>
+              <w:pStyle w:val="Sansinterligne"/>
+              <w:rPr>
+                <w:sz w:val="14"/>
+                <w:szCs w:val="14"/>
+              </w:rPr>
+            </w:pPr>
+            <w:r>
+              <w:rPr>
+                <w:sz w:val="14"/>
+                <w:szCs w:val="14"/>
               </w:rPr>
               <w:t xml:space="preserve">    </w:t>
             </w:r>
             <w:r>
               <w:rPr>
-                <w:rFonts w:ascii="Bahnschrift Light SemiCondensed" w:hAnsi="Bahnschrift Light SemiCondensed" w:cs="Arial"/>
-                <w:color w:val="124F1A" w:themeColor="accent3" w:themeShade="BF"/>
-                <w:szCs w:val="18"/>
+                <w:sz w:val="14"/>
+                <w:szCs w:val="14"/>
               </w:rPr>
               <w:tab/>
-              <w:t>{"FORMAT": "xml", "EGRID": "CH387146358428", "ExpectedStatusCode": 200 },</w:t>
-            </w:r>
-          </w:p>
-          <w:p>
-            <w:pPr>
-              <w:pStyle w:val="KeinLeerraum"/>
-              <w:rPr>
-                <w:rFonts w:ascii="Bahnschrift Light SemiCondensed" w:hAnsi="Bahnschrift Light SemiCondensed" w:cs="Arial"/>
-                <w:color w:val="124F1A" w:themeColor="accent3" w:themeShade="BF"/>
-                <w:szCs w:val="18"/>
-              </w:rPr>
-            </w:pPr>
-            <w:r>
-              <w:rPr>
-                <w:rFonts w:ascii="Bahnschrift Light SemiCondensed" w:hAnsi="Bahnschrift Light SemiCondensed" w:cs="Arial"/>
-                <w:color w:val="124F1A" w:themeColor="accent3" w:themeShade="BF"/>
-                <w:szCs w:val="18"/>
+              <w:t xml:space="preserve">{"FORMAT": "xml", "EGRID": "CH387146358428", "ExpectedStatusCode": </w:t>
+            </w:r>
+            <w:proofErr w:type="gramStart"/>
+            <w:r>
+              <w:rPr>
+                <w:sz w:val="14"/>
+                <w:szCs w:val="14"/>
+              </w:rPr>
+              <w:t>200 }</w:t>
+            </w:r>
+            <w:proofErr w:type="gramEnd"/>
+            <w:r>
+              <w:rPr>
+                <w:sz w:val="14"/>
+                <w:szCs w:val="14"/>
+              </w:rPr>
+              <w:t>,</w:t>
+            </w:r>
+          </w:p>
+          <w:p>
+            <w:pPr>
+              <w:pStyle w:val="Sansinterligne"/>
+              <w:rPr>
+                <w:sz w:val="14"/>
+                <w:szCs w:val="14"/>
+              </w:rPr>
+            </w:pPr>
+            <w:r>
+              <w:rPr>
+                <w:sz w:val="14"/>
+                <w:szCs w:val="14"/>
               </w:rPr>
               <w:t xml:space="preserve">    </w:t>
             </w:r>
             <w:r>
               <w:rPr>
-                <w:rFonts w:ascii="Bahnschrift Light SemiCondensed" w:hAnsi="Bahnschrift Light SemiCondensed" w:cs="Arial"/>
-                <w:color w:val="124F1A" w:themeColor="accent3" w:themeShade="BF"/>
-                <w:szCs w:val="18"/>
+                <w:sz w:val="14"/>
+                <w:szCs w:val="14"/>
               </w:rPr>
               <w:tab/>
-            </w:r>
-            <w:r>
-              <w:rPr>
-                <w:rFonts w:ascii="Bahnschrift Light SemiCondensed" w:hAnsi="Bahnschrift Light SemiCondensed" w:cs="Arial"/>
-                <w:color w:val="124F1A" w:themeColor="accent3" w:themeShade="BF"/>
-                <w:szCs w:val="18"/>
-              </w:rPr>
-              <w:t>{"FORMAT": "url",</w:t>
-            </w:r>
-            <w:r>
-              <w:rPr>
-                <w:rFonts w:ascii="Bahnschrift Light SemiCondensed" w:hAnsi="Bahnschrift Light SemiCondensed" w:cs="Arial"/>
-                <w:color w:val="124F1A" w:themeColor="accent3" w:themeShade="BF"/>
-                <w:szCs w:val="18"/>
-              </w:rPr>
-              <w:t xml:space="preserve"> </w:t>
-            </w:r>
-            <w:r>
-              <w:rPr>
-                <w:rFonts w:ascii="Bahnschrift Light SemiCondensed" w:hAnsi="Bahnschrift Light SemiCondensed" w:cs="Arial"/>
-                <w:color w:val="124F1A" w:themeColor="accent3" w:themeShade="BF"/>
-                <w:szCs w:val="18"/>
-              </w:rPr>
-              <w:t>"IDENTDN": "BE0200000136", "NUMBER": 426, "ExpectedStatusCode": 303 },</w:t>
-            </w:r>
-          </w:p>
-          <w:p>
-            <w:pPr>
-              <w:pStyle w:val="KeinLeerraum"/>
-              <w:rPr>
-                <w:rFonts w:ascii="Bahnschrift Light SemiCondensed" w:hAnsi="Bahnschrift Light SemiCondensed" w:cs="Arial"/>
-                <w:color w:val="124F1A" w:themeColor="accent3" w:themeShade="BF"/>
-                <w:szCs w:val="18"/>
-              </w:rPr>
-            </w:pPr>
-            <w:r>
-              <w:rPr>
-                <w:rFonts w:ascii="Bahnschrift Light SemiCondensed" w:hAnsi="Bahnschrift Light SemiCondensed" w:cs="Arial"/>
-                <w:color w:val="124F1A" w:themeColor="accent3" w:themeShade="BF"/>
-                <w:szCs w:val="18"/>
+              <w:t xml:space="preserve">{"FORMAT": "url", "IDENTDN": "BE0200000136", "NUMBER": 426, "ExpectedStatusCode": </w:t>
+            </w:r>
+            <w:proofErr w:type="gramStart"/>
+            <w:r>
+              <w:rPr>
+                <w:sz w:val="14"/>
+                <w:szCs w:val="14"/>
+              </w:rPr>
+              <w:t>303 }</w:t>
+            </w:r>
+            <w:proofErr w:type="gramEnd"/>
+            <w:r>
+              <w:rPr>
+                <w:sz w:val="14"/>
+                <w:szCs w:val="14"/>
+              </w:rPr>
+              <w:t>,</w:t>
+            </w:r>
+          </w:p>
+          <w:p>
+            <w:pPr>
+              <w:pStyle w:val="Sansinterligne"/>
+              <w:rPr>
+                <w:sz w:val="14"/>
+                <w:szCs w:val="14"/>
+              </w:rPr>
+            </w:pPr>
+            <w:r>
+              <w:rPr>
+                <w:sz w:val="14"/>
+                <w:szCs w:val="14"/>
               </w:rPr>
               <w:t xml:space="preserve">    </w:t>
             </w:r>
             <w:r>
               <w:rPr>
-                <w:rFonts w:ascii="Bahnschrift Light SemiCondensed" w:hAnsi="Bahnschrift Light SemiCondensed" w:cs="Arial"/>
-                <w:color w:val="124F1A" w:themeColor="accent3" w:themeShade="BF"/>
-                <w:szCs w:val="18"/>
+                <w:sz w:val="14"/>
+                <w:szCs w:val="14"/>
               </w:rPr>
               <w:tab/>
-              <w:t>{"FORMAT": "json", "IDENTDN": "BE0200000136", "NUMBER": 426, "ExpectedStatusCode": 200 },</w:t>
-            </w:r>
-          </w:p>
-          <w:p>
-            <w:pPr>
-              <w:pStyle w:val="KeinLeerraum"/>
-              <w:rPr>
-                <w:rFonts w:ascii="Bahnschrift Light SemiCondensed" w:hAnsi="Bahnschrift Light SemiCondensed" w:cs="Arial"/>
-                <w:color w:val="124F1A" w:themeColor="accent3" w:themeShade="BF"/>
-                <w:szCs w:val="18"/>
-              </w:rPr>
-            </w:pPr>
-            <w:r>
-              <w:rPr>
-                <w:rFonts w:ascii="Bahnschrift Light SemiCondensed" w:hAnsi="Bahnschrift Light SemiCondensed" w:cs="Arial"/>
-                <w:color w:val="124F1A" w:themeColor="accent3" w:themeShade="BF"/>
-                <w:szCs w:val="18"/>
+              <w:t xml:space="preserve">{"FORMAT": "json", "IDENTDN": "BE0200000136", "NUMBER": 426, "ExpectedStatusCode": </w:t>
+            </w:r>
+            <w:proofErr w:type="gramStart"/>
+            <w:r>
+              <w:rPr>
+                <w:sz w:val="14"/>
+                <w:szCs w:val="14"/>
+              </w:rPr>
+              <w:t>200 }</w:t>
+            </w:r>
+            <w:proofErr w:type="gramEnd"/>
+            <w:r>
+              <w:rPr>
+                <w:sz w:val="14"/>
+                <w:szCs w:val="14"/>
+              </w:rPr>
+              <w:t>,</w:t>
+            </w:r>
+          </w:p>
+          <w:p>
+            <w:pPr>
+              <w:pStyle w:val="Sansinterligne"/>
+              <w:rPr>
+                <w:sz w:val="14"/>
+                <w:szCs w:val="14"/>
+              </w:rPr>
+            </w:pPr>
+            <w:r>
+              <w:rPr>
+                <w:sz w:val="14"/>
+                <w:szCs w:val="14"/>
               </w:rPr>
               <w:t xml:space="preserve">    </w:t>
             </w:r>
             <w:r>
               <w:rPr>
-                <w:rFonts w:ascii="Bahnschrift Light SemiCondensed" w:hAnsi="Bahnschrift Light SemiCondensed" w:cs="Arial"/>
-                <w:color w:val="124F1A" w:themeColor="accent3" w:themeShade="BF"/>
-                <w:szCs w:val="18"/>
+                <w:sz w:val="14"/>
+                <w:szCs w:val="14"/>
               </w:rPr>
               <w:tab/>
-              <w:t>{"FORMAT": "json", "IDENTDN": "UR0200001201", "NUMBER": 100, "ExpectedStatusCode": 204 },</w:t>
-            </w:r>
-          </w:p>
-          <w:p>
-            <w:pPr>
-              <w:pStyle w:val="KeinLeerraum"/>
-              <w:rPr>
-                <w:rFonts w:ascii="Bahnschrift Light SemiCondensed" w:hAnsi="Bahnschrift Light SemiCondensed" w:cs="Arial"/>
-                <w:color w:val="124F1A" w:themeColor="accent3" w:themeShade="BF"/>
-                <w:szCs w:val="18"/>
-              </w:rPr>
-            </w:pPr>
-            <w:r>
-              <w:rPr>
-                <w:rFonts w:ascii="Bahnschrift Light SemiCondensed" w:hAnsi="Bahnschrift Light SemiCondensed" w:cs="Arial"/>
-                <w:color w:val="124F1A" w:themeColor="accent3" w:themeShade="BF"/>
-                <w:szCs w:val="18"/>
+              <w:t xml:space="preserve">{"FORMAT": "json", "IDENTDN": "UR0200001201", "NUMBER": 100, "ExpectedStatusCode": </w:t>
+            </w:r>
+            <w:proofErr w:type="gramStart"/>
+            <w:r>
+              <w:rPr>
+                <w:sz w:val="14"/>
+                <w:szCs w:val="14"/>
+              </w:rPr>
+              <w:t>204 }</w:t>
+            </w:r>
+            <w:proofErr w:type="gramEnd"/>
+            <w:r>
+              <w:rPr>
+                <w:sz w:val="14"/>
+                <w:szCs w:val="14"/>
+              </w:rPr>
+              <w:t>,</w:t>
+            </w:r>
+          </w:p>
+          <w:p>
+            <w:pPr>
+              <w:pStyle w:val="Sansinterligne"/>
+              <w:rPr>
+                <w:sz w:val="14"/>
+                <w:szCs w:val="14"/>
+              </w:rPr>
+            </w:pPr>
+            <w:r>
+              <w:rPr>
+                <w:sz w:val="14"/>
+                <w:szCs w:val="14"/>
               </w:rPr>
               <w:t xml:space="preserve">    </w:t>
             </w:r>
             <w:r>
               <w:rPr>
-                <w:rFonts w:ascii="Bahnschrift Light SemiCondensed" w:hAnsi="Bahnschrift Light SemiCondensed" w:cs="Arial"/>
-                <w:color w:val="124F1A" w:themeColor="accent3" w:themeShade="BF"/>
-                <w:szCs w:val="18"/>
+                <w:sz w:val="14"/>
+                <w:szCs w:val="14"/>
               </w:rPr>
               <w:tab/>
-              <w:t>{"FORMAT": "xml", "IDENTDN": "BE0200000136", "NUMBER": 426, "Provoke500": true, "ExpectedStatusCode": 500 }</w:t>
-            </w:r>
-          </w:p>
-          <w:p>
-            <w:pPr>
-              <w:pStyle w:val="KeinLeerraum"/>
-              <w:rPr>
-                <w:rFonts w:ascii="Bahnschrift Light SemiCondensed" w:hAnsi="Bahnschrift Light SemiCondensed" w:cs="Arial"/>
-                <w:color w:val="124F1A" w:themeColor="accent3" w:themeShade="BF"/>
-                <w:szCs w:val="18"/>
-              </w:rPr>
-            </w:pPr>
-            <w:r>
-              <w:rPr>
-                <w:rFonts w:ascii="Bahnschrift Light SemiCondensed" w:hAnsi="Bahnschrift Light SemiCondensed" w:cs="Arial"/>
-                <w:color w:val="124F1A" w:themeColor="accent3" w:themeShade="BF"/>
-                <w:szCs w:val="18"/>
+              <w:t xml:space="preserve">{"FORMAT": "xml", "IDENTDN": "BE0200000136", "NUMBER": 426, "Provoke500": true, "ExpectedStatusCode": </w:t>
+            </w:r>
+            <w:proofErr w:type="gramStart"/>
+            <w:r>
+              <w:rPr>
+                <w:sz w:val="14"/>
+                <w:szCs w:val="14"/>
+              </w:rPr>
+              <w:t>500 }</w:t>
+            </w:r>
+            <w:proofErr w:type="gramEnd"/>
+          </w:p>
+          <w:p>
+            <w:pPr>
+              <w:pStyle w:val="Sansinterligne"/>
+              <w:rPr>
+                <w:sz w:val="14"/>
+                <w:szCs w:val="14"/>
+              </w:rPr>
+            </w:pPr>
+            <w:r>
+              <w:rPr>
+                <w:sz w:val="14"/>
+                <w:szCs w:val="14"/>
               </w:rPr>
               <w:t xml:space="preserve">  ]</w:t>
             </w:r>
           </w:p>
           <w:p>
             <w:pPr>
-              <w:pStyle w:val="KeinLeerraum"/>
-              <w:rPr>
-                <w:rFonts w:cs="Arial"/>
-                <w:color w:val="124F1A" w:themeColor="accent3" w:themeShade="BF"/>
-                <w:szCs w:val="18"/>
-              </w:rPr>
-            </w:pPr>
-            <w:r>
-              <w:rPr>
-                <w:rFonts w:ascii="Bahnschrift Light SemiCondensed" w:hAnsi="Bahnschrift Light SemiCondensed" w:cs="Arial"/>
-                <w:color w:val="124F1A" w:themeColor="accent3" w:themeShade="BF"/>
-                <w:szCs w:val="18"/>
+              <w:pStyle w:val="Sansinterligne"/>
+            </w:pPr>
+            <w:r>
+              <w:rPr>
+                <w:sz w:val="14"/>
+                <w:szCs w:val="14"/>
               </w:rPr>
               <w:t>}</w:t>
             </w:r>
@@ -5728,10 +6917,9 @@
     </w:tbl>
     <w:p>
       <w:pPr>
-        <w:pStyle w:val="berschrift1"/>
-      </w:pPr>
-      <w:r>
-        <w:lastRenderedPageBreak/>
+        <w:pStyle w:val="Titre1"/>
+      </w:pPr>
+      <w:r>
         <w:t>Nutzung mit Docker</w:t>
       </w:r>
     </w:p>
@@ -5742,7 +6930,7 @@
     </w:p>
     <w:p>
       <w:pPr>
-        <w:pStyle w:val="KeinLeerraum"/>
+        <w:pStyle w:val="Paragraphedeliste"/>
         <w:numPr>
           <w:ilvl w:val="2"/>
           <w:numId w:val="19"/>
@@ -5757,7 +6945,7 @@
     </w:p>
     <w:tbl>
       <w:tblPr>
-        <w:tblStyle w:val="Tabellenraster"/>
+        <w:tblStyle w:val="Grilledutableau"/>
         <w:tblW w:w="0" w:type="auto"/>
         <w:tblInd w:w="720" w:type="dxa"/>
         <w:tblCellMar>
@@ -5778,28 +6966,86 @@
           <w:p>
             <w:pPr>
               <w:rPr>
-                <w:rFonts w:ascii="Bahnschrift Light SemiCondensed" w:hAnsi="Bahnschrift Light SemiCondensed"/>
+                <w:rFonts w:ascii="Courier New" w:hAnsi="Courier New" w:cs="Courier New"/>
                 <w:i/>
                 <w:iCs/>
-              </w:rPr>
-            </w:pPr>
-            <w:r>
-              <w:rPr>
-                <w:rStyle w:val="IntensiveHervorhebung"/>
-                <w:rFonts w:ascii="Bahnschrift Light SemiCondensed" w:hAnsi="Bahnschrift Light SemiCondensed"/>
+                <w:sz w:val="14"/>
+                <w:szCs w:val="14"/>
+              </w:rPr>
+            </w:pPr>
+            <w:proofErr w:type="spellStart"/>
+            <w:r>
+              <w:rPr>
+                <w:rStyle w:val="Accentuationintense"/>
+                <w:rFonts w:ascii="Courier New" w:hAnsi="Courier New" w:cs="Courier New"/>
                 <w:i w:val="0"/>
                 <w:iCs w:val="0"/>
                 <w:color w:val="124F1A" w:themeColor="accent3" w:themeShade="BF"/>
-              </w:rPr>
-              <w:t>docker build -t oereb-checker</w:t>
-            </w:r>
+                <w:sz w:val="14"/>
+                <w:szCs w:val="14"/>
+              </w:rPr>
+              <w:t>docker</w:t>
+            </w:r>
+            <w:proofErr w:type="spellEnd"/>
+            <w:r>
+              <w:rPr>
+                <w:rStyle w:val="Accentuationintense"/>
+                <w:rFonts w:ascii="Courier New" w:hAnsi="Courier New" w:cs="Courier New"/>
+                <w:i w:val="0"/>
+                <w:iCs w:val="0"/>
+                <w:color w:val="124F1A" w:themeColor="accent3" w:themeShade="BF"/>
+                <w:sz w:val="14"/>
+                <w:szCs w:val="14"/>
+              </w:rPr>
+              <w:t xml:space="preserve"> </w:t>
+            </w:r>
+            <w:proofErr w:type="spellStart"/>
+            <w:r>
+              <w:rPr>
+                <w:rStyle w:val="Accentuationintense"/>
+                <w:rFonts w:ascii="Courier New" w:hAnsi="Courier New" w:cs="Courier New"/>
+                <w:i w:val="0"/>
+                <w:iCs w:val="0"/>
+                <w:color w:val="124F1A" w:themeColor="accent3" w:themeShade="BF"/>
+                <w:sz w:val="14"/>
+                <w:szCs w:val="14"/>
+              </w:rPr>
+              <w:t>build</w:t>
+            </w:r>
+            <w:proofErr w:type="spellEnd"/>
+            <w:r>
+              <w:rPr>
+                <w:rStyle w:val="Accentuationintense"/>
+                <w:rFonts w:ascii="Courier New" w:hAnsi="Courier New" w:cs="Courier New"/>
+                <w:i w:val="0"/>
+                <w:iCs w:val="0"/>
+                <w:color w:val="124F1A" w:themeColor="accent3" w:themeShade="BF"/>
+                <w:sz w:val="14"/>
+                <w:szCs w:val="14"/>
+              </w:rPr>
+              <w:t xml:space="preserve"> -t </w:t>
+            </w:r>
+            <w:proofErr w:type="spellStart"/>
+            <w:r>
+              <w:rPr>
+                <w:rStyle w:val="Accentuationintense"/>
+                <w:rFonts w:ascii="Courier New" w:hAnsi="Courier New" w:cs="Courier New"/>
+                <w:i w:val="0"/>
+                <w:iCs w:val="0"/>
+                <w:color w:val="124F1A" w:themeColor="accent3" w:themeShade="BF"/>
+                <w:sz w:val="14"/>
+                <w:szCs w:val="14"/>
+              </w:rPr>
+              <w:t>oereb-checker</w:t>
+            </w:r>
+            <w:proofErr w:type="spellEnd"/>
           </w:p>
         </w:tc>
       </w:tr>
     </w:tbl>
     <w:p>
       <w:pPr>
-        <w:pStyle w:val="Listenabsatz"/>
+        <w:pStyle w:val="Paragraphedeliste"/>
         <w:numPr>
           <w:ilvl w:val="2"/>
           <w:numId w:val="19"/>
@@ -5811,7 +7057,7 @@
     </w:p>
     <w:tbl>
       <w:tblPr>
-        <w:tblStyle w:val="Tabellenraster"/>
+        <w:tblStyle w:val="Grilledutableau"/>
         <w:tblW w:w="0" w:type="auto"/>
         <w:tblInd w:w="720" w:type="dxa"/>
         <w:tblCellMar>
@@ -5831,16 +7077,22 @@
           </w:tcPr>
           <w:p>
             <w:pPr>
-              <w:pStyle w:val="Listenabsatz"/>
+              <w:pStyle w:val="Paragraphedeliste"/>
               <w:ind w:left="0"/>
               <w:rPr>
-                <w:rFonts w:ascii="Bahnschrift Light SemiCondensed" w:hAnsi="Bahnschrift Light SemiCondensed"/>
-              </w:rPr>
-            </w:pPr>
-            <w:r>
-              <w:rPr>
-                <w:rFonts w:ascii="Bahnschrift Light SemiCondensed" w:hAnsi="Bahnschrift Light SemiCondensed"/>
+                <w:rFonts w:ascii="Courier New" w:hAnsi="Courier New" w:cs="Courier New"/>
+                <w:sz w:val="13"/>
+                <w:szCs w:val="13"/>
+                <w:lang w:val="en-US"/>
+              </w:rPr>
+            </w:pPr>
+            <w:r>
+              <w:rPr>
+                <w:rFonts w:ascii="Courier New" w:hAnsi="Courier New" w:cs="Courier New"/>
                 <w:color w:val="124F1A" w:themeColor="accent3" w:themeShade="BF"/>
+                <w:sz w:val="13"/>
+                <w:szCs w:val="13"/>
+                <w:lang w:val="en-US"/>
               </w:rPr>
               <w:t>docker run -v $(pwd)/output:/app/output oereb-checker -canton BE -baseurl https://www.oereb2.apps.be.ch -type GetCapabilities -format xml</w:t>
             </w:r>
@@ -5850,7 +7102,7 @@
     </w:tbl>
     <w:p>
       <w:pPr>
-        <w:pStyle w:val="berschrift1"/>
+        <w:pStyle w:val="Titre1"/>
       </w:pPr>
       <w:r>
         <w:t>Umgebungsvariablen</w:t>
@@ -5858,24 +7110,26 @@
     </w:p>
     <w:p>
       <w:pPr>
-        <w:pStyle w:val="Listenabsatz"/>
+        <w:pStyle w:val="Paragraphedeliste"/>
         <w:numPr>
           <w:ilvl w:val="0"/>
           <w:numId w:val="17"/>
         </w:numPr>
         <w:rPr>
-          <w:rStyle w:val="IntensiveHervorhebung"/>
+          <w:rStyle w:val="Accentuationintense"/>
           <w:i w:val="0"/>
           <w:iCs w:val="0"/>
           <w:color w:val="auto"/>
         </w:rPr>
       </w:pPr>
+      <w:proofErr w:type="spellStart"/>
       <w:r>
         <w:rPr>
-          <w:rStyle w:val="IntensiveHervorhebung"/>
+          <w:rStyle w:val="Accentuationintense"/>
         </w:rPr>
         <w:t>MaxImageAspectRationPercentageDifference</w:t>
       </w:r>
+      <w:proofErr w:type="spellEnd"/>
       <w:r>
         <w:t>: Wert des prozentualen Grenzwertes bei der Prüfung des Bilderseitenverhältnisses (</w:t>
       </w:r>
@@ -5885,7 +7139,7 @@
     </w:p>
     <w:p>
       <w:pPr>
-        <w:pStyle w:val="Listenabsatz"/>
+        <w:pStyle w:val="Paragraphedeliste"/>
         <w:numPr>
           <w:ilvl w:val="0"/>
           <w:numId w:val="17"/>
@@ -5893,7 +7147,7 @@
       </w:pPr>
       <w:r>
         <w:rPr>
-          <w:rStyle w:val="IntensiveHervorhebung"/>
+          <w:rStyle w:val="Accentuationintense"/>
         </w:rPr>
         <w:t>S3RegionName</w:t>
       </w:r>
@@ -5903,7 +7157,7 @@
     </w:p>
     <w:p>
       <w:pPr>
-        <w:pStyle w:val="Listenabsatz"/>
+        <w:pStyle w:val="Paragraphedeliste"/>
         <w:numPr>
           <w:ilvl w:val="0"/>
           <w:numId w:val="17"/>
@@ -5911,8 +7165,9 @@
       </w:pPr>
       <w:r>
         <w:rPr>
-          <w:rStyle w:val="IntensiveHervorhebung"/>
+          <w:rStyle w:val="Accentuationintense"/>
         </w:rPr>
+        <w:lastRenderedPageBreak/>
         <w:t>S3ConfigBucket</w:t>
       </w:r>
       <w:r>
@@ -5927,7 +7182,7 @@
     </w:p>
     <w:p>
       <w:pPr>
-        <w:pStyle w:val="Listenabsatz"/>
+        <w:pStyle w:val="Paragraphedeliste"/>
         <w:numPr>
           <w:ilvl w:val="0"/>
           <w:numId w:val="17"/>
@@ -5935,7 +7190,7 @@
       </w:pPr>
       <w:r>
         <w:rPr>
-          <w:rStyle w:val="IntensiveHervorhebung"/>
+          <w:rStyle w:val="Accentuationintense"/>
         </w:rPr>
         <w:t>S3Config</w:t>
       </w:r>
@@ -5965,7 +7220,7 @@
       </w:r>
       <w:r>
         <w:rPr>
-          <w:rStyle w:val="IntensiveHervorhebung"/>
+          <w:rStyle w:val="Accentuationintense"/>
         </w:rPr>
         <w:t>S3ConfigBucket</w:t>
       </w:r>
@@ -5975,7 +7230,7 @@
     </w:p>
     <w:p>
       <w:pPr>
-        <w:pStyle w:val="Listenabsatz"/>
+        <w:pStyle w:val="Paragraphedeliste"/>
         <w:numPr>
           <w:ilvl w:val="0"/>
           <w:numId w:val="17"/>
@@ -5983,7 +7238,7 @@
       </w:pPr>
       <w:r>
         <w:rPr>
-          <w:rStyle w:val="IntensiveHervorhebung"/>
+          <w:rStyle w:val="Accentuationintense"/>
         </w:rPr>
         <w:t>S3ResultBucket</w:t>
       </w:r>
@@ -5993,7 +7248,7 @@
     </w:p>
     <w:p>
       <w:pPr>
-        <w:pStyle w:val="Listenabsatz"/>
+        <w:pStyle w:val="Paragraphedeliste"/>
         <w:numPr>
           <w:ilvl w:val="0"/>
           <w:numId w:val="17"/>
@@ -6001,7 +7256,7 @@
       </w:pPr>
       <w:r>
         <w:rPr>
-          <w:rStyle w:val="IntensiveHervorhebung"/>
+          <w:rStyle w:val="Accentuationintense"/>
         </w:rPr>
         <w:t>S3ResultOutputPath</w:t>
       </w:r>
@@ -6010,7 +7265,7 @@
       </w:r>
       <w:r>
         <w:rPr>
-          <w:rStyle w:val="IntensiveHervorhebung"/>
+          <w:rStyle w:val="Accentuationintense"/>
         </w:rPr>
         <w:t>S3ResultBucket</w:t>
       </w:r>
@@ -6018,17 +7273,27 @@
         <w:t xml:space="preserve"> die Ergebnisse gelesen/abgelegt werden. Diese Umgebungsvariable überschreibt den «</w:t>
       </w:r>
       <w:bookmarkStart w:id="0" w:name="_Hlk219800508"/>
+      <w:proofErr w:type="spellStart"/>
       <w:r>
         <w:t>OutputDirectoryPath</w:t>
       </w:r>
       <w:bookmarkEnd w:id="0"/>
-      <w:r>
-        <w:t>» in den config-Dateien (optional).</w:t>
+      <w:proofErr w:type="spellEnd"/>
+      <w:r>
+        <w:t xml:space="preserve">» in den </w:t>
+      </w:r>
+      <w:proofErr w:type="spellStart"/>
+      <w:r>
+        <w:t>config</w:t>
+      </w:r>
+      <w:proofErr w:type="spellEnd"/>
+      <w:r>
+        <w:t>-Dateien (optional).</w:t>
       </w:r>
     </w:p>
     <w:p>
       <w:pPr>
-        <w:pStyle w:val="Listenabsatz"/>
+        <w:pStyle w:val="Paragraphedeliste"/>
       </w:pPr>
     </w:p>
     <w:sectPr>
@@ -6076,7 +7341,7 @@
 <w:ftr xmlns:wpc="http://schemas.microsoft.com/office/word/2010/wordprocessingCanvas" xmlns:cx="http://schemas.microsoft.com/office/drawing/2014/chartex" xmlns:cx1="http://schemas.microsoft.com/office/drawing/2015/9/8/chartex" xmlns:cx2="http://schemas.microsoft.com/office/drawing/2015/10/21/chartex" xmlns:cx3="http://schemas.microsoft.com/office/drawing/2016/5/9/chartex" xmlns:cx4="http://schemas.microsoft.com/office/drawing/2016/5/10/chartex" xmlns:cx5="http://schemas.microsoft.com/office/drawing/2016/5/11/chartex" xmlns:cx6="http://schemas.microsoft.com/office/drawing/2016/5/12/chartex" xmlns:cx7="http://schemas.microsoft.com/office/drawing/2016/5/13/chartex" xmlns:cx8="http://schemas.microsoft.com/office/drawing/2016/5/14/chartex" xmlns:mc="http://schemas.openxmlformats.org/markup-compatibility/2006" xmlns:aink="http://schemas.microsoft.com/office/drawing/2016/ink" xmlns:am3d="http://schemas.microsoft.com/office/drawing/2017/model3d" xmlns:o="urn:schemas-microsoft-com:office:office" xmlns:oel="http://schemas.microsoft.com/office/2019/extlst" xmlns:r="http://schemas.openxmlformats.org/officeDocument/2006/relationships" xmlns:m="http://schemas.openxmlformats.org/officeDocument/2006/math" xmlns:v="urn:schemas-microsoft-com:vml" xmlns:wp14="http://schemas.microsoft.com/office/word/2010/wordprocessingDrawing" xmlns:wp="http://schemas.openxmlformats.org/drawingml/2006/wordprocessingDrawing" xmlns:w10="urn:schemas-microsoft-com:office:word" xmlns:w="http://schemas.openxmlformats.org/wordprocessingml/2006/main" xmlns:w14="http://schemas.microsoft.com/office/word/2010/wordml" xmlns:w15="http://schemas.microsoft.com/office/word/2012/wordml" xmlns:w16cex="http://schemas.microsoft.com/office/word/2018/wordml/cex" xmlns:w16cid="http://schemas.microsoft.com/office/word/2016/wordml/cid" xmlns:w16="http://schemas.microsoft.com/office/word/2018/wordml" xmlns:w16du="http://schemas.microsoft.com/office/word/2023/wordml/word16du" xmlns:w16sdtdh="http://schemas.microsoft.com/office/word/2020/wordml/sdtdatahash" xmlns:w16sdtfl="http://schemas.microsoft.com/office/word/2024/wordml/sdtformatlock" xmlns:w16se="http://schemas.microsoft.com/office/word/2015/wordml/symex" xmlns:wpg="http://schemas.microsoft.com/office/word/2010/wordprocessingGroup" xmlns:wpi="http://schemas.microsoft.com/office/word/2010/wordprocessingInk" xmlns:wne="http://schemas.microsoft.com/office/word/2006/wordml" xmlns:wps="http://schemas.microsoft.com/office/word/2010/wordprocessingShape" mc:Ignorable="w14 w15 w16se w16cid w16 w16cex w16sdtdh w16sdtfl w16du wp14">
   <w:p>
     <w:pPr>
-      <w:pStyle w:val="Fuzeile"/>
+      <w:pStyle w:val="Pieddepage"/>
     </w:pPr>
   </w:p>
 </w:ftr>
@@ -6086,7 +7351,7 @@
 <w:ftr xmlns:wpc="http://schemas.microsoft.com/office/word/2010/wordprocessingCanvas" xmlns:cx="http://schemas.microsoft.com/office/drawing/2014/chartex" xmlns:cx1="http://schemas.microsoft.com/office/drawing/2015/9/8/chartex" xmlns:cx2="http://schemas.microsoft.com/office/drawing/2015/10/21/chartex" xmlns:cx3="http://schemas.microsoft.com/office/drawing/2016/5/9/chartex" xmlns:cx4="http://schemas.microsoft.com/office/drawing/2016/5/10/chartex" xmlns:cx5="http://schemas.microsoft.com/office/drawing/2016/5/11/chartex" xmlns:cx6="http://schemas.microsoft.com/office/drawing/2016/5/12/chartex" xmlns:cx7="http://schemas.microsoft.com/office/drawing/2016/5/13/chartex" xmlns:cx8="http://schemas.microsoft.com/office/drawing/2016/5/14/chartex" xmlns:mc="http://schemas.openxmlformats.org/markup-compatibility/2006" xmlns:aink="http://schemas.microsoft.com/office/drawing/2016/ink" xmlns:am3d="http://schemas.microsoft.com/office/drawing/2017/model3d" xmlns:o="urn:schemas-microsoft-com:office:office" xmlns:oel="http://schemas.microsoft.com/office/2019/extlst" xmlns:r="http://schemas.openxmlformats.org/officeDocument/2006/relationships" xmlns:m="http://schemas.openxmlformats.org/officeDocument/2006/math" xmlns:v="urn:schemas-microsoft-com:vml" xmlns:wp14="http://schemas.microsoft.com/office/word/2010/wordprocessingDrawing" xmlns:wp="http://schemas.openxmlformats.org/drawingml/2006/wordprocessingDrawing" xmlns:w10="urn:schemas-microsoft-com:office:word" xmlns:w="http://schemas.openxmlformats.org/wordprocessingml/2006/main" xmlns:w14="http://schemas.microsoft.com/office/word/2010/wordml" xmlns:w15="http://schemas.microsoft.com/office/word/2012/wordml" xmlns:w16cex="http://schemas.microsoft.com/office/word/2018/wordml/cex" xmlns:w16cid="http://schemas.microsoft.com/office/word/2016/wordml/cid" xmlns:w16="http://schemas.microsoft.com/office/word/2018/wordml" xmlns:w16du="http://schemas.microsoft.com/office/word/2023/wordml/word16du" xmlns:w16sdtdh="http://schemas.microsoft.com/office/word/2020/wordml/sdtdatahash" xmlns:w16sdtfl="http://schemas.microsoft.com/office/word/2024/wordml/sdtformatlock" xmlns:w16se="http://schemas.microsoft.com/office/word/2015/wordml/symex" xmlns:wpg="http://schemas.microsoft.com/office/word/2010/wordprocessingGroup" xmlns:wpi="http://schemas.microsoft.com/office/word/2010/wordprocessingInk" xmlns:wne="http://schemas.microsoft.com/office/word/2006/wordml" xmlns:wps="http://schemas.microsoft.com/office/word/2010/wordprocessingShape" mc:Ignorable="w14 w15 w16se w16cid w16 w16cex w16sdtdh w16sdtfl w16du wp14">
   <w:p>
     <w:pPr>
-      <w:pStyle w:val="Fuzeile"/>
+      <w:pStyle w:val="Pieddepage"/>
       <w:tabs>
         <w:tab w:val="clear" w:pos="4536"/>
         <w:tab w:val="clear" w:pos="9072"/>
@@ -6140,6 +7405,7 @@
           <w:docPartUnique/>
         </w:docPartObj>
       </w:sdtPr>
+      <w:sdtEndPr/>
       <w:sdtContent>
         <w:sdt>
           <w:sdtPr>
@@ -6153,6 +7419,7 @@
               <w:docPartUnique/>
             </w:docPartObj>
           </w:sdtPr>
+          <w:sdtEndPr/>
           <w:sdtContent>
             <w:r>
               <w:rPr>
@@ -6252,7 +7519,7 @@
 <w:ftr xmlns:wpc="http://schemas.microsoft.com/office/word/2010/wordprocessingCanvas" xmlns:cx="http://schemas.microsoft.com/office/drawing/2014/chartex" xmlns:cx1="http://schemas.microsoft.com/office/drawing/2015/9/8/chartex" xmlns:cx2="http://schemas.microsoft.com/office/drawing/2015/10/21/chartex" xmlns:cx3="http://schemas.microsoft.com/office/drawing/2016/5/9/chartex" xmlns:cx4="http://schemas.microsoft.com/office/drawing/2016/5/10/chartex" xmlns:cx5="http://schemas.microsoft.com/office/drawing/2016/5/11/chartex" xmlns:cx6="http://schemas.microsoft.com/office/drawing/2016/5/12/chartex" xmlns:cx7="http://schemas.microsoft.com/office/drawing/2016/5/13/chartex" xmlns:cx8="http://schemas.microsoft.com/office/drawing/2016/5/14/chartex" xmlns:mc="http://schemas.openxmlformats.org/markup-compatibility/2006" xmlns:aink="http://schemas.microsoft.com/office/drawing/2016/ink" xmlns:am3d="http://schemas.microsoft.com/office/drawing/2017/model3d" xmlns:o="urn:schemas-microsoft-com:office:office" xmlns:oel="http://schemas.microsoft.com/office/2019/extlst" xmlns:r="http://schemas.openxmlformats.org/officeDocument/2006/relationships" xmlns:m="http://schemas.openxmlformats.org/officeDocument/2006/math" xmlns:v="urn:schemas-microsoft-com:vml" xmlns:wp14="http://schemas.microsoft.com/office/word/2010/wordprocessingDrawing" xmlns:wp="http://schemas.openxmlformats.org/drawingml/2006/wordprocessingDrawing" xmlns:w10="urn:schemas-microsoft-com:office:word" xmlns:w="http://schemas.openxmlformats.org/wordprocessingml/2006/main" xmlns:w14="http://schemas.microsoft.com/office/word/2010/wordml" xmlns:w15="http://schemas.microsoft.com/office/word/2012/wordml" xmlns:w16cex="http://schemas.microsoft.com/office/word/2018/wordml/cex" xmlns:w16cid="http://schemas.microsoft.com/office/word/2016/wordml/cid" xmlns:w16="http://schemas.microsoft.com/office/word/2018/wordml" xmlns:w16du="http://schemas.microsoft.com/office/word/2023/wordml/word16du" xmlns:w16sdtdh="http://schemas.microsoft.com/office/word/2020/wordml/sdtdatahash" xmlns:w16sdtfl="http://schemas.microsoft.com/office/word/2024/wordml/sdtformatlock" xmlns:w16se="http://schemas.microsoft.com/office/word/2015/wordml/symex" xmlns:wpg="http://schemas.microsoft.com/office/word/2010/wordprocessingGroup" xmlns:wpi="http://schemas.microsoft.com/office/word/2010/wordprocessingInk" xmlns:wne="http://schemas.microsoft.com/office/word/2006/wordml" xmlns:wps="http://schemas.microsoft.com/office/word/2010/wordprocessingShape" mc:Ignorable="w14 w15 w16se w16cid w16 w16cex w16sdtdh w16sdtfl w16du wp14">
   <w:p>
     <w:pPr>
-      <w:pStyle w:val="Fuzeile"/>
+      <w:pStyle w:val="Pieddepage"/>
     </w:pPr>
   </w:p>
 </w:ftr>
@@ -6287,7 +7554,7 @@
 <w:hdr xmlns:wpc="http://schemas.microsoft.com/office/word/2010/wordprocessingCanvas" xmlns:cx="http://schemas.microsoft.com/office/drawing/2014/chartex" xmlns:cx1="http://schemas.microsoft.com/office/drawing/2015/9/8/chartex" xmlns:cx2="http://schemas.microsoft.com/office/drawing/2015/10/21/chartex" xmlns:cx3="http://schemas.microsoft.com/office/drawing/2016/5/9/chartex" xmlns:cx4="http://schemas.microsoft.com/office/drawing/2016/5/10/chartex" xmlns:cx5="http://schemas.microsoft.com/office/drawing/2016/5/11/chartex" xmlns:cx6="http://schemas.microsoft.com/office/drawing/2016/5/12/chartex" xmlns:cx7="http://schemas.microsoft.com/office/drawing/2016/5/13/chartex" xmlns:cx8="http://schemas.microsoft.com/office/drawing/2016/5/14/chartex" xmlns:mc="http://schemas.openxmlformats.org/markup-compatibility/2006" xmlns:aink="http://schemas.microsoft.com/office/drawing/2016/ink" xmlns:am3d="http://schemas.microsoft.com/office/drawing/2017/model3d" xmlns:o="urn:schemas-microsoft-com:office:office" xmlns:oel="http://schemas.microsoft.com/office/2019/extlst" xmlns:r="http://schemas.openxmlformats.org/officeDocument/2006/relationships" xmlns:m="http://schemas.openxmlformats.org/officeDocument/2006/math" xmlns:v="urn:schemas-microsoft-com:vml" xmlns:wp14="http://schemas.microsoft.com/office/word/2010/wordprocessingDrawing" xmlns:wp="http://schemas.openxmlformats.org/drawingml/2006/wordprocessingDrawing" xmlns:w10="urn:schemas-microsoft-com:office:word" xmlns:w="http://schemas.openxmlformats.org/wordprocessingml/2006/main" xmlns:w14="http://schemas.microsoft.com/office/word/2010/wordml" xmlns:w15="http://schemas.microsoft.com/office/word/2012/wordml" xmlns:w16cex="http://schemas.microsoft.com/office/word/2018/wordml/cex" xmlns:w16cid="http://schemas.microsoft.com/office/word/2016/wordml/cid" xmlns:w16="http://schemas.microsoft.com/office/word/2018/wordml" xmlns:w16du="http://schemas.microsoft.com/office/word/2023/wordml/word16du" xmlns:w16sdtdh="http://schemas.microsoft.com/office/word/2020/wordml/sdtdatahash" xmlns:w16sdtfl="http://schemas.microsoft.com/office/word/2024/wordml/sdtformatlock" xmlns:w16se="http://schemas.microsoft.com/office/word/2015/wordml/symex" xmlns:wpg="http://schemas.microsoft.com/office/word/2010/wordprocessingGroup" xmlns:wpi="http://schemas.microsoft.com/office/word/2010/wordprocessingInk" xmlns:wne="http://schemas.microsoft.com/office/word/2006/wordml" xmlns:wps="http://schemas.microsoft.com/office/word/2010/wordprocessingShape" mc:Ignorable="w14 w15 w16se w16cid w16 w16cex w16sdtdh w16sdtfl w16du wp14">
   <w:p>
     <w:pPr>
-      <w:pStyle w:val="Kopfzeile"/>
+      <w:pStyle w:val="En-tte"/>
     </w:pPr>
     <w:r>
       <w:rPr>
@@ -6377,7 +7644,6 @@
               <v:path gradientshapeok="t" o:connecttype="rect"/>
             </v:shapetype>
             <v:shape id="Textfeld 5" o:spid="_x0000_s1026" type="#_x0000_t202" alt="Öffentlich" style="position:absolute;margin-left:0;margin-top:0;width:63.15pt;height:28.15pt;z-index:251659264;visibility:visible;mso-wrap-style:none;mso-wrap-distance-left:0;mso-wrap-distance-top:0;mso-wrap-distance-right:0;mso-wrap-distance-bottom:0;mso-position-horizontal:left;mso-position-horizontal-relative:page;mso-position-vertical:top;mso-position-vertical-relative:page;v-text-anchor:top" o:gfxdata="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" filled="f" stroked="f">
-              <v:fill o:detectmouseclick="t"/>
               <v:textbox style="mso-fit-shape-to-text:t" inset="20pt,15pt,0,0">
                 <w:txbxContent>
                   <w:p>
@@ -6418,7 +7684,7 @@
 <w:hdr xmlns:wpc="http://schemas.microsoft.com/office/word/2010/wordprocessingCanvas" xmlns:cx="http://schemas.microsoft.com/office/drawing/2014/chartex" xmlns:cx1="http://schemas.microsoft.com/office/drawing/2015/9/8/chartex" xmlns:cx2="http://schemas.microsoft.com/office/drawing/2015/10/21/chartex" xmlns:cx3="http://schemas.microsoft.com/office/drawing/2016/5/9/chartex" xmlns:cx4="http://schemas.microsoft.com/office/drawing/2016/5/10/chartex" xmlns:cx5="http://schemas.microsoft.com/office/drawing/2016/5/11/chartex" xmlns:cx6="http://schemas.microsoft.com/office/drawing/2016/5/12/chartex" xmlns:cx7="http://schemas.microsoft.com/office/drawing/2016/5/13/chartex" xmlns:cx8="http://schemas.microsoft.com/office/drawing/2016/5/14/chartex" xmlns:mc="http://schemas.openxmlformats.org/markup-compatibility/2006" xmlns:aink="http://schemas.microsoft.com/office/drawing/2016/ink" xmlns:am3d="http://schemas.microsoft.com/office/drawing/2017/model3d" xmlns:o="urn:schemas-microsoft-com:office:office" xmlns:oel="http://schemas.microsoft.com/office/2019/extlst" xmlns:r="http://schemas.openxmlformats.org/officeDocument/2006/relationships" xmlns:m="http://schemas.openxmlformats.org/officeDocument/2006/math" xmlns:v="urn:schemas-microsoft-com:vml" xmlns:wp14="http://schemas.microsoft.com/office/word/2010/wordprocessingDrawing" xmlns:wp="http://schemas.openxmlformats.org/drawingml/2006/wordprocessingDrawing" xmlns:w10="urn:schemas-microsoft-com:office:word" xmlns:w="http://schemas.openxmlformats.org/wordprocessingml/2006/main" xmlns:w14="http://schemas.microsoft.com/office/word/2010/wordml" xmlns:w15="http://schemas.microsoft.com/office/word/2012/wordml" xmlns:w16cex="http://schemas.microsoft.com/office/word/2018/wordml/cex" xmlns:w16cid="http://schemas.microsoft.com/office/word/2016/wordml/cid" xmlns:w16="http://schemas.microsoft.com/office/word/2018/wordml" xmlns:w16du="http://schemas.microsoft.com/office/word/2023/wordml/word16du" xmlns:w16sdtdh="http://schemas.microsoft.com/office/word/2020/wordml/sdtdatahash" xmlns:w16sdtfl="http://schemas.microsoft.com/office/word/2024/wordml/sdtformatlock" xmlns:w16se="http://schemas.microsoft.com/office/word/2015/wordml/symex" xmlns:wpg="http://schemas.microsoft.com/office/word/2010/wordprocessingGroup" xmlns:wpi="http://schemas.microsoft.com/office/word/2010/wordprocessingInk" xmlns:wne="http://schemas.microsoft.com/office/word/2006/wordml" xmlns:wps="http://schemas.microsoft.com/office/word/2010/wordprocessingShape" mc:Ignorable="w14 w15 w16se w16cid w16 w16cex w16sdtdh w16sdtfl w16du wp14">
   <w:p>
     <w:pPr>
-      <w:pStyle w:val="Kopfzeile"/>
+      <w:pStyle w:val="En-tte"/>
     </w:pPr>
     <w:r>
       <w:rPr>
@@ -6526,7 +7792,7 @@
 <w:hdr xmlns:wpc="http://schemas.microsoft.com/office/word/2010/wordprocessingCanvas" xmlns:cx="http://schemas.microsoft.com/office/drawing/2014/chartex" xmlns:cx1="http://schemas.microsoft.com/office/drawing/2015/9/8/chartex" xmlns:cx2="http://schemas.microsoft.com/office/drawing/2015/10/21/chartex" xmlns:cx3="http://schemas.microsoft.com/office/drawing/2016/5/9/chartex" xmlns:cx4="http://schemas.microsoft.com/office/drawing/2016/5/10/chartex" xmlns:cx5="http://schemas.microsoft.com/office/drawing/2016/5/11/chartex" xmlns:cx6="http://schemas.microsoft.com/office/drawing/2016/5/12/chartex" xmlns:cx7="http://schemas.microsoft.com/office/drawing/2016/5/13/chartex" xmlns:cx8="http://schemas.microsoft.com/office/drawing/2016/5/14/chartex" xmlns:mc="http://schemas.openxmlformats.org/markup-compatibility/2006" xmlns:aink="http://schemas.microsoft.com/office/drawing/2016/ink" xmlns:am3d="http://schemas.microsoft.com/office/drawing/2017/model3d" xmlns:o="urn:schemas-microsoft-com:office:office" xmlns:oel="http://schemas.microsoft.com/office/2019/extlst" xmlns:r="http://schemas.openxmlformats.org/officeDocument/2006/relationships" xmlns:m="http://schemas.openxmlformats.org/officeDocument/2006/math" xmlns:v="urn:schemas-microsoft-com:vml" xmlns:wp14="http://schemas.microsoft.com/office/word/2010/wordprocessingDrawing" xmlns:wp="http://schemas.openxmlformats.org/drawingml/2006/wordprocessingDrawing" xmlns:w10="urn:schemas-microsoft-com:office:word" xmlns:w="http://schemas.openxmlformats.org/wordprocessingml/2006/main" xmlns:w14="http://schemas.microsoft.com/office/word/2010/wordml" xmlns:w15="http://schemas.microsoft.com/office/word/2012/wordml" xmlns:w16cex="http://schemas.microsoft.com/office/word/2018/wordml/cex" xmlns:w16cid="http://schemas.microsoft.com/office/word/2016/wordml/cid" xmlns:w16="http://schemas.microsoft.com/office/word/2018/wordml" xmlns:w16du="http://schemas.microsoft.com/office/word/2023/wordml/word16du" xmlns:w16sdtdh="http://schemas.microsoft.com/office/word/2020/wordml/sdtdatahash" xmlns:w16sdtfl="http://schemas.microsoft.com/office/word/2024/wordml/sdtformatlock" xmlns:w16se="http://schemas.microsoft.com/office/word/2015/wordml/symex" xmlns:wpg="http://schemas.microsoft.com/office/word/2010/wordprocessingGroup" xmlns:wpi="http://schemas.microsoft.com/office/word/2010/wordprocessingInk" xmlns:wne="http://schemas.microsoft.com/office/word/2006/wordml" xmlns:wps="http://schemas.microsoft.com/office/word/2010/wordprocessingShape" mc:Ignorable="w14 w15 w16se w16cid w16 w16cex w16sdtdh w16sdtfl w16du wp14">
   <w:p>
     <w:pPr>
-      <w:pStyle w:val="Kopfzeile"/>
+      <w:pStyle w:val="En-tte"/>
     </w:pPr>
     <w:r>
       <w:rPr>
@@ -6616,7 +7882,6 @@
               <v:path gradientshapeok="t" o:connecttype="rect"/>
             </v:shapetype>
             <v:shape id="Textfeld 4" o:spid="_x0000_s1027" type="#_x0000_t202" alt="Öffentlich" style="position:absolute;margin-left:0;margin-top:0;width:63.15pt;height:28.15pt;z-index:251658240;visibility:visible;mso-wrap-style:none;mso-wrap-distance-left:0;mso-wrap-distance-top:0;mso-wrap-distance-right:0;mso-wrap-distance-bottom:0;mso-position-horizontal:left;mso-position-horizontal-relative:page;mso-position-vertical:top;mso-position-vertical-relative:page;v-text-anchor:top" o:gfxdata="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" filled="f" stroked="f">
-              <v:fill o:detectmouseclick="t"/>
               <v:textbox style="mso-fit-shape-to-text:t" inset="20pt,15pt,0,0">
                 <w:txbxContent>
                   <w:p>
@@ -8694,7 +9959,7 @@
     <w:lvl w:ilvl="0">
       <w:start w:val="1"/>
       <w:numFmt w:val="decimal"/>
-      <w:pStyle w:val="berschrift1"/>
+      <w:pStyle w:val="Titre1"/>
       <w:lvlText w:val="%1"/>
       <w:lvlJc w:val="left"/>
       <w:pPr>
@@ -8704,7 +9969,7 @@
     <w:lvl w:ilvl="1">
       <w:start w:val="1"/>
       <w:numFmt w:val="decimal"/>
-      <w:pStyle w:val="berschrift2"/>
+      <w:pStyle w:val="Titre2"/>
       <w:lvlText w:val="%1.%2"/>
       <w:lvlJc w:val="left"/>
       <w:pPr>
@@ -8714,7 +9979,7 @@
     <w:lvl w:ilvl="2">
       <w:start w:val="1"/>
       <w:numFmt w:val="decimal"/>
-      <w:pStyle w:val="berschrift3"/>
+      <w:pStyle w:val="Titre3"/>
       <w:lvlText w:val="%1.%2.%3"/>
       <w:lvlJc w:val="left"/>
       <w:pPr>
@@ -8724,7 +9989,7 @@
     <w:lvl w:ilvl="3">
       <w:start w:val="1"/>
       <w:numFmt w:val="decimal"/>
-      <w:pStyle w:val="berschrift4"/>
+      <w:pStyle w:val="Titre4"/>
       <w:lvlText w:val="%1.%2.%3.%4"/>
       <w:lvlJc w:val="left"/>
       <w:pPr>
@@ -8734,7 +9999,7 @@
     <w:lvl w:ilvl="4">
       <w:start w:val="1"/>
       <w:numFmt w:val="decimal"/>
-      <w:pStyle w:val="berschrift5"/>
+      <w:pStyle w:val="Titre5"/>
       <w:lvlText w:val="%1.%2.%3.%4.%5"/>
       <w:lvlJc w:val="left"/>
       <w:pPr>
@@ -8744,7 +10009,7 @@
     <w:lvl w:ilvl="5">
       <w:start w:val="1"/>
       <w:numFmt w:val="decimal"/>
-      <w:pStyle w:val="berschrift6"/>
+      <w:pStyle w:val="Titre6"/>
       <w:lvlText w:val="%1.%2.%3.%4.%5.%6"/>
       <w:lvlJc w:val="left"/>
       <w:pPr>
@@ -8754,7 +10019,7 @@
     <w:lvl w:ilvl="6">
       <w:start w:val="1"/>
       <w:numFmt w:val="decimal"/>
-      <w:pStyle w:val="berschrift7"/>
+      <w:pStyle w:val="Titre7"/>
       <w:lvlText w:val="%1.%2.%3.%4.%5.%6.%7"/>
       <w:lvlJc w:val="left"/>
       <w:pPr>
@@ -8764,7 +10029,7 @@
     <w:lvl w:ilvl="7">
       <w:start w:val="1"/>
       <w:numFmt w:val="decimal"/>
-      <w:pStyle w:val="berschrift8"/>
+      <w:pStyle w:val="Titre8"/>
       <w:lvlText w:val="%1.%2.%3.%4.%5.%6.%7.%8"/>
       <w:lvlJc w:val="left"/>
       <w:pPr>
@@ -8774,7 +10039,7 @@
     <w:lvl w:ilvl="8">
       <w:start w:val="1"/>
       <w:numFmt w:val="decimal"/>
-      <w:pStyle w:val="berschrift9"/>
+      <w:pStyle w:val="Titre9"/>
       <w:lvlText w:val="%1.%2.%3.%4.%5.%6.%7.%8.%9"/>
       <w:lvlJc w:val="left"/>
       <w:pPr>
@@ -10798,7 +12063,7 @@
     <w:lsdException w:name="Unresolved Mention" w:semiHidden="1" w:unhideWhenUsed="1"/>
     <w:lsdException w:name="Smart Link" w:semiHidden="1" w:unhideWhenUsed="1"/>
   </w:latentStyles>
-  <w:style w:type="paragraph" w:default="1" w:styleId="Standard">
+  <w:style w:type="paragraph" w:default="1" w:styleId="Normal">
     <w:name w:val="Normal"/>
     <w:qFormat/>
     <w:rsid w:val="009644B8"/>
@@ -10807,11 +12072,11 @@
       <w:sz w:val="18"/>
     </w:rPr>
   </w:style>
-  <w:style w:type="paragraph" w:styleId="berschrift1">
+  <w:style w:type="paragraph" w:styleId="Titre1">
     <w:name w:val="heading 1"/>
-    <w:basedOn w:val="Standard"/>
-    <w:next w:val="Standard"/>
-    <w:link w:val="berschrift1Zchn"/>
+    <w:basedOn w:val="Normal"/>
+    <w:next w:val="Normal"/>
+    <w:link w:val="Titre1Car"/>
     <w:uiPriority w:val="9"/>
     <w:qFormat/>
     <w:rsid w:val="00F32561"/>
@@ -10831,11 +12096,11 @@
       <w:szCs w:val="40"/>
     </w:rPr>
   </w:style>
-  <w:style w:type="paragraph" w:styleId="berschrift2">
+  <w:style w:type="paragraph" w:styleId="Titre2">
     <w:name w:val="heading 2"/>
-    <w:basedOn w:val="Standard"/>
-    <w:next w:val="Standard"/>
-    <w:link w:val="berschrift2Zchn"/>
+    <w:basedOn w:val="Normal"/>
+    <w:next w:val="Normal"/>
+    <w:link w:val="Titre2Car"/>
     <w:uiPriority w:val="9"/>
     <w:unhideWhenUsed/>
     <w:qFormat/>
@@ -10857,11 +12122,11 @@
       <w:szCs w:val="32"/>
     </w:rPr>
   </w:style>
-  <w:style w:type="paragraph" w:styleId="berschrift3">
+  <w:style w:type="paragraph" w:styleId="Titre3">
     <w:name w:val="heading 3"/>
-    <w:basedOn w:val="Standard"/>
-    <w:next w:val="Standard"/>
-    <w:link w:val="berschrift3Zchn"/>
+    <w:basedOn w:val="Normal"/>
+    <w:next w:val="Normal"/>
+    <w:link w:val="Titre3Car"/>
     <w:uiPriority w:val="9"/>
     <w:unhideWhenUsed/>
     <w:qFormat/>
@@ -10883,11 +12148,11 @@
       <w:szCs w:val="28"/>
     </w:rPr>
   </w:style>
-  <w:style w:type="paragraph" w:styleId="berschrift4">
+  <w:style w:type="paragraph" w:styleId="Titre4">
     <w:name w:val="heading 4"/>
-    <w:basedOn w:val="Standard"/>
-    <w:next w:val="Standard"/>
-    <w:link w:val="berschrift4Zchn"/>
+    <w:basedOn w:val="Normal"/>
+    <w:next w:val="Normal"/>
+    <w:link w:val="Titre4Car"/>
     <w:uiPriority w:val="9"/>
     <w:unhideWhenUsed/>
     <w:qFormat/>
@@ -10909,11 +12174,11 @@
       <w:color w:val="0F4761" w:themeColor="accent1" w:themeShade="BF"/>
     </w:rPr>
   </w:style>
-  <w:style w:type="paragraph" w:styleId="berschrift5">
+  <w:style w:type="paragraph" w:styleId="Titre5">
     <w:name w:val="heading 5"/>
-    <w:basedOn w:val="Standard"/>
-    <w:next w:val="Standard"/>
-    <w:link w:val="berschrift5Zchn"/>
+    <w:basedOn w:val="Normal"/>
+    <w:next w:val="Normal"/>
+    <w:link w:val="Titre5Car"/>
     <w:uiPriority w:val="9"/>
     <w:semiHidden/>
     <w:unhideWhenUsed/>
@@ -10934,11 +12199,11 @@
       <w:color w:val="0F4761" w:themeColor="accent1" w:themeShade="BF"/>
     </w:rPr>
   </w:style>
-  <w:style w:type="paragraph" w:styleId="berschrift6">
+  <w:style w:type="paragraph" w:styleId="Titre6">
     <w:name w:val="heading 6"/>
-    <w:basedOn w:val="Standard"/>
-    <w:next w:val="Standard"/>
-    <w:link w:val="berschrift6Zchn"/>
+    <w:basedOn w:val="Normal"/>
+    <w:next w:val="Normal"/>
+    <w:link w:val="Titre6Car"/>
     <w:uiPriority w:val="9"/>
     <w:semiHidden/>
     <w:unhideWhenUsed/>
@@ -10961,11 +12226,11 @@
       <w:color w:val="595959" w:themeColor="text1" w:themeTint="A6"/>
     </w:rPr>
   </w:style>
-  <w:style w:type="paragraph" w:styleId="berschrift7">
+  <w:style w:type="paragraph" w:styleId="Titre7">
     <w:name w:val="heading 7"/>
-    <w:basedOn w:val="Standard"/>
-    <w:next w:val="Standard"/>
-    <w:link w:val="berschrift7Zchn"/>
+    <w:basedOn w:val="Normal"/>
+    <w:next w:val="Normal"/>
+    <w:link w:val="Titre7Car"/>
     <w:uiPriority w:val="9"/>
     <w:semiHidden/>
     <w:unhideWhenUsed/>
@@ -10986,11 +12251,11 @@
       <w:color w:val="595959" w:themeColor="text1" w:themeTint="A6"/>
     </w:rPr>
   </w:style>
-  <w:style w:type="paragraph" w:styleId="berschrift8">
+  <w:style w:type="paragraph" w:styleId="Titre8">
     <w:name w:val="heading 8"/>
-    <w:basedOn w:val="Standard"/>
-    <w:next w:val="Standard"/>
-    <w:link w:val="berschrift8Zchn"/>
+    <w:basedOn w:val="Normal"/>
+    <w:next w:val="Normal"/>
+    <w:link w:val="Titre8Car"/>
     <w:uiPriority w:val="9"/>
     <w:semiHidden/>
     <w:unhideWhenUsed/>
@@ -11013,11 +12278,11 @@
       <w:color w:val="272727" w:themeColor="text1" w:themeTint="D8"/>
     </w:rPr>
   </w:style>
-  <w:style w:type="paragraph" w:styleId="berschrift9">
+  <w:style w:type="paragraph" w:styleId="Titre9">
     <w:name w:val="heading 9"/>
-    <w:basedOn w:val="Standard"/>
-    <w:next w:val="Standard"/>
-    <w:link w:val="berschrift9Zchn"/>
+    <w:basedOn w:val="Normal"/>
+    <w:next w:val="Normal"/>
+    <w:link w:val="Titre9Car"/>
     <w:uiPriority w:val="9"/>
     <w:semiHidden/>
     <w:unhideWhenUsed/>
@@ -11038,13 +12303,13 @@
       <w:color w:val="272727" w:themeColor="text1" w:themeTint="D8"/>
     </w:rPr>
   </w:style>
-  <w:style w:type="character" w:default="1" w:styleId="Absatz-Standardschriftart">
+  <w:style w:type="character" w:default="1" w:styleId="Policepardfaut">
     <w:name w:val="Default Paragraph Font"/>
     <w:uiPriority w:val="1"/>
     <w:semiHidden/>
     <w:unhideWhenUsed/>
   </w:style>
-  <w:style w:type="table" w:default="1" w:styleId="NormaleTabelle">
+  <w:style w:type="table" w:default="1" w:styleId="TableauNormal">
     <w:name w:val="Normal Table"/>
     <w:uiPriority w:val="99"/>
     <w:semiHidden/>
@@ -11059,16 +12324,16 @@
       </w:tblCellMar>
     </w:tblPr>
   </w:style>
-  <w:style w:type="numbering" w:default="1" w:styleId="KeineListe">
+  <w:style w:type="numbering" w:default="1" w:styleId="Aucuneliste">
     <w:name w:val="No List"/>
     <w:uiPriority w:val="99"/>
     <w:semiHidden/>
     <w:unhideWhenUsed/>
   </w:style>
-  <w:style w:type="character" w:customStyle="1" w:styleId="berschrift1Zchn">
-    <w:name w:val="Überschrift 1 Zchn"/>
-    <w:basedOn w:val="Absatz-Standardschriftart"/>
-    <w:link w:val="berschrift1"/>
+  <w:style w:type="character" w:customStyle="1" w:styleId="Titre1Car">
+    <w:name w:val="Titre 1 Car"/>
+    <w:basedOn w:val="Policepardfaut"/>
+    <w:link w:val="Titre1"/>
     <w:uiPriority w:val="9"/>
     <w:rsid w:val="00F32561"/>
     <w:rPr>
@@ -11078,10 +12343,10 @@
       <w:szCs w:val="40"/>
     </w:rPr>
   </w:style>
-  <w:style w:type="character" w:customStyle="1" w:styleId="berschrift2Zchn">
-    <w:name w:val="Überschrift 2 Zchn"/>
-    <w:basedOn w:val="Absatz-Standardschriftart"/>
-    <w:link w:val="berschrift2"/>
+  <w:style w:type="character" w:customStyle="1" w:styleId="Titre2Car">
+    <w:name w:val="Titre 2 Car"/>
+    <w:basedOn w:val="Policepardfaut"/>
+    <w:link w:val="Titre2"/>
     <w:uiPriority w:val="9"/>
     <w:rsid w:val="00F32561"/>
     <w:rPr>
@@ -11091,10 +12356,10 @@
       <w:szCs w:val="32"/>
     </w:rPr>
   </w:style>
-  <w:style w:type="character" w:customStyle="1" w:styleId="berschrift3Zchn">
-    <w:name w:val="Überschrift 3 Zchn"/>
-    <w:basedOn w:val="Absatz-Standardschriftart"/>
-    <w:link w:val="berschrift3"/>
+  <w:style w:type="character" w:customStyle="1" w:styleId="Titre3Car">
+    <w:name w:val="Titre 3 Car"/>
+    <w:basedOn w:val="Policepardfaut"/>
+    <w:link w:val="Titre3"/>
     <w:uiPriority w:val="9"/>
     <w:rsid w:val="00F32561"/>
     <w:rPr>
@@ -11104,10 +12369,10 @@
       <w:szCs w:val="28"/>
     </w:rPr>
   </w:style>
-  <w:style w:type="character" w:customStyle="1" w:styleId="berschrift4Zchn">
-    <w:name w:val="Überschrift 4 Zchn"/>
-    <w:basedOn w:val="Absatz-Standardschriftart"/>
-    <w:link w:val="berschrift4"/>
+  <w:style w:type="character" w:customStyle="1" w:styleId="Titre4Car">
+    <w:name w:val="Titre 4 Car"/>
+    <w:basedOn w:val="Policepardfaut"/>
+    <w:link w:val="Titre4"/>
     <w:uiPriority w:val="9"/>
     <w:rsid w:val="007553C8"/>
     <w:rPr>
@@ -11117,10 +12382,10 @@
       <w:color w:val="0F4761" w:themeColor="accent1" w:themeShade="BF"/>
     </w:rPr>
   </w:style>
-  <w:style w:type="character" w:customStyle="1" w:styleId="berschrift5Zchn">
-    <w:name w:val="Überschrift 5 Zchn"/>
-    <w:basedOn w:val="Absatz-Standardschriftart"/>
-    <w:link w:val="berschrift5"/>
+  <w:style w:type="character" w:customStyle="1" w:styleId="Titre5Car">
+    <w:name w:val="Titre 5 Car"/>
+    <w:basedOn w:val="Policepardfaut"/>
+    <w:link w:val="Titre5"/>
     <w:uiPriority w:val="9"/>
     <w:semiHidden/>
     <w:rsid w:val="007553C8"/>
@@ -11129,10 +12394,10 @@
       <w:color w:val="0F4761" w:themeColor="accent1" w:themeShade="BF"/>
     </w:rPr>
   </w:style>
-  <w:style w:type="character" w:customStyle="1" w:styleId="berschrift6Zchn">
-    <w:name w:val="Überschrift 6 Zchn"/>
-    <w:basedOn w:val="Absatz-Standardschriftart"/>
-    <w:link w:val="berschrift6"/>
+  <w:style w:type="character" w:customStyle="1" w:styleId="Titre6Car">
+    <w:name w:val="Titre 6 Car"/>
+    <w:basedOn w:val="Policepardfaut"/>
+    <w:link w:val="Titre6"/>
     <w:uiPriority w:val="9"/>
     <w:semiHidden/>
     <w:rsid w:val="007553C8"/>
@@ -11143,10 +12408,10 @@
       <w:color w:val="595959" w:themeColor="text1" w:themeTint="A6"/>
     </w:rPr>
   </w:style>
-  <w:style w:type="character" w:customStyle="1" w:styleId="berschrift7Zchn">
-    <w:name w:val="Überschrift 7 Zchn"/>
-    <w:basedOn w:val="Absatz-Standardschriftart"/>
-    <w:link w:val="berschrift7"/>
+  <w:style w:type="character" w:customStyle="1" w:styleId="Titre7Car">
+    <w:name w:val="Titre 7 Car"/>
+    <w:basedOn w:val="Policepardfaut"/>
+    <w:link w:val="Titre7"/>
     <w:uiPriority w:val="9"/>
     <w:semiHidden/>
     <w:rsid w:val="007553C8"/>
@@ -11155,10 +12420,10 @@
       <w:color w:val="595959" w:themeColor="text1" w:themeTint="A6"/>
     </w:rPr>
   </w:style>
-  <w:style w:type="character" w:customStyle="1" w:styleId="berschrift8Zchn">
-    <w:name w:val="Überschrift 8 Zchn"/>
-    <w:basedOn w:val="Absatz-Standardschriftart"/>
-    <w:link w:val="berschrift8"/>
+  <w:style w:type="character" w:customStyle="1" w:styleId="Titre8Car">
+    <w:name w:val="Titre 8 Car"/>
+    <w:basedOn w:val="Policepardfaut"/>
+    <w:link w:val="Titre8"/>
     <w:uiPriority w:val="9"/>
     <w:semiHidden/>
     <w:rsid w:val="007553C8"/>
@@ -11169,10 +12434,10 @@
       <w:color w:val="272727" w:themeColor="text1" w:themeTint="D8"/>
     </w:rPr>
   </w:style>
-  <w:style w:type="character" w:customStyle="1" w:styleId="berschrift9Zchn">
-    <w:name w:val="Überschrift 9 Zchn"/>
-    <w:basedOn w:val="Absatz-Standardschriftart"/>
-    <w:link w:val="berschrift9"/>
+  <w:style w:type="character" w:customStyle="1" w:styleId="Titre9Car">
+    <w:name w:val="Titre 9 Car"/>
+    <w:basedOn w:val="Policepardfaut"/>
+    <w:link w:val="Titre9"/>
     <w:uiPriority w:val="9"/>
     <w:semiHidden/>
     <w:rsid w:val="007553C8"/>
@@ -11181,11 +12446,11 @@
       <w:color w:val="272727" w:themeColor="text1" w:themeTint="D8"/>
     </w:rPr>
   </w:style>
-  <w:style w:type="paragraph" w:styleId="Titel">
+  <w:style w:type="paragraph" w:styleId="Titre">
     <w:name w:val="Title"/>
-    <w:basedOn w:val="Standard"/>
-    <w:next w:val="Standard"/>
-    <w:link w:val="TitelZchn"/>
+    <w:basedOn w:val="Normal"/>
+    <w:next w:val="Normal"/>
+    <w:link w:val="TitreCar"/>
     <w:uiPriority w:val="10"/>
     <w:qFormat/>
     <w:rsid w:val="00F32561"/>
@@ -11201,10 +12466,10 @@
       <w:szCs w:val="56"/>
     </w:rPr>
   </w:style>
-  <w:style w:type="character" w:customStyle="1" w:styleId="TitelZchn">
-    <w:name w:val="Titel Zchn"/>
-    <w:basedOn w:val="Absatz-Standardschriftart"/>
-    <w:link w:val="Titel"/>
+  <w:style w:type="character" w:customStyle="1" w:styleId="TitreCar">
+    <w:name w:val="Titre Car"/>
+    <w:basedOn w:val="Policepardfaut"/>
+    <w:link w:val="Titre"/>
     <w:uiPriority w:val="10"/>
     <w:rsid w:val="00F32561"/>
     <w:rPr>
@@ -11215,11 +12480,11 @@
       <w:szCs w:val="56"/>
     </w:rPr>
   </w:style>
-  <w:style w:type="paragraph" w:styleId="Untertitel">
+  <w:style w:type="paragraph" w:styleId="Sous-titre">
     <w:name w:val="Subtitle"/>
-    <w:basedOn w:val="Standard"/>
-    <w:next w:val="Standard"/>
-    <w:link w:val="UntertitelZchn"/>
+    <w:basedOn w:val="Normal"/>
+    <w:next w:val="Normal"/>
+    <w:link w:val="Sous-titreCar"/>
     <w:uiPriority w:val="11"/>
     <w:qFormat/>
     <w:rsid w:val="007553C8"/>
@@ -11236,10 +12501,10 @@
       <w:szCs w:val="28"/>
     </w:rPr>
   </w:style>
-  <w:style w:type="character" w:customStyle="1" w:styleId="UntertitelZchn">
-    <w:name w:val="Untertitel Zchn"/>
-    <w:basedOn w:val="Absatz-Standardschriftart"/>
-    <w:link w:val="Untertitel"/>
+  <w:style w:type="character" w:customStyle="1" w:styleId="Sous-titreCar">
+    <w:name w:val="Sous-titre Car"/>
+    <w:basedOn w:val="Policepardfaut"/>
+    <w:link w:val="Sous-titre"/>
     <w:uiPriority w:val="11"/>
     <w:rsid w:val="007553C8"/>
     <w:rPr>
@@ -11250,11 +12515,11 @@
       <w:szCs w:val="28"/>
     </w:rPr>
   </w:style>
-  <w:style w:type="paragraph" w:styleId="Zitat">
+  <w:style w:type="paragraph" w:styleId="Citation">
     <w:name w:val="Quote"/>
-    <w:basedOn w:val="Standard"/>
-    <w:next w:val="Standard"/>
-    <w:link w:val="ZitatZchn"/>
+    <w:basedOn w:val="Normal"/>
+    <w:next w:val="Normal"/>
+    <w:link w:val="CitationCar"/>
     <w:uiPriority w:val="29"/>
     <w:qFormat/>
     <w:rsid w:val="007553C8"/>
@@ -11268,10 +12533,10 @@
       <w:color w:val="404040" w:themeColor="text1" w:themeTint="BF"/>
     </w:rPr>
   </w:style>
-  <w:style w:type="character" w:customStyle="1" w:styleId="ZitatZchn">
-    <w:name w:val="Zitat Zchn"/>
-    <w:basedOn w:val="Absatz-Standardschriftart"/>
-    <w:link w:val="Zitat"/>
+  <w:style w:type="character" w:customStyle="1" w:styleId="CitationCar">
+    <w:name w:val="Citation Car"/>
+    <w:basedOn w:val="Policepardfaut"/>
+    <w:link w:val="Citation"/>
     <w:uiPriority w:val="29"/>
     <w:rsid w:val="007553C8"/>
     <w:rPr>
@@ -11280,9 +12545,9 @@
       <w:color w:val="404040" w:themeColor="text1" w:themeTint="BF"/>
     </w:rPr>
   </w:style>
-  <w:style w:type="paragraph" w:styleId="Listenabsatz">
+  <w:style w:type="paragraph" w:styleId="Paragraphedeliste">
     <w:name w:val="List Paragraph"/>
-    <w:basedOn w:val="Standard"/>
+    <w:basedOn w:val="Normal"/>
     <w:uiPriority w:val="34"/>
     <w:qFormat/>
     <w:rsid w:val="007553C8"/>
@@ -11291,9 +12556,9 @@
       <w:contextualSpacing/>
     </w:pPr>
   </w:style>
-  <w:style w:type="character" w:styleId="IntensiveHervorhebung">
+  <w:style w:type="character" w:styleId="Accentuationintense">
     <w:name w:val="Intense Emphasis"/>
-    <w:basedOn w:val="Absatz-Standardschriftart"/>
+    <w:basedOn w:val="Policepardfaut"/>
     <w:uiPriority w:val="21"/>
     <w:qFormat/>
     <w:rsid w:val="007553C8"/>
@@ -11303,11 +12568,11 @@
       <w:color w:val="0F4761" w:themeColor="accent1" w:themeShade="BF"/>
     </w:rPr>
   </w:style>
-  <w:style w:type="paragraph" w:styleId="IntensivesZitat">
+  <w:style w:type="paragraph" w:styleId="Citationintense">
     <w:name w:val="Intense Quote"/>
-    <w:basedOn w:val="Standard"/>
-    <w:next w:val="Standard"/>
-    <w:link w:val="IntensivesZitatZchn"/>
+    <w:basedOn w:val="Normal"/>
+    <w:next w:val="Normal"/>
+    <w:link w:val="CitationintenseCar"/>
     <w:uiPriority w:val="30"/>
     <w:qFormat/>
     <w:rsid w:val="007553C8"/>
@@ -11326,10 +12591,10 @@
       <w:color w:val="0F4761" w:themeColor="accent1" w:themeShade="BF"/>
     </w:rPr>
   </w:style>
-  <w:style w:type="character" w:customStyle="1" w:styleId="IntensivesZitatZchn">
-    <w:name w:val="Intensives Zitat Zchn"/>
-    <w:basedOn w:val="Absatz-Standardschriftart"/>
-    <w:link w:val="IntensivesZitat"/>
+  <w:style w:type="character" w:customStyle="1" w:styleId="CitationintenseCar">
+    <w:name w:val="Citation intense Car"/>
+    <w:basedOn w:val="Policepardfaut"/>
+    <w:link w:val="Citationintense"/>
     <w:uiPriority w:val="30"/>
     <w:rsid w:val="007553C8"/>
     <w:rPr>
@@ -11338,9 +12603,9 @@
       <w:color w:val="0F4761" w:themeColor="accent1" w:themeShade="BF"/>
     </w:rPr>
   </w:style>
-  <w:style w:type="character" w:styleId="IntensiverVerweis">
+  <w:style w:type="character" w:styleId="Rfrenceintense">
     <w:name w:val="Intense Reference"/>
-    <w:basedOn w:val="Absatz-Standardschriftart"/>
+    <w:basedOn w:val="Policepardfaut"/>
     <w:uiPriority w:val="32"/>
     <w:qFormat/>
     <w:rsid w:val="007553C8"/>
@@ -11352,9 +12617,9 @@
       <w:spacing w:val="5"/>
     </w:rPr>
   </w:style>
-  <w:style w:type="character" w:styleId="Hyperlink">
+  <w:style w:type="character" w:styleId="Lienhypertexte">
     <w:name w:val="Hyperlink"/>
-    <w:basedOn w:val="Absatz-Standardschriftart"/>
+    <w:basedOn w:val="Policepardfaut"/>
     <w:uiPriority w:val="99"/>
     <w:unhideWhenUsed/>
     <w:rsid w:val="007553C8"/>
@@ -11363,9 +12628,9 @@
       <w:u w:val="single"/>
     </w:rPr>
   </w:style>
-  <w:style w:type="character" w:styleId="NichtaufgelsteErwhnung">
+  <w:style w:type="character" w:styleId="Mentionnonrsolue">
     <w:name w:val="Unresolved Mention"/>
-    <w:basedOn w:val="Absatz-Standardschriftart"/>
+    <w:basedOn w:val="Policepardfaut"/>
     <w:uiPriority w:val="99"/>
     <w:semiHidden/>
     <w:unhideWhenUsed/>
@@ -11375,9 +12640,9 @@
       <w:shd w:val="clear" w:color="auto" w:fill="E1DFDD"/>
     </w:rPr>
   </w:style>
-  <w:style w:type="table" w:styleId="Gitternetztabelle1hellAkzent1">
+  <w:style w:type="table" w:styleId="TableauGrille1Clair-Accentuation1">
     <w:name w:val="Grid Table 1 Light Accent 1"/>
-    <w:basedOn w:val="NormaleTabelle"/>
+    <w:basedOn w:val="TableauNormal"/>
     <w:uiPriority w:val="46"/>
     <w:rsid w:val="008F0EA5"/>
     <w:pPr>
@@ -11436,20 +12701,26 @@
       </w:rPr>
     </w:tblStylePr>
   </w:style>
-  <w:style w:type="paragraph" w:styleId="KeinLeerraum">
+  <w:style w:type="paragraph" w:styleId="Sansinterligne">
     <w:name w:val="No Spacing"/>
-    <w:basedOn w:val="Standard"/>
+    <w:basedOn w:val="Normal"/>
     <w:autoRedefine/>
     <w:uiPriority w:val="1"/>
     <w:qFormat/>
-    <w:rsid w:val="007553C8"/>
+    <w:rsid w:val="0054362C"/>
     <w:pPr>
       <w:spacing w:after="0" w:line="240" w:lineRule="auto"/>
     </w:pPr>
+    <w:rPr>
+      <w:rFonts w:ascii="Courier New" w:hAnsi="Courier New" w:cs="Courier New"/>
+      <w:color w:val="196B24" w:themeColor="accent3"/>
+      <w:szCs w:val="18"/>
+      <w:lang w:val="en-US"/>
+    </w:rPr>
   </w:style>
-  <w:style w:type="character" w:styleId="SchwacherVerweis">
+  <w:style w:type="character" w:styleId="Rfrencelgre">
     <w:name w:val="Subtle Reference"/>
-    <w:basedOn w:val="Absatz-Standardschriftart"/>
+    <w:basedOn w:val="Policepardfaut"/>
     <w:uiPriority w:val="31"/>
     <w:qFormat/>
     <w:rsid w:val="00D23B03"/>
@@ -11458,10 +12729,10 @@
       <w:color w:val="5A5A5A" w:themeColor="text1" w:themeTint="A5"/>
     </w:rPr>
   </w:style>
-  <w:style w:type="paragraph" w:styleId="HTMLVorformatiert">
+  <w:style w:type="paragraph" w:styleId="PrformatHTML">
     <w:name w:val="HTML Preformatted"/>
-    <w:basedOn w:val="Standard"/>
-    <w:link w:val="HTMLVorformatiertZchn"/>
+    <w:basedOn w:val="Normal"/>
+    <w:link w:val="PrformatHTMLCar"/>
     <w:uiPriority w:val="99"/>
     <w:semiHidden/>
     <w:unhideWhenUsed/>
@@ -11475,10 +12746,10 @@
       <w:szCs w:val="20"/>
     </w:rPr>
   </w:style>
-  <w:style w:type="character" w:customStyle="1" w:styleId="HTMLVorformatiertZchn">
-    <w:name w:val="HTML Vorformatiert Zchn"/>
-    <w:basedOn w:val="Absatz-Standardschriftart"/>
-    <w:link w:val="HTMLVorformatiert"/>
+  <w:style w:type="character" w:customStyle="1" w:styleId="PrformatHTMLCar">
+    <w:name w:val="Préformaté HTML Car"/>
+    <w:basedOn w:val="Policepardfaut"/>
+    <w:link w:val="PrformatHTML"/>
     <w:uiPriority w:val="99"/>
     <w:semiHidden/>
     <w:rsid w:val="00F40254"/>
@@ -11488,10 +12759,10 @@
       <w:szCs w:val="20"/>
     </w:rPr>
   </w:style>
-  <w:style w:type="paragraph" w:styleId="Kopfzeile">
+  <w:style w:type="paragraph" w:styleId="En-tte">
     <w:name w:val="header"/>
-    <w:basedOn w:val="Standard"/>
-    <w:link w:val="KopfzeileZchn"/>
+    <w:basedOn w:val="Normal"/>
+    <w:link w:val="En-tteCar"/>
     <w:uiPriority w:val="99"/>
     <w:unhideWhenUsed/>
     <w:rsid w:val="00A7164A"/>
@@ -11503,17 +12774,17 @@
       <w:spacing w:after="0" w:line="240" w:lineRule="auto"/>
     </w:pPr>
   </w:style>
-  <w:style w:type="character" w:customStyle="1" w:styleId="KopfzeileZchn">
-    <w:name w:val="Kopfzeile Zchn"/>
-    <w:basedOn w:val="Absatz-Standardschriftart"/>
-    <w:link w:val="Kopfzeile"/>
+  <w:style w:type="character" w:customStyle="1" w:styleId="En-tteCar">
+    <w:name w:val="En-tête Car"/>
+    <w:basedOn w:val="Policepardfaut"/>
+    <w:link w:val="En-tte"/>
     <w:uiPriority w:val="99"/>
     <w:rsid w:val="00A7164A"/>
   </w:style>
-  <w:style w:type="paragraph" w:styleId="Fuzeile">
+  <w:style w:type="paragraph" w:styleId="Pieddepage">
     <w:name w:val="footer"/>
-    <w:basedOn w:val="Standard"/>
-    <w:link w:val="FuzeileZchn"/>
+    <w:basedOn w:val="Normal"/>
+    <w:link w:val="PieddepageCar"/>
     <w:uiPriority w:val="99"/>
     <w:unhideWhenUsed/>
     <w:rsid w:val="00A7164A"/>
@@ -11525,14 +12796,14 @@
       <w:spacing w:after="0" w:line="240" w:lineRule="auto"/>
     </w:pPr>
   </w:style>
-  <w:style w:type="character" w:customStyle="1" w:styleId="FuzeileZchn">
-    <w:name w:val="Fußzeile Zchn"/>
-    <w:basedOn w:val="Absatz-Standardschriftart"/>
-    <w:link w:val="Fuzeile"/>
+  <w:style w:type="character" w:customStyle="1" w:styleId="PieddepageCar">
+    <w:name w:val="Pied de page Car"/>
+    <w:basedOn w:val="Policepardfaut"/>
+    <w:link w:val="Pieddepage"/>
     <w:uiPriority w:val="99"/>
     <w:rsid w:val="00A7164A"/>
   </w:style>
-  <w:style w:type="paragraph" w:styleId="berarbeitung">
+  <w:style w:type="paragraph" w:styleId="Rvision">
     <w:name w:val="Revision"/>
     <w:hidden/>
     <w:uiPriority w:val="99"/>
@@ -11542,9 +12813,9 @@
       <w:spacing w:after="0" w:line="240" w:lineRule="auto"/>
     </w:pPr>
   </w:style>
-  <w:style w:type="table" w:styleId="Tabellenraster">
+  <w:style w:type="table" w:styleId="Grilledutableau">
     <w:name w:val="Table Grid"/>
-    <w:basedOn w:val="NormaleTabelle"/>
+    <w:basedOn w:val="TableauNormal"/>
     <w:uiPriority w:val="39"/>
     <w:rsid w:val="00F32561"/>
     <w:pPr>
